--- a/Звіт_НДП_2сем_Ходаков_Методи_Обробки_Зображень.docx
+++ b/Звіт_НДП_2сем_Ходаков_Методи_Обробки_Зображень.docx
@@ -701,253 +701,17 @@
     <w:p>
       <w:pPr>
         <w:spacing w:line="360" w:lineRule="auto"/>
-        <w:ind w:left="720" w:hanging="720"/>
+        <w:ind w:left="720"/>
         <w:jc w:val="both"/>
-      </w:pPr>
-      <w:r>
-        <w:t>1. LeCun Y., Bottou L., Bengio Y., Haffner P. Gradient-based learning applied to document recognition // Proceedings of the IEEE. — 1998. — Vol. 86, No. 11. — P. 2278–2324.</w:t>
-      </w:r>
-    </w:p>
-    <w:p>
-      <w:pPr>
-        <w:spacing w:line="360" w:lineRule="auto"/>
-        <w:ind w:left="720" w:hanging="720"/>
-        <w:jc w:val="both"/>
-      </w:pPr>
-      <w:r>
-        <w:t>2. Krizhevsky A., Sutskever I., Hinton G. ImageNet classification with deep convolutional neural networks // Advances in NIPS. — 2012. — Vol. 25.</w:t>
-      </w:r>
-    </w:p>
-    <w:p>
-      <w:pPr>
-        <w:spacing w:line="360" w:lineRule="auto"/>
-        <w:ind w:left="720" w:hanging="720"/>
-        <w:jc w:val="both"/>
-      </w:pPr>
-      <w:r>
-        <w:t>3. Simonyan K., Zisserman A. Very deep convolutional networks for large-scale image recognition // arXiv:1409.1556. — 2014.</w:t>
-      </w:r>
-    </w:p>
-    <w:p>
-      <w:pPr>
-        <w:spacing w:line="360" w:lineRule="auto"/>
-        <w:ind w:left="720" w:hanging="720"/>
-        <w:jc w:val="both"/>
-      </w:pPr>
-      <w:r>
-        <w:t>4. He K., Zhang X., Ren S., Sun J. Deep residual learning for image recognition // CVPR 2016. — P. 770–778.</w:t>
-      </w:r>
-    </w:p>
-    <w:p>
-      <w:pPr>
-        <w:spacing w:line="360" w:lineRule="auto"/>
-        <w:ind w:left="720" w:hanging="720"/>
-        <w:jc w:val="both"/>
-      </w:pPr>
-      <w:r>
-        <w:lastRenderedPageBreak/>
-        <w:t>5. Ronneberger O., Fischer P., Brox T. U-Net: Convolutional networks for biomedical image segmentation // MICCAI 2015. — P. 234–241.</w:t>
-      </w:r>
-    </w:p>
-    <w:p>
-      <w:pPr>
-        <w:spacing w:line="360" w:lineRule="auto"/>
-        <w:ind w:left="720" w:hanging="720"/>
-        <w:jc w:val="both"/>
-      </w:pPr>
-      <w:r>
-        <w:t>6. Redmon J., Farhadi A. YOLOv3: An incremental improvement // arXiv:1804.02767. — 2018.</w:t>
-      </w:r>
-    </w:p>
-    <w:p>
-      <w:pPr>
-        <w:spacing w:line="360" w:lineRule="auto"/>
-        <w:ind w:left="720" w:hanging="720"/>
-        <w:jc w:val="both"/>
-      </w:pPr>
-      <w:r>
-        <w:t>7. Jocher G. et al. Ultralytics YOLOv8. — 2023. — URL: https://github.com/ultralytics/ultralytics.</w:t>
-      </w:r>
-    </w:p>
-    <w:p>
-      <w:pPr>
-        <w:spacing w:line="360" w:lineRule="auto"/>
-        <w:ind w:left="720" w:hanging="720"/>
-        <w:jc w:val="both"/>
-      </w:pPr>
-      <w:r>
-        <w:t>8. Ren S., He K., Girshick R., Sun J. Faster R-CNN: Towards real-time object detection with region proposal networks // NIPS 2015.</w:t>
-      </w:r>
-    </w:p>
-    <w:p>
-      <w:pPr>
-        <w:spacing w:line="360" w:lineRule="auto"/>
-        <w:ind w:left="720" w:hanging="720"/>
-        <w:jc w:val="both"/>
-      </w:pPr>
-      <w:r>
-        <w:t>9. Chen L.-C. et al. Encoder-Decoder with Atrous Separable Convolution for Semantic Image Segmentation // ECCV 2018.</w:t>
-      </w:r>
-    </w:p>
-    <w:p>
-      <w:pPr>
-        <w:spacing w:line="360" w:lineRule="auto"/>
-        <w:ind w:left="720" w:hanging="720"/>
-        <w:jc w:val="both"/>
-      </w:pPr>
-      <w:r>
-        <w:t>10. Vaswani A. et al. Attention is all you need // NIPS 2017. — Vol. 30.</w:t>
-      </w:r>
-    </w:p>
-    <w:p>
-      <w:pPr>
-        <w:spacing w:line="360" w:lineRule="auto"/>
-        <w:ind w:left="720" w:hanging="720"/>
-        <w:jc w:val="both"/>
-      </w:pPr>
-      <w:r>
-        <w:t>11. Dosovitskiy A. et al. An image is worth 16×16 words: Transformers for image recognition at scale // ICLR 2021.</w:t>
-      </w:r>
-    </w:p>
-    <w:p>
-      <w:pPr>
-        <w:spacing w:line="360" w:lineRule="auto"/>
-        <w:ind w:left="720" w:hanging="720"/>
-        <w:jc w:val="both"/>
-      </w:pPr>
-      <w:r>
-        <w:t>12. Xie E. et al. SegFormer: Simple and efficient design for semantic segmentation with transformers // NeurIPS 2021.</w:t>
-      </w:r>
-    </w:p>
-    <w:p>
-      <w:pPr>
-        <w:spacing w:line="360" w:lineRule="auto"/>
-        <w:ind w:left="720" w:hanging="720"/>
-        <w:jc w:val="both"/>
-      </w:pPr>
-      <w:r>
-        <w:t>13. Kirillov A. et al. Segment Anything // ICCV 2023.</w:t>
-      </w:r>
-    </w:p>
-    <w:p>
-      <w:pPr>
-        <w:spacing w:line="360" w:lineRule="auto"/>
-        <w:ind w:left="720" w:hanging="720"/>
-        <w:jc w:val="both"/>
-      </w:pPr>
-      <w:r>
-        <w:t>14. Zhang Y. et al. ByteTrack: Multi-object tracking by associating every detection box // ECCV 2022.</w:t>
-      </w:r>
-    </w:p>
-    <w:p>
-      <w:pPr>
-        <w:spacing w:line="360" w:lineRule="auto"/>
-        <w:ind w:left="720" w:hanging="720"/>
-        <w:jc w:val="both"/>
-      </w:pPr>
-      <w:r>
-        <w:t>15. Liu Z. et al. Swin Transformer: Hierarchical vision transformer using shifted windows // ICCV 2021.</w:t>
-      </w:r>
-    </w:p>
-    <w:p>
-      <w:pPr>
-        <w:spacing w:line="360" w:lineRule="auto"/>
-        <w:ind w:left="720" w:hanging="720"/>
-        <w:jc w:val="both"/>
-      </w:pPr>
-      <w:r>
-        <w:t>16. Tan M., Le Q. EfficientNet: Rethinking model scaling for convolutional neural networks // ICML 2019.</w:t>
-      </w:r>
-    </w:p>
-    <w:p>
-      <w:pPr>
-        <w:spacing w:line="360" w:lineRule="auto"/>
-        <w:ind w:left="720" w:hanging="720"/>
-        <w:jc w:val="both"/>
-      </w:pPr>
-      <w:r>
-        <w:t>17. Radford A. et al. Learning transferable visual models from natural language supervision (CLIP) // ICML 2021.</w:t>
-      </w:r>
-    </w:p>
-    <w:p>
-      <w:pPr>
-        <w:spacing w:line="360" w:lineRule="auto"/>
-        <w:ind w:left="720" w:hanging="720"/>
-        <w:jc w:val="both"/>
-      </w:pPr>
-      <w:r>
-        <w:t>18. Cheng B., Schwing A., Kirillov A. Per-pixel classification is not all you need for semantic segmentation // NeurIPS 2021.</w:t>
-      </w:r>
-    </w:p>
-    <w:p>
-      <w:pPr>
-        <w:spacing w:line="360" w:lineRule="auto"/>
-        <w:ind w:left="720" w:hanging="720"/>
-        <w:jc w:val="both"/>
-      </w:pPr>
-      <w:r>
-        <w:t>19. Wang C.-Y. et al. YOLOv10: Real-time end-to-end object detection // arXiv:2405.14458. — 2024.</w:t>
-      </w:r>
-    </w:p>
-    <w:p>
-      <w:pPr>
-        <w:spacing w:line="360" w:lineRule="auto"/>
-        <w:ind w:left="720" w:hanging="720"/>
-        <w:jc w:val="both"/>
-      </w:pPr>
-      <w:r>
-        <w:t>20. Zhao H. et al. RT-DETR: DETRs beat YOLOs on real-time object detection // CVPR 2024.</w:t>
-      </w:r>
-    </w:p>
-    <w:p>
-      <w:pPr>
-        <w:spacing w:line="360" w:lineRule="auto"/>
-        <w:ind w:left="720" w:hanging="720"/>
-        <w:jc w:val="both"/>
-      </w:pPr>
-      <w:r>
-        <w:lastRenderedPageBreak/>
-        <w:t>21. Liu Z. et al. Grounding DINO: Marrying DINO with grounded pre-training for open-set object detection // arXiv:2303.05499. — 2023.</w:t>
-      </w:r>
-    </w:p>
-    <w:p>
-      <w:pPr>
-        <w:spacing w:line="360" w:lineRule="auto"/>
-        <w:ind w:left="720" w:hanging="720"/>
-        <w:jc w:val="both"/>
-      </w:pPr>
-      <w:r>
-        <w:t>22. Liu Z. et al. ConvNeXt V2: Co-designing and scaling ConvNets with masked autoencoders // CVPR 2023.</w:t>
-      </w:r>
-    </w:p>
-    <w:p>
-      <w:pPr>
-        <w:spacing w:line="360" w:lineRule="auto"/>
-        <w:ind w:left="720" w:hanging="720"/>
-        <w:jc w:val="both"/>
-      </w:pPr>
-      <w:r>
-        <w:t>23. Ravi N. et al. SAM 2: Segment Anything in Images and Videos // arXiv:2408.00714. — 2024.</w:t>
-      </w:r>
-    </w:p>
-    <w:p>
-      <w:pPr>
-        <w:spacing w:line="360" w:lineRule="auto"/>
-        <w:ind w:left="720" w:hanging="720"/>
-        <w:jc w:val="both"/>
-      </w:pPr>
-      <w:r>
-        <w:t>24. Tomasi C., Manduchi R. Bilateral filtering for gray and color images // ICCV 1998.</w:t>
-      </w:r>
-    </w:p>
-    <w:p>
-      <w:pPr>
-        <w:spacing w:line="360" w:lineRule="auto"/>
-        <w:ind w:left="720" w:hanging="720"/>
-        <w:jc w:val="both"/>
-      </w:pPr>
-      <w:r>
-        <w:t>25. Zhang K. et al. Beyond a Gaussian denoiser: Residual learning of deep CNN for image denoising (DnCNN) // IEEE TIP. — 2017. — Vol. 26, No. 7.</w:t>
+        <w:rPr>
+          <w:lang w:val="uk-UA"/>
+        </w:rPr>
+      </w:pPr>
+      <w:r>
+        <w:rPr>
+          <w:lang w:val="uk-UA"/>
+        </w:rPr>
+        <w:t>Повний перелік наведений в кінці Додатку Б.</w:t>
       </w:r>
     </w:p>
     <w:p>
@@ -1019,28 +783,316 @@
         <w:tblLook w:val="04A0" w:firstRow="1" w:lastRow="0" w:firstColumn="1" w:lastColumn="0" w:noHBand="0" w:noVBand="1"/>
       </w:tblPr>
       <w:tblGrid>
-        <w:gridCol w:w="476"/>
+        <w:gridCol w:w="471"/>
         <w:gridCol w:w="3100"/>
-        <w:gridCol w:w="2281"/>
-        <w:gridCol w:w="3780"/>
+        <w:gridCol w:w="2413"/>
+        <w:gridCol w:w="3653"/>
       </w:tblGrid>
       <w:tr>
-        <w:tblPrEx>
-          <w:tblCellMar>
-            <w:top w:w="0" w:type="dxa"/>
-            <w:bottom w:w="0" w:type="dxa"/>
-          </w:tblCellMar>
-        </w:tblPrEx>
-        <w:tc>
-          <w:tcPr>
-            <w:tcW w:w="500" w:type="dxa"/>
-            <w:tcBorders>
-              <w:top w:val="single" w:sz="1" w:space="0" w:color="AAAAAA"/>
-              <w:left w:val="single" w:sz="1" w:space="0" w:color="AAAAAA"/>
-              <w:bottom w:val="single" w:sz="1" w:space="0" w:color="AAAAAA"/>
-              <w:right w:val="single" w:sz="1" w:space="0" w:color="AAAAAA"/>
-            </w:tcBorders>
-            <w:shd w:val="clear" w:color="auto" w:fill="F2F5FC"/>
+        <w:tc>
+          <w:tcPr>
+            <w:tcW w:w="476" w:type="dxa"/>
+            <w:tcBorders>
+              <w:top w:val="single" w:sz="1" w:space="0" w:color="AAAAAA"/>
+              <w:left w:val="single" w:sz="1" w:space="0" w:color="AAAAAA"/>
+              <w:bottom w:val="single" w:sz="1" w:space="0" w:color="AAAAAA"/>
+              <w:right w:val="single" w:sz="1" w:space="0" w:color="AAAAAA"/>
+            </w:tcBorders>
+            <w:shd w:val="clear" w:color="auto" w:fill="F2F5FC"/>
+            <w:tcMar>
+              <w:top w:w="60" w:type="dxa"/>
+              <w:left w:w="80" w:type="dxa"/>
+              <w:bottom w:w="60" w:type="dxa"/>
+              <w:right w:w="80" w:type="dxa"/>
+            </w:tcMar>
+          </w:tcPr>
+          <w:p>
+            <w:pPr>
+              <w:jc w:val="center"/>
+              <w:rPr>
+                <w:b/>
+                <w:bCs/>
+                <w:sz w:val="22"/>
+                <w:szCs w:val="22"/>
+                <w:lang w:val="uk-UA"/>
+              </w:rPr>
+            </w:pPr>
+            <w:r>
+              <w:rPr>
+                <w:b/>
+                <w:bCs/>
+                <w:sz w:val="22"/>
+                <w:szCs w:val="22"/>
+                <w:lang w:val="uk-UA"/>
+              </w:rPr>
+              <w:t>№</w:t>
+            </w:r>
+          </w:p>
+        </w:tc>
+        <w:tc>
+          <w:tcPr>
+            <w:tcW w:w="2925" w:type="dxa"/>
+            <w:tcBorders>
+              <w:top w:val="single" w:sz="1" w:space="0" w:color="AAAAAA"/>
+              <w:left w:val="single" w:sz="1" w:space="0" w:color="AAAAAA"/>
+              <w:bottom w:val="single" w:sz="1" w:space="0" w:color="AAAAAA"/>
+              <w:right w:val="single" w:sz="1" w:space="0" w:color="AAAAAA"/>
+            </w:tcBorders>
+            <w:shd w:val="clear" w:color="auto" w:fill="F2F5FC"/>
+            <w:tcMar>
+              <w:top w:w="60" w:type="dxa"/>
+              <w:left w:w="100" w:type="dxa"/>
+              <w:bottom w:w="60" w:type="dxa"/>
+              <w:right w:w="100" w:type="dxa"/>
+            </w:tcMar>
+          </w:tcPr>
+          <w:p>
+            <w:pPr>
+              <w:rPr>
+                <w:b/>
+                <w:bCs/>
+                <w:sz w:val="22"/>
+                <w:szCs w:val="22"/>
+                <w:lang w:val="uk-UA"/>
+              </w:rPr>
+            </w:pPr>
+            <w:r>
+              <w:rPr>
+                <w:b/>
+                <w:bCs/>
+                <w:sz w:val="22"/>
+                <w:szCs w:val="22"/>
+                <w:lang w:val="uk-UA"/>
+              </w:rPr>
+              <w:t>Джерело</w:t>
+            </w:r>
+          </w:p>
+        </w:tc>
+        <w:tc>
+          <w:tcPr>
+            <w:tcW w:w="2456" w:type="dxa"/>
+            <w:tcBorders>
+              <w:top w:val="single" w:sz="1" w:space="0" w:color="AAAAAA"/>
+              <w:left w:val="single" w:sz="1" w:space="0" w:color="AAAAAA"/>
+              <w:bottom w:val="single" w:sz="1" w:space="0" w:color="AAAAAA"/>
+              <w:right w:val="single" w:sz="1" w:space="0" w:color="AAAAAA"/>
+            </w:tcBorders>
+            <w:shd w:val="clear" w:color="auto" w:fill="F2F5FC"/>
+            <w:tcMar>
+              <w:top w:w="60" w:type="dxa"/>
+              <w:left w:w="100" w:type="dxa"/>
+              <w:bottom w:w="60" w:type="dxa"/>
+              <w:right w:w="100" w:type="dxa"/>
+            </w:tcMar>
+          </w:tcPr>
+          <w:p>
+            <w:pPr>
+              <w:rPr>
+                <w:b/>
+                <w:bCs/>
+                <w:sz w:val="22"/>
+                <w:szCs w:val="22"/>
+                <w:lang w:val="uk-UA"/>
+              </w:rPr>
+            </w:pPr>
+            <w:r>
+              <w:rPr>
+                <w:b/>
+                <w:bCs/>
+                <w:sz w:val="22"/>
+                <w:szCs w:val="22"/>
+                <w:lang w:val="uk-UA"/>
+              </w:rPr>
+              <w:t>Предмет дослідження</w:t>
+            </w:r>
+          </w:p>
+        </w:tc>
+        <w:tc>
+          <w:tcPr>
+            <w:tcW w:w="3780" w:type="dxa"/>
+            <w:tcBorders>
+              <w:top w:val="single" w:sz="1" w:space="0" w:color="AAAAAA"/>
+              <w:left w:val="single" w:sz="1" w:space="0" w:color="AAAAAA"/>
+              <w:bottom w:val="single" w:sz="1" w:space="0" w:color="AAAAAA"/>
+              <w:right w:val="single" w:sz="1" w:space="0" w:color="AAAAAA"/>
+            </w:tcBorders>
+            <w:shd w:val="clear" w:color="auto" w:fill="F2F5FC"/>
+            <w:tcMar>
+              <w:top w:w="60" w:type="dxa"/>
+              <w:left w:w="100" w:type="dxa"/>
+              <w:bottom w:w="60" w:type="dxa"/>
+              <w:right w:w="100" w:type="dxa"/>
+            </w:tcMar>
+          </w:tcPr>
+          <w:p>
+            <w:pPr>
+              <w:rPr>
+                <w:b/>
+                <w:bCs/>
+                <w:sz w:val="22"/>
+                <w:szCs w:val="22"/>
+                <w:lang w:val="uk-UA"/>
+              </w:rPr>
+            </w:pPr>
+            <w:r>
+              <w:rPr>
+                <w:b/>
+                <w:bCs/>
+                <w:sz w:val="22"/>
+                <w:szCs w:val="22"/>
+                <w:lang w:val="uk-UA"/>
+              </w:rPr>
+              <w:t>Основні Результати</w:t>
+            </w:r>
+          </w:p>
+        </w:tc>
+      </w:tr>
+      <w:tr>
+        <w:tc>
+          <w:tcPr>
+            <w:tcW w:w="476" w:type="dxa"/>
+            <w:tcBorders>
+              <w:top w:val="single" w:sz="1" w:space="0" w:color="AAAAAA"/>
+              <w:left w:val="single" w:sz="1" w:space="0" w:color="AAAAAA"/>
+              <w:bottom w:val="single" w:sz="1" w:space="0" w:color="AAAAAA"/>
+              <w:right w:val="single" w:sz="1" w:space="0" w:color="AAAAAA"/>
+            </w:tcBorders>
+            <w:shd w:val="clear" w:color="auto" w:fill="F2F5FC"/>
+            <w:tcMar>
+              <w:top w:w="60" w:type="dxa"/>
+              <w:left w:w="80" w:type="dxa"/>
+              <w:bottom w:w="60" w:type="dxa"/>
+              <w:right w:w="80" w:type="dxa"/>
+            </w:tcMar>
+          </w:tcPr>
+          <w:p>
+            <w:pPr>
+              <w:jc w:val="center"/>
+              <w:rPr>
+                <w:sz w:val="20"/>
+                <w:szCs w:val="20"/>
+              </w:rPr>
+            </w:pPr>
+            <w:r>
+              <w:rPr>
+                <w:sz w:val="20"/>
+                <w:szCs w:val="20"/>
+              </w:rPr>
+              <w:t>1</w:t>
+            </w:r>
+          </w:p>
+        </w:tc>
+        <w:tc>
+          <w:tcPr>
+            <w:tcW w:w="2925" w:type="dxa"/>
+            <w:tcBorders>
+              <w:top w:val="single" w:sz="1" w:space="0" w:color="AAAAAA"/>
+              <w:left w:val="single" w:sz="1" w:space="0" w:color="AAAAAA"/>
+              <w:bottom w:val="single" w:sz="1" w:space="0" w:color="AAAAAA"/>
+              <w:right w:val="single" w:sz="1" w:space="0" w:color="AAAAAA"/>
+            </w:tcBorders>
+            <w:shd w:val="clear" w:color="auto" w:fill="F2F5FC"/>
+            <w:tcMar>
+              <w:top w:w="60" w:type="dxa"/>
+              <w:left w:w="100" w:type="dxa"/>
+              <w:bottom w:w="60" w:type="dxa"/>
+              <w:right w:w="100" w:type="dxa"/>
+            </w:tcMar>
+          </w:tcPr>
+          <w:p>
+            <w:pPr>
+              <w:rPr>
+                <w:sz w:val="18"/>
+                <w:szCs w:val="18"/>
+              </w:rPr>
+            </w:pPr>
+            <w:r>
+              <w:rPr>
+                <w:sz w:val="18"/>
+                <w:szCs w:val="18"/>
+              </w:rPr>
+              <w:t>LeCun Y., Bottou L., Bengio Y., Haffner P. Gradient-based learning applied to document recognition // Proceedings of the IEEE. — 1998. — Vol. 86, No. 11. — P. 2278–2324.</w:t>
+            </w:r>
+          </w:p>
+        </w:tc>
+        <w:tc>
+          <w:tcPr>
+            <w:tcW w:w="2456" w:type="dxa"/>
+            <w:tcBorders>
+              <w:top w:val="single" w:sz="1" w:space="0" w:color="AAAAAA"/>
+              <w:left w:val="single" w:sz="1" w:space="0" w:color="AAAAAA"/>
+              <w:bottom w:val="single" w:sz="1" w:space="0" w:color="AAAAAA"/>
+              <w:right w:val="single" w:sz="1" w:space="0" w:color="AAAAAA"/>
+            </w:tcBorders>
+            <w:shd w:val="clear" w:color="auto" w:fill="F2F5FC"/>
+            <w:tcMar>
+              <w:top w:w="60" w:type="dxa"/>
+              <w:left w:w="100" w:type="dxa"/>
+              <w:bottom w:w="60" w:type="dxa"/>
+              <w:right w:w="100" w:type="dxa"/>
+            </w:tcMar>
+          </w:tcPr>
+          <w:p>
+            <w:pPr>
+              <w:rPr>
+                <w:sz w:val="18"/>
+                <w:szCs w:val="18"/>
+              </w:rPr>
+            </w:pPr>
+            <w:r>
+              <w:rPr>
+                <w:sz w:val="18"/>
+                <w:szCs w:val="18"/>
+              </w:rPr>
+              <w:t>Піонерська робота зі застосування градієнтного навчання до задачі розпізнавання документів. Представлено архітектуру LeNet-5.</w:t>
+            </w:r>
+          </w:p>
+        </w:tc>
+        <w:tc>
+          <w:tcPr>
+            <w:tcW w:w="3780" w:type="dxa"/>
+            <w:tcBorders>
+              <w:top w:val="single" w:sz="1" w:space="0" w:color="AAAAAA"/>
+              <w:left w:val="single" w:sz="1" w:space="0" w:color="AAAAAA"/>
+              <w:bottom w:val="single" w:sz="1" w:space="0" w:color="AAAAAA"/>
+              <w:right w:val="single" w:sz="1" w:space="0" w:color="AAAAAA"/>
+            </w:tcBorders>
+            <w:shd w:val="clear" w:color="auto" w:fill="F2F5FC"/>
+            <w:tcMar>
+              <w:top w:w="60" w:type="dxa"/>
+              <w:left w:w="100" w:type="dxa"/>
+              <w:bottom w:w="60" w:type="dxa"/>
+              <w:right w:w="100" w:type="dxa"/>
+            </w:tcMar>
+          </w:tcPr>
+          <w:p>
+            <w:pPr>
+              <w:rPr>
+                <w:sz w:val="18"/>
+                <w:szCs w:val="18"/>
+              </w:rPr>
+            </w:pPr>
+            <w:r>
+              <w:rPr>
+                <w:sz w:val="18"/>
+                <w:szCs w:val="18"/>
+              </w:rPr>
+              <w:t>Запропонована CNN-архітектура LeNet-5 для розпізнавання рукописних цифр. Встановлено ефективність методу backpropagation у поєднанні зі згортковими шарами для навчання ієрархічних ознак.</w:t>
+            </w:r>
+          </w:p>
+        </w:tc>
+      </w:tr>
+      <w:tr>
+        <w:tc>
+          <w:tcPr>
+            <w:tcW w:w="476" w:type="dxa"/>
+            <w:tcBorders>
+              <w:top w:val="single" w:sz="1" w:space="0" w:color="AAAAAA"/>
+              <w:left w:val="single" w:sz="1" w:space="0" w:color="AAAAAA"/>
+              <w:bottom w:val="single" w:sz="1" w:space="0" w:color="AAAAAA"/>
+              <w:right w:val="single" w:sz="1" w:space="0" w:color="AAAAAA"/>
+            </w:tcBorders>
+            <w:shd w:val="clear" w:color="auto" w:fill="FFFFFF"/>
             <w:tcMar>
               <w:top w:w="60" w:type="dxa"/>
               <w:left w:w="80" w:type="dxa"/>
@@ -1057,20 +1109,20 @@
                 <w:sz w:val="20"/>
                 <w:szCs w:val="20"/>
               </w:rPr>
-              <w:t>1</w:t>
-            </w:r>
-          </w:p>
-        </w:tc>
-        <w:tc>
-          <w:tcPr>
-            <w:tcW w:w="2500" w:type="dxa"/>
-            <w:tcBorders>
-              <w:top w:val="single" w:sz="1" w:space="0" w:color="AAAAAA"/>
-              <w:left w:val="single" w:sz="1" w:space="0" w:color="AAAAAA"/>
-              <w:bottom w:val="single" w:sz="1" w:space="0" w:color="AAAAAA"/>
-              <w:right w:val="single" w:sz="1" w:space="0" w:color="AAAAAA"/>
-            </w:tcBorders>
-            <w:shd w:val="clear" w:color="auto" w:fill="F2F5FC"/>
+              <w:t>2</w:t>
+            </w:r>
+          </w:p>
+        </w:tc>
+        <w:tc>
+          <w:tcPr>
+            <w:tcW w:w="2925" w:type="dxa"/>
+            <w:tcBorders>
+              <w:top w:val="single" w:sz="1" w:space="0" w:color="AAAAAA"/>
+              <w:left w:val="single" w:sz="1" w:space="0" w:color="AAAAAA"/>
+              <w:bottom w:val="single" w:sz="1" w:space="0" w:color="AAAAAA"/>
+              <w:right w:val="single" w:sz="1" w:space="0" w:color="AAAAAA"/>
+            </w:tcBorders>
+            <w:shd w:val="clear" w:color="auto" w:fill="FFFFFF"/>
             <w:tcMar>
               <w:top w:w="60" w:type="dxa"/>
               <w:left w:w="100" w:type="dxa"/>
@@ -1084,20 +1136,20 @@
                 <w:sz w:val="18"/>
                 <w:szCs w:val="18"/>
               </w:rPr>
-              <w:t>LeCun Y., Bottou L., Bengio Y., Haffner P. Gradient-based learning applied to document recognition // Proceedings of the IEEE. — 1998. — Vol. 86, No. 11. — P. 2278–2324.</w:t>
-            </w:r>
-          </w:p>
-        </w:tc>
-        <w:tc>
-          <w:tcPr>
-            <w:tcW w:w="2400" w:type="dxa"/>
-            <w:tcBorders>
-              <w:top w:val="single" w:sz="1" w:space="0" w:color="AAAAAA"/>
-              <w:left w:val="single" w:sz="1" w:space="0" w:color="AAAAAA"/>
-              <w:bottom w:val="single" w:sz="1" w:space="0" w:color="AAAAAA"/>
-              <w:right w:val="single" w:sz="1" w:space="0" w:color="AAAAAA"/>
-            </w:tcBorders>
-            <w:shd w:val="clear" w:color="auto" w:fill="F2F5FC"/>
+              <w:t>Krizhevsky A., Sutskever I., Hinton G. ImageNet classification with deep convolutional neural networks // Advances in NIPS. — 2012. — Vol. 25.</w:t>
+            </w:r>
+          </w:p>
+        </w:tc>
+        <w:tc>
+          <w:tcPr>
+            <w:tcW w:w="2456" w:type="dxa"/>
+            <w:tcBorders>
+              <w:top w:val="single" w:sz="1" w:space="0" w:color="AAAAAA"/>
+              <w:left w:val="single" w:sz="1" w:space="0" w:color="AAAAAA"/>
+              <w:bottom w:val="single" w:sz="1" w:space="0" w:color="AAAAAA"/>
+              <w:right w:val="single" w:sz="1" w:space="0" w:color="AAAAAA"/>
+            </w:tcBorders>
+            <w:shd w:val="clear" w:color="auto" w:fill="FFFFFF"/>
             <w:tcMar>
               <w:top w:w="60" w:type="dxa"/>
               <w:left w:w="100" w:type="dxa"/>
@@ -1111,20 +1163,20 @@
                 <w:sz w:val="18"/>
                 <w:szCs w:val="18"/>
               </w:rPr>
-              <w:t>Піонерська робота зі застосування градієнтного навчання до задачі розпізнавання документів. Представлено архітектуру LeNet-5.</w:t>
-            </w:r>
-          </w:p>
-        </w:tc>
-        <w:tc>
-          <w:tcPr>
-            <w:tcW w:w="4237" w:type="dxa"/>
-            <w:tcBorders>
-              <w:top w:val="single" w:sz="1" w:space="0" w:color="AAAAAA"/>
-              <w:left w:val="single" w:sz="1" w:space="0" w:color="AAAAAA"/>
-              <w:bottom w:val="single" w:sz="1" w:space="0" w:color="AAAAAA"/>
-              <w:right w:val="single" w:sz="1" w:space="0" w:color="AAAAAA"/>
-            </w:tcBorders>
-            <w:shd w:val="clear" w:color="auto" w:fill="F2F5FC"/>
+              <w:t>Класифікація зображень великого масштабу на датасеті ImageNet за допомогою глибоких CNN.</w:t>
+            </w:r>
+          </w:p>
+        </w:tc>
+        <w:tc>
+          <w:tcPr>
+            <w:tcW w:w="3780" w:type="dxa"/>
+            <w:tcBorders>
+              <w:top w:val="single" w:sz="1" w:space="0" w:color="AAAAAA"/>
+              <w:left w:val="single" w:sz="1" w:space="0" w:color="AAAAAA"/>
+              <w:bottom w:val="single" w:sz="1" w:space="0" w:color="AAAAAA"/>
+              <w:right w:val="single" w:sz="1" w:space="0" w:color="AAAAAA"/>
+            </w:tcBorders>
+            <w:shd w:val="clear" w:color="auto" w:fill="FFFFFF"/>
             <w:tcMar>
               <w:top w:w="60" w:type="dxa"/>
               <w:left w:w="100" w:type="dxa"/>
@@ -1138,28 +1190,22 @@
                 <w:sz w:val="18"/>
                 <w:szCs w:val="18"/>
               </w:rPr>
-              <w:t>Запропонована CNN-архітектура LeNet-5 для розпізнавання рукописних цифр. Встановлено ефективність методу backpropagation у поєднанні зі згортковими шарами для навчання ієрархічних ознак.</w:t>
+              <w:t>Архітектура AlexNet виграла ILSVRC-2012 з top-5 помилкою 15.3%, що на 10.9% краще за другий результат. Показано ефективність ReLU, Dropout та GPU-навчання.</w:t>
             </w:r>
           </w:p>
         </w:tc>
       </w:tr>
       <w:tr>
-        <w:tblPrEx>
-          <w:tblCellMar>
-            <w:top w:w="0" w:type="dxa"/>
-            <w:bottom w:w="0" w:type="dxa"/>
-          </w:tblCellMar>
-        </w:tblPrEx>
-        <w:tc>
-          <w:tcPr>
-            <w:tcW w:w="500" w:type="dxa"/>
-            <w:tcBorders>
-              <w:top w:val="single" w:sz="1" w:space="0" w:color="AAAAAA"/>
-              <w:left w:val="single" w:sz="1" w:space="0" w:color="AAAAAA"/>
-              <w:bottom w:val="single" w:sz="1" w:space="0" w:color="AAAAAA"/>
-              <w:right w:val="single" w:sz="1" w:space="0" w:color="AAAAAA"/>
-            </w:tcBorders>
-            <w:shd w:val="clear" w:color="auto" w:fill="FFFFFF"/>
+        <w:tc>
+          <w:tcPr>
+            <w:tcW w:w="476" w:type="dxa"/>
+            <w:tcBorders>
+              <w:top w:val="single" w:sz="1" w:space="0" w:color="AAAAAA"/>
+              <w:left w:val="single" w:sz="1" w:space="0" w:color="AAAAAA"/>
+              <w:bottom w:val="single" w:sz="1" w:space="0" w:color="AAAAAA"/>
+              <w:right w:val="single" w:sz="1" w:space="0" w:color="AAAAAA"/>
+            </w:tcBorders>
+            <w:shd w:val="clear" w:color="auto" w:fill="F2F5FC"/>
             <w:tcMar>
               <w:top w:w="60" w:type="dxa"/>
               <w:left w:w="80" w:type="dxa"/>
@@ -1176,20 +1222,20 @@
                 <w:sz w:val="20"/>
                 <w:szCs w:val="20"/>
               </w:rPr>
-              <w:t>2</w:t>
-            </w:r>
-          </w:p>
-        </w:tc>
-        <w:tc>
-          <w:tcPr>
-            <w:tcW w:w="2500" w:type="dxa"/>
-            <w:tcBorders>
-              <w:top w:val="single" w:sz="1" w:space="0" w:color="AAAAAA"/>
-              <w:left w:val="single" w:sz="1" w:space="0" w:color="AAAAAA"/>
-              <w:bottom w:val="single" w:sz="1" w:space="0" w:color="AAAAAA"/>
-              <w:right w:val="single" w:sz="1" w:space="0" w:color="AAAAAA"/>
-            </w:tcBorders>
-            <w:shd w:val="clear" w:color="auto" w:fill="FFFFFF"/>
+              <w:t>3</w:t>
+            </w:r>
+          </w:p>
+        </w:tc>
+        <w:tc>
+          <w:tcPr>
+            <w:tcW w:w="2925" w:type="dxa"/>
+            <w:tcBorders>
+              <w:top w:val="single" w:sz="1" w:space="0" w:color="AAAAAA"/>
+              <w:left w:val="single" w:sz="1" w:space="0" w:color="AAAAAA"/>
+              <w:bottom w:val="single" w:sz="1" w:space="0" w:color="AAAAAA"/>
+              <w:right w:val="single" w:sz="1" w:space="0" w:color="AAAAAA"/>
+            </w:tcBorders>
+            <w:shd w:val="clear" w:color="auto" w:fill="F2F5FC"/>
             <w:tcMar>
               <w:top w:w="60" w:type="dxa"/>
               <w:left w:w="100" w:type="dxa"/>
@@ -1203,20 +1249,20 @@
                 <w:sz w:val="18"/>
                 <w:szCs w:val="18"/>
               </w:rPr>
-              <w:t>Krizhevsky A., Sutskever I., Hinton G. ImageNet classification with deep convolutional neural networks // Advances in NIPS. — 2012. — Vol. 25.</w:t>
-            </w:r>
-          </w:p>
-        </w:tc>
-        <w:tc>
-          <w:tcPr>
-            <w:tcW w:w="2400" w:type="dxa"/>
-            <w:tcBorders>
-              <w:top w:val="single" w:sz="1" w:space="0" w:color="AAAAAA"/>
-              <w:left w:val="single" w:sz="1" w:space="0" w:color="AAAAAA"/>
-              <w:bottom w:val="single" w:sz="1" w:space="0" w:color="AAAAAA"/>
-              <w:right w:val="single" w:sz="1" w:space="0" w:color="AAAAAA"/>
-            </w:tcBorders>
-            <w:shd w:val="clear" w:color="auto" w:fill="FFFFFF"/>
+              <w:t>Simonyan K., Zisserman A. Very deep convolutional networks for large-scale image recognition // arXiv:1409.1556. — 2014.</w:t>
+            </w:r>
+          </w:p>
+        </w:tc>
+        <w:tc>
+          <w:tcPr>
+            <w:tcW w:w="2456" w:type="dxa"/>
+            <w:tcBorders>
+              <w:top w:val="single" w:sz="1" w:space="0" w:color="AAAAAA"/>
+              <w:left w:val="single" w:sz="1" w:space="0" w:color="AAAAAA"/>
+              <w:bottom w:val="single" w:sz="1" w:space="0" w:color="AAAAAA"/>
+              <w:right w:val="single" w:sz="1" w:space="0" w:color="AAAAAA"/>
+            </w:tcBorders>
+            <w:shd w:val="clear" w:color="auto" w:fill="F2F5FC"/>
             <w:tcMar>
               <w:top w:w="60" w:type="dxa"/>
               <w:left w:w="100" w:type="dxa"/>
@@ -1230,20 +1276,20 @@
                 <w:sz w:val="18"/>
                 <w:szCs w:val="18"/>
               </w:rPr>
-              <w:t>Класифікація зображень великого масштабу на датасеті ImageNet за допомогою глибоких CNN.</w:t>
-            </w:r>
-          </w:p>
-        </w:tc>
-        <w:tc>
-          <w:tcPr>
-            <w:tcW w:w="4237" w:type="dxa"/>
-            <w:tcBorders>
-              <w:top w:val="single" w:sz="1" w:space="0" w:color="AAAAAA"/>
-              <w:left w:val="single" w:sz="1" w:space="0" w:color="AAAAAA"/>
-              <w:bottom w:val="single" w:sz="1" w:space="0" w:color="AAAAAA"/>
-              <w:right w:val="single" w:sz="1" w:space="0" w:color="AAAAAA"/>
-            </w:tcBorders>
-            <w:shd w:val="clear" w:color="auto" w:fill="FFFFFF"/>
+              <w:t>Дослідження глибини CNN як ключового фактора точності класифікації зображень.</w:t>
+            </w:r>
+          </w:p>
+        </w:tc>
+        <w:tc>
+          <w:tcPr>
+            <w:tcW w:w="3780" w:type="dxa"/>
+            <w:tcBorders>
+              <w:top w:val="single" w:sz="1" w:space="0" w:color="AAAAAA"/>
+              <w:left w:val="single" w:sz="1" w:space="0" w:color="AAAAAA"/>
+              <w:bottom w:val="single" w:sz="1" w:space="0" w:color="AAAAAA"/>
+              <w:right w:val="single" w:sz="1" w:space="0" w:color="AAAAAA"/>
+            </w:tcBorders>
+            <w:shd w:val="clear" w:color="auto" w:fill="F2F5FC"/>
             <w:tcMar>
               <w:top w:w="60" w:type="dxa"/>
               <w:left w:w="100" w:type="dxa"/>
@@ -1257,28 +1303,22 @@
                 <w:sz w:val="18"/>
                 <w:szCs w:val="18"/>
               </w:rPr>
-              <w:t>Архітектура AlexNet виграла ILSVRC-2012 з top-5 помилкою 15.3%, що на 10.9% краще за другий результат. Показано ефективність ReLU, Dropout та GPU-навчання.</w:t>
+              <w:t>VGGNet (16-19 шарів з фільтрами 3×3) встановила новий SOTA на ILSVRC-2014. Показано, що збільшення глибини при малих фільтрах перевершує менш глибокі мережі з великими фільтрами.</w:t>
             </w:r>
           </w:p>
         </w:tc>
       </w:tr>
       <w:tr>
-        <w:tblPrEx>
-          <w:tblCellMar>
-            <w:top w:w="0" w:type="dxa"/>
-            <w:bottom w:w="0" w:type="dxa"/>
-          </w:tblCellMar>
-        </w:tblPrEx>
-        <w:tc>
-          <w:tcPr>
-            <w:tcW w:w="500" w:type="dxa"/>
-            <w:tcBorders>
-              <w:top w:val="single" w:sz="1" w:space="0" w:color="AAAAAA"/>
-              <w:left w:val="single" w:sz="1" w:space="0" w:color="AAAAAA"/>
-              <w:bottom w:val="single" w:sz="1" w:space="0" w:color="AAAAAA"/>
-              <w:right w:val="single" w:sz="1" w:space="0" w:color="AAAAAA"/>
-            </w:tcBorders>
-            <w:shd w:val="clear" w:color="auto" w:fill="F2F5FC"/>
+        <w:tc>
+          <w:tcPr>
+            <w:tcW w:w="476" w:type="dxa"/>
+            <w:tcBorders>
+              <w:top w:val="single" w:sz="1" w:space="0" w:color="AAAAAA"/>
+              <w:left w:val="single" w:sz="1" w:space="0" w:color="AAAAAA"/>
+              <w:bottom w:val="single" w:sz="1" w:space="0" w:color="AAAAAA"/>
+              <w:right w:val="single" w:sz="1" w:space="0" w:color="AAAAAA"/>
+            </w:tcBorders>
+            <w:shd w:val="clear" w:color="auto" w:fill="FFFFFF"/>
             <w:tcMar>
               <w:top w:w="60" w:type="dxa"/>
               <w:left w:w="80" w:type="dxa"/>
@@ -1295,20 +1335,20 @@
                 <w:sz w:val="20"/>
                 <w:szCs w:val="20"/>
               </w:rPr>
-              <w:t>3</w:t>
-            </w:r>
-          </w:p>
-        </w:tc>
-        <w:tc>
-          <w:tcPr>
-            <w:tcW w:w="2500" w:type="dxa"/>
-            <w:tcBorders>
-              <w:top w:val="single" w:sz="1" w:space="0" w:color="AAAAAA"/>
-              <w:left w:val="single" w:sz="1" w:space="0" w:color="AAAAAA"/>
-              <w:bottom w:val="single" w:sz="1" w:space="0" w:color="AAAAAA"/>
-              <w:right w:val="single" w:sz="1" w:space="0" w:color="AAAAAA"/>
-            </w:tcBorders>
-            <w:shd w:val="clear" w:color="auto" w:fill="F2F5FC"/>
+              <w:t>4</w:t>
+            </w:r>
+          </w:p>
+        </w:tc>
+        <w:tc>
+          <w:tcPr>
+            <w:tcW w:w="2925" w:type="dxa"/>
+            <w:tcBorders>
+              <w:top w:val="single" w:sz="1" w:space="0" w:color="AAAAAA"/>
+              <w:left w:val="single" w:sz="1" w:space="0" w:color="AAAAAA"/>
+              <w:bottom w:val="single" w:sz="1" w:space="0" w:color="AAAAAA"/>
+              <w:right w:val="single" w:sz="1" w:space="0" w:color="AAAAAA"/>
+            </w:tcBorders>
+            <w:shd w:val="clear" w:color="auto" w:fill="FFFFFF"/>
             <w:tcMar>
               <w:top w:w="60" w:type="dxa"/>
               <w:left w:w="100" w:type="dxa"/>
@@ -1322,20 +1362,20 @@
                 <w:sz w:val="18"/>
                 <w:szCs w:val="18"/>
               </w:rPr>
-              <w:t>Simonyan K., Zisserman A. Very deep convolutional networks for large-scale image recognition // arXiv:1409.1556. — 2014.</w:t>
-            </w:r>
-          </w:p>
-        </w:tc>
-        <w:tc>
-          <w:tcPr>
-            <w:tcW w:w="2400" w:type="dxa"/>
-            <w:tcBorders>
-              <w:top w:val="single" w:sz="1" w:space="0" w:color="AAAAAA"/>
-              <w:left w:val="single" w:sz="1" w:space="0" w:color="AAAAAA"/>
-              <w:bottom w:val="single" w:sz="1" w:space="0" w:color="AAAAAA"/>
-              <w:right w:val="single" w:sz="1" w:space="0" w:color="AAAAAA"/>
-            </w:tcBorders>
-            <w:shd w:val="clear" w:color="auto" w:fill="F2F5FC"/>
+              <w:t>He K., Zhang X., Ren S., Sun J. Deep residual learning for image recognition // CVPR 2016. — P. 770–778.</w:t>
+            </w:r>
+          </w:p>
+        </w:tc>
+        <w:tc>
+          <w:tcPr>
+            <w:tcW w:w="2456" w:type="dxa"/>
+            <w:tcBorders>
+              <w:top w:val="single" w:sz="1" w:space="0" w:color="AAAAAA"/>
+              <w:left w:val="single" w:sz="1" w:space="0" w:color="AAAAAA"/>
+              <w:bottom w:val="single" w:sz="1" w:space="0" w:color="AAAAAA"/>
+              <w:right w:val="single" w:sz="1" w:space="0" w:color="AAAAAA"/>
+            </w:tcBorders>
+            <w:shd w:val="clear" w:color="auto" w:fill="FFFFFF"/>
             <w:tcMar>
               <w:top w:w="60" w:type="dxa"/>
               <w:left w:w="100" w:type="dxa"/>
@@ -1349,20 +1389,20 @@
                 <w:sz w:val="18"/>
                 <w:szCs w:val="18"/>
               </w:rPr>
-              <w:t>Дослідження глибини CNN як ключового фактора точності класифікації зображень.</w:t>
-            </w:r>
-          </w:p>
-        </w:tc>
-        <w:tc>
-          <w:tcPr>
-            <w:tcW w:w="4237" w:type="dxa"/>
-            <w:tcBorders>
-              <w:top w:val="single" w:sz="1" w:space="0" w:color="AAAAAA"/>
-              <w:left w:val="single" w:sz="1" w:space="0" w:color="AAAAAA"/>
-              <w:bottom w:val="single" w:sz="1" w:space="0" w:color="AAAAAA"/>
-              <w:right w:val="single" w:sz="1" w:space="0" w:color="AAAAAA"/>
-            </w:tcBorders>
-            <w:shd w:val="clear" w:color="auto" w:fill="F2F5FC"/>
+              <w:t>Вирішення проблеми деградації при збільшенні глибини нейронних мереж за допомогою залишкових з'єднань.</w:t>
+            </w:r>
+          </w:p>
+        </w:tc>
+        <w:tc>
+          <w:tcPr>
+            <w:tcW w:w="3780" w:type="dxa"/>
+            <w:tcBorders>
+              <w:top w:val="single" w:sz="1" w:space="0" w:color="AAAAAA"/>
+              <w:left w:val="single" w:sz="1" w:space="0" w:color="AAAAAA"/>
+              <w:bottom w:val="single" w:sz="1" w:space="0" w:color="AAAAAA"/>
+              <w:right w:val="single" w:sz="1" w:space="0" w:color="AAAAAA"/>
+            </w:tcBorders>
+            <w:shd w:val="clear" w:color="auto" w:fill="FFFFFF"/>
             <w:tcMar>
               <w:top w:w="60" w:type="dxa"/>
               <w:left w:w="100" w:type="dxa"/>
@@ -1376,28 +1416,22 @@
                 <w:sz w:val="18"/>
                 <w:szCs w:val="18"/>
               </w:rPr>
-              <w:t>VGGNet (16-19 шарів з фільтрами 3×3) встановила новий SOTA на ILSVRC-2014. Показано, що збільшення глибини при малих фільтрах перевершує менш глибокі мережі з великими фільтрами.</w:t>
+              <w:t>ResNet-152 досягла top-5 error 3.57% на ImageNet, перевершивши точність людини. Залишкові (residual) з'єднання стали стандартом сучасних архітектур для комп'ютерного зору.</w:t>
             </w:r>
           </w:p>
         </w:tc>
       </w:tr>
       <w:tr>
-        <w:tblPrEx>
-          <w:tblCellMar>
-            <w:top w:w="0" w:type="dxa"/>
-            <w:bottom w:w="0" w:type="dxa"/>
-          </w:tblCellMar>
-        </w:tblPrEx>
-        <w:tc>
-          <w:tcPr>
-            <w:tcW w:w="500" w:type="dxa"/>
-            <w:tcBorders>
-              <w:top w:val="single" w:sz="1" w:space="0" w:color="AAAAAA"/>
-              <w:left w:val="single" w:sz="1" w:space="0" w:color="AAAAAA"/>
-              <w:bottom w:val="single" w:sz="1" w:space="0" w:color="AAAAAA"/>
-              <w:right w:val="single" w:sz="1" w:space="0" w:color="AAAAAA"/>
-            </w:tcBorders>
-            <w:shd w:val="clear" w:color="auto" w:fill="FFFFFF"/>
+        <w:tc>
+          <w:tcPr>
+            <w:tcW w:w="476" w:type="dxa"/>
+            <w:tcBorders>
+              <w:top w:val="single" w:sz="1" w:space="0" w:color="AAAAAA"/>
+              <w:left w:val="single" w:sz="1" w:space="0" w:color="AAAAAA"/>
+              <w:bottom w:val="single" w:sz="1" w:space="0" w:color="AAAAAA"/>
+              <w:right w:val="single" w:sz="1" w:space="0" w:color="AAAAAA"/>
+            </w:tcBorders>
+            <w:shd w:val="clear" w:color="auto" w:fill="F2F5FC"/>
             <w:tcMar>
               <w:top w:w="60" w:type="dxa"/>
               <w:left w:w="80" w:type="dxa"/>
@@ -1414,20 +1448,20 @@
                 <w:sz w:val="20"/>
                 <w:szCs w:val="20"/>
               </w:rPr>
-              <w:t>4</w:t>
-            </w:r>
-          </w:p>
-        </w:tc>
-        <w:tc>
-          <w:tcPr>
-            <w:tcW w:w="2500" w:type="dxa"/>
-            <w:tcBorders>
-              <w:top w:val="single" w:sz="1" w:space="0" w:color="AAAAAA"/>
-              <w:left w:val="single" w:sz="1" w:space="0" w:color="AAAAAA"/>
-              <w:bottom w:val="single" w:sz="1" w:space="0" w:color="AAAAAA"/>
-              <w:right w:val="single" w:sz="1" w:space="0" w:color="AAAAAA"/>
-            </w:tcBorders>
-            <w:shd w:val="clear" w:color="auto" w:fill="FFFFFF"/>
+              <w:t>5</w:t>
+            </w:r>
+          </w:p>
+        </w:tc>
+        <w:tc>
+          <w:tcPr>
+            <w:tcW w:w="2925" w:type="dxa"/>
+            <w:tcBorders>
+              <w:top w:val="single" w:sz="1" w:space="0" w:color="AAAAAA"/>
+              <w:left w:val="single" w:sz="1" w:space="0" w:color="AAAAAA"/>
+              <w:bottom w:val="single" w:sz="1" w:space="0" w:color="AAAAAA"/>
+              <w:right w:val="single" w:sz="1" w:space="0" w:color="AAAAAA"/>
+            </w:tcBorders>
+            <w:shd w:val="clear" w:color="auto" w:fill="F2F5FC"/>
             <w:tcMar>
               <w:top w:w="60" w:type="dxa"/>
               <w:left w:w="100" w:type="dxa"/>
@@ -1441,20 +1475,20 @@
                 <w:sz w:val="18"/>
                 <w:szCs w:val="18"/>
               </w:rPr>
-              <w:t>He K., Zhang X., Ren S., Sun J. Deep residual learning for image recognition // CVPR 2016. — P. 770–778.</w:t>
-            </w:r>
-          </w:p>
-        </w:tc>
-        <w:tc>
-          <w:tcPr>
-            <w:tcW w:w="2400" w:type="dxa"/>
-            <w:tcBorders>
-              <w:top w:val="single" w:sz="1" w:space="0" w:color="AAAAAA"/>
-              <w:left w:val="single" w:sz="1" w:space="0" w:color="AAAAAA"/>
-              <w:bottom w:val="single" w:sz="1" w:space="0" w:color="AAAAAA"/>
-              <w:right w:val="single" w:sz="1" w:space="0" w:color="AAAAAA"/>
-            </w:tcBorders>
-            <w:shd w:val="clear" w:color="auto" w:fill="FFFFFF"/>
+              <w:t>Ronneberger O., Fischer P., Brox T. U-Net: Convolutional networks for biomedical image segmentation // MICCAI 2015. — P. 234–241.</w:t>
+            </w:r>
+          </w:p>
+        </w:tc>
+        <w:tc>
+          <w:tcPr>
+            <w:tcW w:w="2456" w:type="dxa"/>
+            <w:tcBorders>
+              <w:top w:val="single" w:sz="1" w:space="0" w:color="AAAAAA"/>
+              <w:left w:val="single" w:sz="1" w:space="0" w:color="AAAAAA"/>
+              <w:bottom w:val="single" w:sz="1" w:space="0" w:color="AAAAAA"/>
+              <w:right w:val="single" w:sz="1" w:space="0" w:color="AAAAAA"/>
+            </w:tcBorders>
+            <w:shd w:val="clear" w:color="auto" w:fill="F2F5FC"/>
             <w:tcMar>
               <w:top w:w="60" w:type="dxa"/>
               <w:left w:w="100" w:type="dxa"/>
@@ -1468,20 +1502,20 @@
                 <w:sz w:val="18"/>
                 <w:szCs w:val="18"/>
               </w:rPr>
-              <w:t>Вирішення проблеми деградації при збільшенні глибини нейронних мереж за допомогою залишкових з'єднань.</w:t>
-            </w:r>
-          </w:p>
-        </w:tc>
-        <w:tc>
-          <w:tcPr>
-            <w:tcW w:w="4237" w:type="dxa"/>
-            <w:tcBorders>
-              <w:top w:val="single" w:sz="1" w:space="0" w:color="AAAAAA"/>
-              <w:left w:val="single" w:sz="1" w:space="0" w:color="AAAAAA"/>
-              <w:bottom w:val="single" w:sz="1" w:space="0" w:color="AAAAAA"/>
-              <w:right w:val="single" w:sz="1" w:space="0" w:color="AAAAAA"/>
-            </w:tcBorders>
-            <w:shd w:val="clear" w:color="auto" w:fill="FFFFFF"/>
+              <w:t>Розробка архітектури для семантичної сегментації медичних зображень при обмеженій кількості навчальних даних.</w:t>
+            </w:r>
+          </w:p>
+        </w:tc>
+        <w:tc>
+          <w:tcPr>
+            <w:tcW w:w="3780" w:type="dxa"/>
+            <w:tcBorders>
+              <w:top w:val="single" w:sz="1" w:space="0" w:color="AAAAAA"/>
+              <w:left w:val="single" w:sz="1" w:space="0" w:color="AAAAAA"/>
+              <w:bottom w:val="single" w:sz="1" w:space="0" w:color="AAAAAA"/>
+              <w:right w:val="single" w:sz="1" w:space="0" w:color="AAAAAA"/>
+            </w:tcBorders>
+            <w:shd w:val="clear" w:color="auto" w:fill="F2F5FC"/>
             <w:tcMar>
               <w:top w:w="60" w:type="dxa"/>
               <w:left w:w="100" w:type="dxa"/>
@@ -1495,28 +1529,22 @@
                 <w:sz w:val="18"/>
                 <w:szCs w:val="18"/>
               </w:rPr>
-              <w:t>ResNet-152 досягла top-5 error 3.57% на ImageNet, перевершивши точність людини. Залишкові (residual) з'єднання стали стандартом сучасних архітектур для комп'ютерного зору.</w:t>
+              <w:t>Симетрична encoder-decoder архітектура зі skip connections дозволила досягти SOTA сегментації на мікроскопічних зображеннях клітин. Ефективна при тренуванні на менш ніж 40 прикладах.</w:t>
             </w:r>
           </w:p>
         </w:tc>
       </w:tr>
       <w:tr>
-        <w:tblPrEx>
-          <w:tblCellMar>
-            <w:top w:w="0" w:type="dxa"/>
-            <w:bottom w:w="0" w:type="dxa"/>
-          </w:tblCellMar>
-        </w:tblPrEx>
-        <w:tc>
-          <w:tcPr>
-            <w:tcW w:w="500" w:type="dxa"/>
-            <w:tcBorders>
-              <w:top w:val="single" w:sz="1" w:space="0" w:color="AAAAAA"/>
-              <w:left w:val="single" w:sz="1" w:space="0" w:color="AAAAAA"/>
-              <w:bottom w:val="single" w:sz="1" w:space="0" w:color="AAAAAA"/>
-              <w:right w:val="single" w:sz="1" w:space="0" w:color="AAAAAA"/>
-            </w:tcBorders>
-            <w:shd w:val="clear" w:color="auto" w:fill="F2F5FC"/>
+        <w:tc>
+          <w:tcPr>
+            <w:tcW w:w="476" w:type="dxa"/>
+            <w:tcBorders>
+              <w:top w:val="single" w:sz="1" w:space="0" w:color="AAAAAA"/>
+              <w:left w:val="single" w:sz="1" w:space="0" w:color="AAAAAA"/>
+              <w:bottom w:val="single" w:sz="1" w:space="0" w:color="AAAAAA"/>
+              <w:right w:val="single" w:sz="1" w:space="0" w:color="AAAAAA"/>
+            </w:tcBorders>
+            <w:shd w:val="clear" w:color="auto" w:fill="FFFFFF"/>
             <w:tcMar>
               <w:top w:w="60" w:type="dxa"/>
               <w:left w:w="80" w:type="dxa"/>
@@ -1533,20 +1561,20 @@
                 <w:sz w:val="20"/>
                 <w:szCs w:val="20"/>
               </w:rPr>
-              <w:t>5</w:t>
-            </w:r>
-          </w:p>
-        </w:tc>
-        <w:tc>
-          <w:tcPr>
-            <w:tcW w:w="2500" w:type="dxa"/>
-            <w:tcBorders>
-              <w:top w:val="single" w:sz="1" w:space="0" w:color="AAAAAA"/>
-              <w:left w:val="single" w:sz="1" w:space="0" w:color="AAAAAA"/>
-              <w:bottom w:val="single" w:sz="1" w:space="0" w:color="AAAAAA"/>
-              <w:right w:val="single" w:sz="1" w:space="0" w:color="AAAAAA"/>
-            </w:tcBorders>
-            <w:shd w:val="clear" w:color="auto" w:fill="F2F5FC"/>
+              <w:t>6</w:t>
+            </w:r>
+          </w:p>
+        </w:tc>
+        <w:tc>
+          <w:tcPr>
+            <w:tcW w:w="2925" w:type="dxa"/>
+            <w:tcBorders>
+              <w:top w:val="single" w:sz="1" w:space="0" w:color="AAAAAA"/>
+              <w:left w:val="single" w:sz="1" w:space="0" w:color="AAAAAA"/>
+              <w:bottom w:val="single" w:sz="1" w:space="0" w:color="AAAAAA"/>
+              <w:right w:val="single" w:sz="1" w:space="0" w:color="AAAAAA"/>
+            </w:tcBorders>
+            <w:shd w:val="clear" w:color="auto" w:fill="FFFFFF"/>
             <w:tcMar>
               <w:top w:w="60" w:type="dxa"/>
               <w:left w:w="100" w:type="dxa"/>
@@ -1560,20 +1588,20 @@
                 <w:sz w:val="18"/>
                 <w:szCs w:val="18"/>
               </w:rPr>
-              <w:t>Ronneberger O., Fischer P., Brox T. U-Net: Convolutional networks for biomedical image segmentation // MICCAI 2015. — P. 234–241.</w:t>
-            </w:r>
-          </w:p>
-        </w:tc>
-        <w:tc>
-          <w:tcPr>
-            <w:tcW w:w="2400" w:type="dxa"/>
-            <w:tcBorders>
-              <w:top w:val="single" w:sz="1" w:space="0" w:color="AAAAAA"/>
-              <w:left w:val="single" w:sz="1" w:space="0" w:color="AAAAAA"/>
-              <w:bottom w:val="single" w:sz="1" w:space="0" w:color="AAAAAA"/>
-              <w:right w:val="single" w:sz="1" w:space="0" w:color="AAAAAA"/>
-            </w:tcBorders>
-            <w:shd w:val="clear" w:color="auto" w:fill="F2F5FC"/>
+              <w:t>Redmon J., Farhadi A. YOLOv3: An incremental improvement // arXiv:1804.02767. — 2018.</w:t>
+            </w:r>
+          </w:p>
+        </w:tc>
+        <w:tc>
+          <w:tcPr>
+            <w:tcW w:w="2456" w:type="dxa"/>
+            <w:tcBorders>
+              <w:top w:val="single" w:sz="1" w:space="0" w:color="AAAAAA"/>
+              <w:left w:val="single" w:sz="1" w:space="0" w:color="AAAAAA"/>
+              <w:bottom w:val="single" w:sz="1" w:space="0" w:color="AAAAAA"/>
+              <w:right w:val="single" w:sz="1" w:space="0" w:color="AAAAAA"/>
+            </w:tcBorders>
+            <w:shd w:val="clear" w:color="auto" w:fill="FFFFFF"/>
             <w:tcMar>
               <w:top w:w="60" w:type="dxa"/>
               <w:left w:w="100" w:type="dxa"/>
@@ -1587,20 +1615,20 @@
                 <w:sz w:val="18"/>
                 <w:szCs w:val="18"/>
               </w:rPr>
-              <w:t>Розробка архітектури для семантичної сегментації медичних зображень при обмеженій кількості навчальних даних.</w:t>
-            </w:r>
-          </w:p>
-        </w:tc>
-        <w:tc>
-          <w:tcPr>
-            <w:tcW w:w="4237" w:type="dxa"/>
-            <w:tcBorders>
-              <w:top w:val="single" w:sz="1" w:space="0" w:color="AAAAAA"/>
-              <w:left w:val="single" w:sz="1" w:space="0" w:color="AAAAAA"/>
-              <w:bottom w:val="single" w:sz="1" w:space="0" w:color="AAAAAA"/>
-              <w:right w:val="single" w:sz="1" w:space="0" w:color="AAAAAA"/>
-            </w:tcBorders>
-            <w:shd w:val="clear" w:color="auto" w:fill="F2F5FC"/>
+              <w:t>Покращення алгоритму YOLO для детекції об'єктів у реальному часі.</w:t>
+            </w:r>
+          </w:p>
+        </w:tc>
+        <w:tc>
+          <w:tcPr>
+            <w:tcW w:w="3780" w:type="dxa"/>
+            <w:tcBorders>
+              <w:top w:val="single" w:sz="1" w:space="0" w:color="AAAAAA"/>
+              <w:left w:val="single" w:sz="1" w:space="0" w:color="AAAAAA"/>
+              <w:bottom w:val="single" w:sz="1" w:space="0" w:color="AAAAAA"/>
+              <w:right w:val="single" w:sz="1" w:space="0" w:color="AAAAAA"/>
+            </w:tcBorders>
+            <w:shd w:val="clear" w:color="auto" w:fill="FFFFFF"/>
             <w:tcMar>
               <w:top w:w="60" w:type="dxa"/>
               <w:left w:w="100" w:type="dxa"/>
@@ -1614,28 +1642,22 @@
                 <w:sz w:val="18"/>
                 <w:szCs w:val="18"/>
               </w:rPr>
-              <w:t>Симетрична encoder-decoder архітектура зі skip connections дозволила досягти SOTA сегментації на мікроскопічних зображеннях клітин. Ефективна при тренуванні на менш ніж 40 прикладах.</w:t>
+              <w:t>YOLOv3 використовує multi-scale predictions і Darknet-53 backbone. Досягає 57.9% mAP на COCO при 51 FPS, що значно швидше за конкурентів при порівнянній точності.</w:t>
             </w:r>
           </w:p>
         </w:tc>
       </w:tr>
       <w:tr>
-        <w:tblPrEx>
-          <w:tblCellMar>
-            <w:top w:w="0" w:type="dxa"/>
-            <w:bottom w:w="0" w:type="dxa"/>
-          </w:tblCellMar>
-        </w:tblPrEx>
-        <w:tc>
-          <w:tcPr>
-            <w:tcW w:w="500" w:type="dxa"/>
-            <w:tcBorders>
-              <w:top w:val="single" w:sz="1" w:space="0" w:color="AAAAAA"/>
-              <w:left w:val="single" w:sz="1" w:space="0" w:color="AAAAAA"/>
-              <w:bottom w:val="single" w:sz="1" w:space="0" w:color="AAAAAA"/>
-              <w:right w:val="single" w:sz="1" w:space="0" w:color="AAAAAA"/>
-            </w:tcBorders>
-            <w:shd w:val="clear" w:color="auto" w:fill="FFFFFF"/>
+        <w:tc>
+          <w:tcPr>
+            <w:tcW w:w="476" w:type="dxa"/>
+            <w:tcBorders>
+              <w:top w:val="single" w:sz="1" w:space="0" w:color="AAAAAA"/>
+              <w:left w:val="single" w:sz="1" w:space="0" w:color="AAAAAA"/>
+              <w:bottom w:val="single" w:sz="1" w:space="0" w:color="AAAAAA"/>
+              <w:right w:val="single" w:sz="1" w:space="0" w:color="AAAAAA"/>
+            </w:tcBorders>
+            <w:shd w:val="clear" w:color="auto" w:fill="F2F5FC"/>
             <w:tcMar>
               <w:top w:w="60" w:type="dxa"/>
               <w:left w:w="80" w:type="dxa"/>
@@ -1652,20 +1674,20 @@
                 <w:sz w:val="20"/>
                 <w:szCs w:val="20"/>
               </w:rPr>
-              <w:t>6</w:t>
-            </w:r>
-          </w:p>
-        </w:tc>
-        <w:tc>
-          <w:tcPr>
-            <w:tcW w:w="2500" w:type="dxa"/>
-            <w:tcBorders>
-              <w:top w:val="single" w:sz="1" w:space="0" w:color="AAAAAA"/>
-              <w:left w:val="single" w:sz="1" w:space="0" w:color="AAAAAA"/>
-              <w:bottom w:val="single" w:sz="1" w:space="0" w:color="AAAAAA"/>
-              <w:right w:val="single" w:sz="1" w:space="0" w:color="AAAAAA"/>
-            </w:tcBorders>
-            <w:shd w:val="clear" w:color="auto" w:fill="FFFFFF"/>
+              <w:t>7</w:t>
+            </w:r>
+          </w:p>
+        </w:tc>
+        <w:tc>
+          <w:tcPr>
+            <w:tcW w:w="2925" w:type="dxa"/>
+            <w:tcBorders>
+              <w:top w:val="single" w:sz="1" w:space="0" w:color="AAAAAA"/>
+              <w:left w:val="single" w:sz="1" w:space="0" w:color="AAAAAA"/>
+              <w:bottom w:val="single" w:sz="1" w:space="0" w:color="AAAAAA"/>
+              <w:right w:val="single" w:sz="1" w:space="0" w:color="AAAAAA"/>
+            </w:tcBorders>
+            <w:shd w:val="clear" w:color="auto" w:fill="F2F5FC"/>
             <w:tcMar>
               <w:top w:w="60" w:type="dxa"/>
               <w:left w:w="100" w:type="dxa"/>
@@ -1679,20 +1701,20 @@
                 <w:sz w:val="18"/>
                 <w:szCs w:val="18"/>
               </w:rPr>
-              <w:t>Redmon J., Farhadi A. YOLOv3: An incremental improvement // arXiv:1804.02767. — 2018.</w:t>
-            </w:r>
-          </w:p>
-        </w:tc>
-        <w:tc>
-          <w:tcPr>
-            <w:tcW w:w="2400" w:type="dxa"/>
-            <w:tcBorders>
-              <w:top w:val="single" w:sz="1" w:space="0" w:color="AAAAAA"/>
-              <w:left w:val="single" w:sz="1" w:space="0" w:color="AAAAAA"/>
-              <w:bottom w:val="single" w:sz="1" w:space="0" w:color="AAAAAA"/>
-              <w:right w:val="single" w:sz="1" w:space="0" w:color="AAAAAA"/>
-            </w:tcBorders>
-            <w:shd w:val="clear" w:color="auto" w:fill="FFFFFF"/>
+              <w:t>Jocher G. et al. Ultralytics YOLOv8. — 2023. — URL: https://github.com/ultralytics/ultralytics.</w:t>
+            </w:r>
+          </w:p>
+        </w:tc>
+        <w:tc>
+          <w:tcPr>
+            <w:tcW w:w="2456" w:type="dxa"/>
+            <w:tcBorders>
+              <w:top w:val="single" w:sz="1" w:space="0" w:color="AAAAAA"/>
+              <w:left w:val="single" w:sz="1" w:space="0" w:color="AAAAAA"/>
+              <w:bottom w:val="single" w:sz="1" w:space="0" w:color="AAAAAA"/>
+              <w:right w:val="single" w:sz="1" w:space="0" w:color="AAAAAA"/>
+            </w:tcBorders>
+            <w:shd w:val="clear" w:color="auto" w:fill="F2F5FC"/>
             <w:tcMar>
               <w:top w:w="60" w:type="dxa"/>
               <w:left w:w="100" w:type="dxa"/>
@@ -1706,20 +1728,20 @@
                 <w:sz w:val="18"/>
                 <w:szCs w:val="18"/>
               </w:rPr>
-              <w:t>Покращення алгоритму YOLO для детекції об'єктів у реальному часі.</w:t>
-            </w:r>
-          </w:p>
-        </w:tc>
-        <w:tc>
-          <w:tcPr>
-            <w:tcW w:w="4237" w:type="dxa"/>
-            <w:tcBorders>
-              <w:top w:val="single" w:sz="1" w:space="0" w:color="AAAAAA"/>
-              <w:left w:val="single" w:sz="1" w:space="0" w:color="AAAAAA"/>
-              <w:bottom w:val="single" w:sz="1" w:space="0" w:color="AAAAAA"/>
-              <w:right w:val="single" w:sz="1" w:space="0" w:color="AAAAAA"/>
-            </w:tcBorders>
-            <w:shd w:val="clear" w:color="auto" w:fill="FFFFFF"/>
+              <w:t>Сучасна anchor-free архітектура для детекції, сегментації та класифікації в реальному часі.</w:t>
+            </w:r>
+          </w:p>
+        </w:tc>
+        <w:tc>
+          <w:tcPr>
+            <w:tcW w:w="3780" w:type="dxa"/>
+            <w:tcBorders>
+              <w:top w:val="single" w:sz="1" w:space="0" w:color="AAAAAA"/>
+              <w:left w:val="single" w:sz="1" w:space="0" w:color="AAAAAA"/>
+              <w:bottom w:val="single" w:sz="1" w:space="0" w:color="AAAAAA"/>
+              <w:right w:val="single" w:sz="1" w:space="0" w:color="AAAAAA"/>
+            </w:tcBorders>
+            <w:shd w:val="clear" w:color="auto" w:fill="F2F5FC"/>
             <w:tcMar>
               <w:top w:w="60" w:type="dxa"/>
               <w:left w:w="100" w:type="dxa"/>
@@ -1733,28 +1755,22 @@
                 <w:sz w:val="18"/>
                 <w:szCs w:val="18"/>
               </w:rPr>
-              <w:t>YOLOv3 використовує multi-scale predictions і Darknet-53 backbone. Досягає 57.9% mAP на COCO при 51 FPS, що значно швидше за конкурентів при порівнянній точності.</w:t>
+              <w:t>YOLOv8 досягає 53.9% mAP на COCO val2017 при 13.6 FPS. Уніфікований фреймворк підтримує детекцію, сегментацію, класифікацію та pose estimation.</w:t>
             </w:r>
           </w:p>
         </w:tc>
       </w:tr>
       <w:tr>
-        <w:tblPrEx>
-          <w:tblCellMar>
-            <w:top w:w="0" w:type="dxa"/>
-            <w:bottom w:w="0" w:type="dxa"/>
-          </w:tblCellMar>
-        </w:tblPrEx>
-        <w:tc>
-          <w:tcPr>
-            <w:tcW w:w="500" w:type="dxa"/>
-            <w:tcBorders>
-              <w:top w:val="single" w:sz="1" w:space="0" w:color="AAAAAA"/>
-              <w:left w:val="single" w:sz="1" w:space="0" w:color="AAAAAA"/>
-              <w:bottom w:val="single" w:sz="1" w:space="0" w:color="AAAAAA"/>
-              <w:right w:val="single" w:sz="1" w:space="0" w:color="AAAAAA"/>
-            </w:tcBorders>
-            <w:shd w:val="clear" w:color="auto" w:fill="F2F5FC"/>
+        <w:tc>
+          <w:tcPr>
+            <w:tcW w:w="476" w:type="dxa"/>
+            <w:tcBorders>
+              <w:top w:val="single" w:sz="1" w:space="0" w:color="AAAAAA"/>
+              <w:left w:val="single" w:sz="1" w:space="0" w:color="AAAAAA"/>
+              <w:bottom w:val="single" w:sz="1" w:space="0" w:color="AAAAAA"/>
+              <w:right w:val="single" w:sz="1" w:space="0" w:color="AAAAAA"/>
+            </w:tcBorders>
+            <w:shd w:val="clear" w:color="auto" w:fill="FFFFFF"/>
             <w:tcMar>
               <w:top w:w="60" w:type="dxa"/>
               <w:left w:w="80" w:type="dxa"/>
@@ -1771,20 +1787,20 @@
                 <w:sz w:val="20"/>
                 <w:szCs w:val="20"/>
               </w:rPr>
-              <w:t>7</w:t>
-            </w:r>
-          </w:p>
-        </w:tc>
-        <w:tc>
-          <w:tcPr>
-            <w:tcW w:w="2500" w:type="dxa"/>
-            <w:tcBorders>
-              <w:top w:val="single" w:sz="1" w:space="0" w:color="AAAAAA"/>
-              <w:left w:val="single" w:sz="1" w:space="0" w:color="AAAAAA"/>
-              <w:bottom w:val="single" w:sz="1" w:space="0" w:color="AAAAAA"/>
-              <w:right w:val="single" w:sz="1" w:space="0" w:color="AAAAAA"/>
-            </w:tcBorders>
-            <w:shd w:val="clear" w:color="auto" w:fill="F2F5FC"/>
+              <w:t>8</w:t>
+            </w:r>
+          </w:p>
+        </w:tc>
+        <w:tc>
+          <w:tcPr>
+            <w:tcW w:w="2925" w:type="dxa"/>
+            <w:tcBorders>
+              <w:top w:val="single" w:sz="1" w:space="0" w:color="AAAAAA"/>
+              <w:left w:val="single" w:sz="1" w:space="0" w:color="AAAAAA"/>
+              <w:bottom w:val="single" w:sz="1" w:space="0" w:color="AAAAAA"/>
+              <w:right w:val="single" w:sz="1" w:space="0" w:color="AAAAAA"/>
+            </w:tcBorders>
+            <w:shd w:val="clear" w:color="auto" w:fill="FFFFFF"/>
             <w:tcMar>
               <w:top w:w="60" w:type="dxa"/>
               <w:left w:w="100" w:type="dxa"/>
@@ -1798,20 +1814,20 @@
                 <w:sz w:val="18"/>
                 <w:szCs w:val="18"/>
               </w:rPr>
-              <w:t>Jocher G. et al. Ultralytics YOLOv8. — 2023. — URL: https://github.com/ultralytics/ultralytics.</w:t>
-            </w:r>
-          </w:p>
-        </w:tc>
-        <w:tc>
-          <w:tcPr>
-            <w:tcW w:w="2400" w:type="dxa"/>
-            <w:tcBorders>
-              <w:top w:val="single" w:sz="1" w:space="0" w:color="AAAAAA"/>
-              <w:left w:val="single" w:sz="1" w:space="0" w:color="AAAAAA"/>
-              <w:bottom w:val="single" w:sz="1" w:space="0" w:color="AAAAAA"/>
-              <w:right w:val="single" w:sz="1" w:space="0" w:color="AAAAAA"/>
-            </w:tcBorders>
-            <w:shd w:val="clear" w:color="auto" w:fill="F2F5FC"/>
+              <w:t>Ren S., He K., Girshick R., Sun J. Faster R-CNN: Towards real-time object detection with region proposal networks // NIPS 2015.</w:t>
+            </w:r>
+          </w:p>
+        </w:tc>
+        <w:tc>
+          <w:tcPr>
+            <w:tcW w:w="2456" w:type="dxa"/>
+            <w:tcBorders>
+              <w:top w:val="single" w:sz="1" w:space="0" w:color="AAAAAA"/>
+              <w:left w:val="single" w:sz="1" w:space="0" w:color="AAAAAA"/>
+              <w:bottom w:val="single" w:sz="1" w:space="0" w:color="AAAAAA"/>
+              <w:right w:val="single" w:sz="1" w:space="0" w:color="AAAAAA"/>
+            </w:tcBorders>
+            <w:shd w:val="clear" w:color="auto" w:fill="FFFFFF"/>
             <w:tcMar>
               <w:top w:w="60" w:type="dxa"/>
               <w:left w:w="100" w:type="dxa"/>
@@ -1825,20 +1841,20 @@
                 <w:sz w:val="18"/>
                 <w:szCs w:val="18"/>
               </w:rPr>
-              <w:t>Сучасна anchor-free архітектура для детекції, сегментації та класифікації в реальному часі.</w:t>
-            </w:r>
-          </w:p>
-        </w:tc>
-        <w:tc>
-          <w:tcPr>
-            <w:tcW w:w="4237" w:type="dxa"/>
-            <w:tcBorders>
-              <w:top w:val="single" w:sz="1" w:space="0" w:color="AAAAAA"/>
-              <w:left w:val="single" w:sz="1" w:space="0" w:color="AAAAAA"/>
-              <w:bottom w:val="single" w:sz="1" w:space="0" w:color="AAAAAA"/>
-              <w:right w:val="single" w:sz="1" w:space="0" w:color="AAAAAA"/>
-            </w:tcBorders>
-            <w:shd w:val="clear" w:color="auto" w:fill="F2F5FC"/>
+              <w:t>Введення Region Proposal Network (RPN) для усунення вузького місця Selective Search у двоетапній детекції.</w:t>
+            </w:r>
+          </w:p>
+        </w:tc>
+        <w:tc>
+          <w:tcPr>
+            <w:tcW w:w="3780" w:type="dxa"/>
+            <w:tcBorders>
+              <w:top w:val="single" w:sz="1" w:space="0" w:color="AAAAAA"/>
+              <w:left w:val="single" w:sz="1" w:space="0" w:color="AAAAAA"/>
+              <w:bottom w:val="single" w:sz="1" w:space="0" w:color="AAAAAA"/>
+              <w:right w:val="single" w:sz="1" w:space="0" w:color="AAAAAA"/>
+            </w:tcBorders>
+            <w:shd w:val="clear" w:color="auto" w:fill="FFFFFF"/>
             <w:tcMar>
               <w:top w:w="60" w:type="dxa"/>
               <w:left w:w="100" w:type="dxa"/>
@@ -1852,28 +1868,22 @@
                 <w:sz w:val="18"/>
                 <w:szCs w:val="18"/>
               </w:rPr>
-              <w:t>YOLOv8 досягає 53.9% mAP на COCO val2017 при 13.6 FPS. Уніфікований фреймворк підтримує детекцію, сегментацію, класифікацію та pose estimation.</w:t>
+              <w:t>Faster R-CNN досягає ~5 FPS при SOTA точності на COCO та PASCAL VOC 2007. RPN генерує proposals безпосередньо з feature map і розділяє їх з детектором.</w:t>
             </w:r>
           </w:p>
         </w:tc>
       </w:tr>
       <w:tr>
-        <w:tblPrEx>
-          <w:tblCellMar>
-            <w:top w:w="0" w:type="dxa"/>
-            <w:bottom w:w="0" w:type="dxa"/>
-          </w:tblCellMar>
-        </w:tblPrEx>
-        <w:tc>
-          <w:tcPr>
-            <w:tcW w:w="500" w:type="dxa"/>
-            <w:tcBorders>
-              <w:top w:val="single" w:sz="1" w:space="0" w:color="AAAAAA"/>
-              <w:left w:val="single" w:sz="1" w:space="0" w:color="AAAAAA"/>
-              <w:bottom w:val="single" w:sz="1" w:space="0" w:color="AAAAAA"/>
-              <w:right w:val="single" w:sz="1" w:space="0" w:color="AAAAAA"/>
-            </w:tcBorders>
-            <w:shd w:val="clear" w:color="auto" w:fill="FFFFFF"/>
+        <w:tc>
+          <w:tcPr>
+            <w:tcW w:w="476" w:type="dxa"/>
+            <w:tcBorders>
+              <w:top w:val="single" w:sz="1" w:space="0" w:color="AAAAAA"/>
+              <w:left w:val="single" w:sz="1" w:space="0" w:color="AAAAAA"/>
+              <w:bottom w:val="single" w:sz="1" w:space="0" w:color="AAAAAA"/>
+              <w:right w:val="single" w:sz="1" w:space="0" w:color="AAAAAA"/>
+            </w:tcBorders>
+            <w:shd w:val="clear" w:color="auto" w:fill="F2F5FC"/>
             <w:tcMar>
               <w:top w:w="60" w:type="dxa"/>
               <w:left w:w="80" w:type="dxa"/>
@@ -1890,20 +1900,20 @@
                 <w:sz w:val="20"/>
                 <w:szCs w:val="20"/>
               </w:rPr>
-              <w:t>8</w:t>
-            </w:r>
-          </w:p>
-        </w:tc>
-        <w:tc>
-          <w:tcPr>
-            <w:tcW w:w="2500" w:type="dxa"/>
-            <w:tcBorders>
-              <w:top w:val="single" w:sz="1" w:space="0" w:color="AAAAAA"/>
-              <w:left w:val="single" w:sz="1" w:space="0" w:color="AAAAAA"/>
-              <w:bottom w:val="single" w:sz="1" w:space="0" w:color="AAAAAA"/>
-              <w:right w:val="single" w:sz="1" w:space="0" w:color="AAAAAA"/>
-            </w:tcBorders>
-            <w:shd w:val="clear" w:color="auto" w:fill="FFFFFF"/>
+              <w:t>9</w:t>
+            </w:r>
+          </w:p>
+        </w:tc>
+        <w:tc>
+          <w:tcPr>
+            <w:tcW w:w="2925" w:type="dxa"/>
+            <w:tcBorders>
+              <w:top w:val="single" w:sz="1" w:space="0" w:color="AAAAAA"/>
+              <w:left w:val="single" w:sz="1" w:space="0" w:color="AAAAAA"/>
+              <w:bottom w:val="single" w:sz="1" w:space="0" w:color="AAAAAA"/>
+              <w:right w:val="single" w:sz="1" w:space="0" w:color="AAAAAA"/>
+            </w:tcBorders>
+            <w:shd w:val="clear" w:color="auto" w:fill="F2F5FC"/>
             <w:tcMar>
               <w:top w:w="60" w:type="dxa"/>
               <w:left w:w="100" w:type="dxa"/>
@@ -1917,20 +1927,20 @@
                 <w:sz w:val="18"/>
                 <w:szCs w:val="18"/>
               </w:rPr>
-              <w:t>Ren S., He K., Girshick R., Sun J. Faster R-CNN: Towards real-time object detection with region proposal networks // NIPS 2015.</w:t>
-            </w:r>
-          </w:p>
-        </w:tc>
-        <w:tc>
-          <w:tcPr>
-            <w:tcW w:w="2400" w:type="dxa"/>
-            <w:tcBorders>
-              <w:top w:val="single" w:sz="1" w:space="0" w:color="AAAAAA"/>
-              <w:left w:val="single" w:sz="1" w:space="0" w:color="AAAAAA"/>
-              <w:bottom w:val="single" w:sz="1" w:space="0" w:color="AAAAAA"/>
-              <w:right w:val="single" w:sz="1" w:space="0" w:color="AAAAAA"/>
-            </w:tcBorders>
-            <w:shd w:val="clear" w:color="auto" w:fill="FFFFFF"/>
+              <w:t>Chen L.-C. et al. Encoder-Decoder with Atrous Separable Convolution for Semantic Image Segmentation (DeepLab v3+) // ECCV 2018.</w:t>
+            </w:r>
+          </w:p>
+        </w:tc>
+        <w:tc>
+          <w:tcPr>
+            <w:tcW w:w="2456" w:type="dxa"/>
+            <w:tcBorders>
+              <w:top w:val="single" w:sz="1" w:space="0" w:color="AAAAAA"/>
+              <w:left w:val="single" w:sz="1" w:space="0" w:color="AAAAAA"/>
+              <w:bottom w:val="single" w:sz="1" w:space="0" w:color="AAAAAA"/>
+              <w:right w:val="single" w:sz="1" w:space="0" w:color="AAAAAA"/>
+            </w:tcBorders>
+            <w:shd w:val="clear" w:color="auto" w:fill="F2F5FC"/>
             <w:tcMar>
               <w:top w:w="60" w:type="dxa"/>
               <w:left w:w="100" w:type="dxa"/>
@@ -1944,20 +1954,20 @@
                 <w:sz w:val="18"/>
                 <w:szCs w:val="18"/>
               </w:rPr>
-              <w:t>Введення Region Proposal Network (RPN) для усунення вузького місця Selective Search у двоетапній детекції.</w:t>
-            </w:r>
-          </w:p>
-        </w:tc>
-        <w:tc>
-          <w:tcPr>
-            <w:tcW w:w="4237" w:type="dxa"/>
-            <w:tcBorders>
-              <w:top w:val="single" w:sz="1" w:space="0" w:color="AAAAAA"/>
-              <w:left w:val="single" w:sz="1" w:space="0" w:color="AAAAAA"/>
-              <w:bottom w:val="single" w:sz="1" w:space="0" w:color="AAAAAA"/>
-              <w:right w:val="single" w:sz="1" w:space="0" w:color="AAAAAA"/>
-            </w:tcBorders>
-            <w:shd w:val="clear" w:color="auto" w:fill="FFFFFF"/>
+              <w:t>Поєднання atrous convolution з encoder-decoder структурою для точної семантичної сегментації.</w:t>
+            </w:r>
+          </w:p>
+        </w:tc>
+        <w:tc>
+          <w:tcPr>
+            <w:tcW w:w="3780" w:type="dxa"/>
+            <w:tcBorders>
+              <w:top w:val="single" w:sz="1" w:space="0" w:color="AAAAAA"/>
+              <w:left w:val="single" w:sz="1" w:space="0" w:color="AAAAAA"/>
+              <w:bottom w:val="single" w:sz="1" w:space="0" w:color="AAAAAA"/>
+              <w:right w:val="single" w:sz="1" w:space="0" w:color="AAAAAA"/>
+            </w:tcBorders>
+            <w:shd w:val="clear" w:color="auto" w:fill="F2F5FC"/>
             <w:tcMar>
               <w:top w:w="60" w:type="dxa"/>
               <w:left w:w="100" w:type="dxa"/>
@@ -1971,28 +1981,22 @@
                 <w:sz w:val="18"/>
                 <w:szCs w:val="18"/>
               </w:rPr>
-              <w:t>Faster R-CNN досягає ~5 FPS при SOTA точності на COCO та PASCAL VOC 2007. RPN генерує proposals безпосередньо з feature map і розділяє їх з детектором.</w:t>
+              <w:t>DeepLab v3+ досягає 82.1% mIoU на Cityscapes і 89.0% mIoU на PASCAL VOC 2012. ASPP захоплює контекст у кількох масштабах без втрати просторового розрізнення.</w:t>
             </w:r>
           </w:p>
         </w:tc>
       </w:tr>
       <w:tr>
-        <w:tblPrEx>
-          <w:tblCellMar>
-            <w:top w:w="0" w:type="dxa"/>
-            <w:bottom w:w="0" w:type="dxa"/>
-          </w:tblCellMar>
-        </w:tblPrEx>
-        <w:tc>
-          <w:tcPr>
-            <w:tcW w:w="500" w:type="dxa"/>
-            <w:tcBorders>
-              <w:top w:val="single" w:sz="1" w:space="0" w:color="AAAAAA"/>
-              <w:left w:val="single" w:sz="1" w:space="0" w:color="AAAAAA"/>
-              <w:bottom w:val="single" w:sz="1" w:space="0" w:color="AAAAAA"/>
-              <w:right w:val="single" w:sz="1" w:space="0" w:color="AAAAAA"/>
-            </w:tcBorders>
-            <w:shd w:val="clear" w:color="auto" w:fill="F2F5FC"/>
+        <w:tc>
+          <w:tcPr>
+            <w:tcW w:w="476" w:type="dxa"/>
+            <w:tcBorders>
+              <w:top w:val="single" w:sz="1" w:space="0" w:color="AAAAAA"/>
+              <w:left w:val="single" w:sz="1" w:space="0" w:color="AAAAAA"/>
+              <w:bottom w:val="single" w:sz="1" w:space="0" w:color="AAAAAA"/>
+              <w:right w:val="single" w:sz="1" w:space="0" w:color="AAAAAA"/>
+            </w:tcBorders>
+            <w:shd w:val="clear" w:color="auto" w:fill="FFFFFF"/>
             <w:tcMar>
               <w:top w:w="60" w:type="dxa"/>
               <w:left w:w="80" w:type="dxa"/>
@@ -2009,20 +2013,20 @@
                 <w:sz w:val="20"/>
                 <w:szCs w:val="20"/>
               </w:rPr>
-              <w:t>9</w:t>
-            </w:r>
-          </w:p>
-        </w:tc>
-        <w:tc>
-          <w:tcPr>
-            <w:tcW w:w="2500" w:type="dxa"/>
-            <w:tcBorders>
-              <w:top w:val="single" w:sz="1" w:space="0" w:color="AAAAAA"/>
-              <w:left w:val="single" w:sz="1" w:space="0" w:color="AAAAAA"/>
-              <w:bottom w:val="single" w:sz="1" w:space="0" w:color="AAAAAA"/>
-              <w:right w:val="single" w:sz="1" w:space="0" w:color="AAAAAA"/>
-            </w:tcBorders>
-            <w:shd w:val="clear" w:color="auto" w:fill="F2F5FC"/>
+              <w:t>10</w:t>
+            </w:r>
+          </w:p>
+        </w:tc>
+        <w:tc>
+          <w:tcPr>
+            <w:tcW w:w="2925" w:type="dxa"/>
+            <w:tcBorders>
+              <w:top w:val="single" w:sz="1" w:space="0" w:color="AAAAAA"/>
+              <w:left w:val="single" w:sz="1" w:space="0" w:color="AAAAAA"/>
+              <w:bottom w:val="single" w:sz="1" w:space="0" w:color="AAAAAA"/>
+              <w:right w:val="single" w:sz="1" w:space="0" w:color="AAAAAA"/>
+            </w:tcBorders>
+            <w:shd w:val="clear" w:color="auto" w:fill="FFFFFF"/>
             <w:tcMar>
               <w:top w:w="60" w:type="dxa"/>
               <w:left w:w="100" w:type="dxa"/>
@@ -2036,20 +2040,20 @@
                 <w:sz w:val="18"/>
                 <w:szCs w:val="18"/>
               </w:rPr>
-              <w:t>Chen L.-C. et al. Encoder-Decoder with Atrous Separable Convolution for Semantic Image Segmentation (DeepLab v3+) // ECCV 2018.</w:t>
-            </w:r>
-          </w:p>
-        </w:tc>
-        <w:tc>
-          <w:tcPr>
-            <w:tcW w:w="2400" w:type="dxa"/>
-            <w:tcBorders>
-              <w:top w:val="single" w:sz="1" w:space="0" w:color="AAAAAA"/>
-              <w:left w:val="single" w:sz="1" w:space="0" w:color="AAAAAA"/>
-              <w:bottom w:val="single" w:sz="1" w:space="0" w:color="AAAAAA"/>
-              <w:right w:val="single" w:sz="1" w:space="0" w:color="AAAAAA"/>
-            </w:tcBorders>
-            <w:shd w:val="clear" w:color="auto" w:fill="F2F5FC"/>
+              <w:t>Vaswani A. et al. Attention is all you need // NIPS 2017. — Vol. 30.</w:t>
+            </w:r>
+          </w:p>
+        </w:tc>
+        <w:tc>
+          <w:tcPr>
+            <w:tcW w:w="2456" w:type="dxa"/>
+            <w:tcBorders>
+              <w:top w:val="single" w:sz="1" w:space="0" w:color="AAAAAA"/>
+              <w:left w:val="single" w:sz="1" w:space="0" w:color="AAAAAA"/>
+              <w:bottom w:val="single" w:sz="1" w:space="0" w:color="AAAAAA"/>
+              <w:right w:val="single" w:sz="1" w:space="0" w:color="AAAAAA"/>
+            </w:tcBorders>
+            <w:shd w:val="clear" w:color="auto" w:fill="FFFFFF"/>
             <w:tcMar>
               <w:top w:w="60" w:type="dxa"/>
               <w:left w:w="100" w:type="dxa"/>
@@ -2063,55 +2067,66 @@
                 <w:sz w:val="18"/>
                 <w:szCs w:val="18"/>
               </w:rPr>
-              <w:t>Поєднання atrous convolution з encoder-decoder структурою для точної семантичної сегментації.</w:t>
-            </w:r>
-          </w:p>
-        </w:tc>
-        <w:tc>
-          <w:tcPr>
-            <w:tcW w:w="4237" w:type="dxa"/>
-            <w:tcBorders>
-              <w:top w:val="single" w:sz="1" w:space="0" w:color="AAAAAA"/>
-              <w:left w:val="single" w:sz="1" w:space="0" w:color="AAAAAA"/>
-              <w:bottom w:val="single" w:sz="1" w:space="0" w:color="AAAAAA"/>
-              <w:right w:val="single" w:sz="1" w:space="0" w:color="AAAAAA"/>
-            </w:tcBorders>
-            <w:shd w:val="clear" w:color="auto" w:fill="F2F5FC"/>
-            <w:tcMar>
-              <w:top w:w="60" w:type="dxa"/>
-              <w:left w:w="100" w:type="dxa"/>
-              <w:bottom w:w="60" w:type="dxa"/>
-              <w:right w:w="100" w:type="dxa"/>
-            </w:tcMar>
-          </w:tcPr>
-          <w:p>
+              <w:t xml:space="preserve">Революційна архітектура Transformer на основі </w:t>
+            </w:r>
             <w:r>
               <w:rPr>
                 <w:sz w:val="18"/>
                 <w:szCs w:val="18"/>
               </w:rPr>
-              <w:t>DeepLab v3+ досягає 82.1% mIoU на Cityscapes і 89.0% mIoU на PASCAL VOC 2012. ASPP захоплює контекст у кількох масштабах без втрати просторового розрізнення.</w:t>
+              <w:lastRenderedPageBreak/>
+              <w:t>механізму self-attention без рекурентних та згорткових шарів.</w:t>
+            </w:r>
+          </w:p>
+        </w:tc>
+        <w:tc>
+          <w:tcPr>
+            <w:tcW w:w="3780" w:type="dxa"/>
+            <w:tcBorders>
+              <w:top w:val="single" w:sz="1" w:space="0" w:color="AAAAAA"/>
+              <w:left w:val="single" w:sz="1" w:space="0" w:color="AAAAAA"/>
+              <w:bottom w:val="single" w:sz="1" w:space="0" w:color="AAAAAA"/>
+              <w:right w:val="single" w:sz="1" w:space="0" w:color="AAAAAA"/>
+            </w:tcBorders>
+            <w:shd w:val="clear" w:color="auto" w:fill="FFFFFF"/>
+            <w:tcMar>
+              <w:top w:w="60" w:type="dxa"/>
+              <w:left w:w="100" w:type="dxa"/>
+              <w:bottom w:w="60" w:type="dxa"/>
+              <w:right w:w="100" w:type="dxa"/>
+            </w:tcMar>
+          </w:tcPr>
+          <w:p>
+            <w:r>
+              <w:rPr>
+                <w:sz w:val="18"/>
+                <w:szCs w:val="18"/>
+              </w:rPr>
+              <w:lastRenderedPageBreak/>
+              <w:t xml:space="preserve">Transformer перевершив SOTA в задачах NLP. Механізм multi-head attention та </w:t>
+            </w:r>
+            <w:r>
+              <w:rPr>
+                <w:sz w:val="18"/>
+                <w:szCs w:val="18"/>
+              </w:rPr>
+              <w:lastRenderedPageBreak/>
+              <w:t>позиційне кодування стали основою для подальших архітектур в NLP та комп'ютерному зорі.</w:t>
             </w:r>
           </w:p>
         </w:tc>
       </w:tr>
       <w:tr>
-        <w:tblPrEx>
-          <w:tblCellMar>
-            <w:top w:w="0" w:type="dxa"/>
-            <w:bottom w:w="0" w:type="dxa"/>
-          </w:tblCellMar>
-        </w:tblPrEx>
-        <w:tc>
-          <w:tcPr>
-            <w:tcW w:w="500" w:type="dxa"/>
-            <w:tcBorders>
-              <w:top w:val="single" w:sz="1" w:space="0" w:color="AAAAAA"/>
-              <w:left w:val="single" w:sz="1" w:space="0" w:color="AAAAAA"/>
-              <w:bottom w:val="single" w:sz="1" w:space="0" w:color="AAAAAA"/>
-              <w:right w:val="single" w:sz="1" w:space="0" w:color="AAAAAA"/>
-            </w:tcBorders>
-            <w:shd w:val="clear" w:color="auto" w:fill="FFFFFF"/>
+        <w:tc>
+          <w:tcPr>
+            <w:tcW w:w="476" w:type="dxa"/>
+            <w:tcBorders>
+              <w:top w:val="single" w:sz="1" w:space="0" w:color="AAAAAA"/>
+              <w:left w:val="single" w:sz="1" w:space="0" w:color="AAAAAA"/>
+              <w:bottom w:val="single" w:sz="1" w:space="0" w:color="AAAAAA"/>
+              <w:right w:val="single" w:sz="1" w:space="0" w:color="AAAAAA"/>
+            </w:tcBorders>
+            <w:shd w:val="clear" w:color="auto" w:fill="F2F5FC"/>
             <w:tcMar>
               <w:top w:w="60" w:type="dxa"/>
               <w:left w:w="80" w:type="dxa"/>
@@ -2128,20 +2143,21 @@
                 <w:sz w:val="20"/>
                 <w:szCs w:val="20"/>
               </w:rPr>
-              <w:t>10</w:t>
-            </w:r>
-          </w:p>
-        </w:tc>
-        <w:tc>
-          <w:tcPr>
-            <w:tcW w:w="2500" w:type="dxa"/>
-            <w:tcBorders>
-              <w:top w:val="single" w:sz="1" w:space="0" w:color="AAAAAA"/>
-              <w:left w:val="single" w:sz="1" w:space="0" w:color="AAAAAA"/>
-              <w:bottom w:val="single" w:sz="1" w:space="0" w:color="AAAAAA"/>
-              <w:right w:val="single" w:sz="1" w:space="0" w:color="AAAAAA"/>
-            </w:tcBorders>
-            <w:shd w:val="clear" w:color="auto" w:fill="FFFFFF"/>
+              <w:lastRenderedPageBreak/>
+              <w:t>11</w:t>
+            </w:r>
+          </w:p>
+        </w:tc>
+        <w:tc>
+          <w:tcPr>
+            <w:tcW w:w="2925" w:type="dxa"/>
+            <w:tcBorders>
+              <w:top w:val="single" w:sz="1" w:space="0" w:color="AAAAAA"/>
+              <w:left w:val="single" w:sz="1" w:space="0" w:color="AAAAAA"/>
+              <w:bottom w:val="single" w:sz="1" w:space="0" w:color="AAAAAA"/>
+              <w:right w:val="single" w:sz="1" w:space="0" w:color="AAAAAA"/>
+            </w:tcBorders>
+            <w:shd w:val="clear" w:color="auto" w:fill="F2F5FC"/>
             <w:tcMar>
               <w:top w:w="60" w:type="dxa"/>
               <w:left w:w="100" w:type="dxa"/>
@@ -2155,20 +2171,20 @@
                 <w:sz w:val="18"/>
                 <w:szCs w:val="18"/>
               </w:rPr>
-              <w:t>Vaswani A. et al. Attention is all you need // NIPS 2017. — Vol. 30.</w:t>
-            </w:r>
-          </w:p>
-        </w:tc>
-        <w:tc>
-          <w:tcPr>
-            <w:tcW w:w="2400" w:type="dxa"/>
-            <w:tcBorders>
-              <w:top w:val="single" w:sz="1" w:space="0" w:color="AAAAAA"/>
-              <w:left w:val="single" w:sz="1" w:space="0" w:color="AAAAAA"/>
-              <w:bottom w:val="single" w:sz="1" w:space="0" w:color="AAAAAA"/>
-              <w:right w:val="single" w:sz="1" w:space="0" w:color="AAAAAA"/>
-            </w:tcBorders>
-            <w:shd w:val="clear" w:color="auto" w:fill="FFFFFF"/>
+              <w:t>Dosovitskiy A. et al. An image is worth 16×16 words: Transformers for image recognition at scale (ViT) // ICLR 2021.</w:t>
+            </w:r>
+          </w:p>
+        </w:tc>
+        <w:tc>
+          <w:tcPr>
+            <w:tcW w:w="2456" w:type="dxa"/>
+            <w:tcBorders>
+              <w:top w:val="single" w:sz="1" w:space="0" w:color="AAAAAA"/>
+              <w:left w:val="single" w:sz="1" w:space="0" w:color="AAAAAA"/>
+              <w:bottom w:val="single" w:sz="1" w:space="0" w:color="AAAAAA"/>
+              <w:right w:val="single" w:sz="1" w:space="0" w:color="AAAAAA"/>
+            </w:tcBorders>
+            <w:shd w:val="clear" w:color="auto" w:fill="F2F5FC"/>
             <w:tcMar>
               <w:top w:w="60" w:type="dxa"/>
               <w:left w:w="100" w:type="dxa"/>
@@ -2182,20 +2198,20 @@
                 <w:sz w:val="18"/>
                 <w:szCs w:val="18"/>
               </w:rPr>
-              <w:t>Революційна архітектура Transformer на основі механізму self-attention без рекурентних та згорткових шарів.</w:t>
-            </w:r>
-          </w:p>
-        </w:tc>
-        <w:tc>
-          <w:tcPr>
-            <w:tcW w:w="4237" w:type="dxa"/>
-            <w:tcBorders>
-              <w:top w:val="single" w:sz="1" w:space="0" w:color="AAAAAA"/>
-              <w:left w:val="single" w:sz="1" w:space="0" w:color="AAAAAA"/>
-              <w:bottom w:val="single" w:sz="1" w:space="0" w:color="AAAAAA"/>
-              <w:right w:val="single" w:sz="1" w:space="0" w:color="AAAAAA"/>
-            </w:tcBorders>
-            <w:shd w:val="clear" w:color="auto" w:fill="FFFFFF"/>
+              <w:t>Застосування чистої Transformer-архітектури для класифікації зображень без CNN.</w:t>
+            </w:r>
+          </w:p>
+        </w:tc>
+        <w:tc>
+          <w:tcPr>
+            <w:tcW w:w="3780" w:type="dxa"/>
+            <w:tcBorders>
+              <w:top w:val="single" w:sz="1" w:space="0" w:color="AAAAAA"/>
+              <w:left w:val="single" w:sz="1" w:space="0" w:color="AAAAAA"/>
+              <w:bottom w:val="single" w:sz="1" w:space="0" w:color="AAAAAA"/>
+              <w:right w:val="single" w:sz="1" w:space="0" w:color="AAAAAA"/>
+            </w:tcBorders>
+            <w:shd w:val="clear" w:color="auto" w:fill="F2F5FC"/>
             <w:tcMar>
               <w:top w:w="60" w:type="dxa"/>
               <w:left w:w="100" w:type="dxa"/>
@@ -2209,28 +2225,22 @@
                 <w:sz w:val="18"/>
                 <w:szCs w:val="18"/>
               </w:rPr>
-              <w:t>Transformer перевершив SOTA в задачах NLP. Механізм multi-head attention та позиційне кодування стали основою для подальших архітектур в NLP та комп'ютерному зорі.</w:t>
+              <w:t>ViT перевершує CNN на ImageNet при навчанні на великих датасетах (JFT-300M). Демонструє, що суто уважна архітектура може конкурувати зі згортковими мережами в задачах зору.</w:t>
             </w:r>
           </w:p>
         </w:tc>
       </w:tr>
       <w:tr>
-        <w:tblPrEx>
-          <w:tblCellMar>
-            <w:top w:w="0" w:type="dxa"/>
-            <w:bottom w:w="0" w:type="dxa"/>
-          </w:tblCellMar>
-        </w:tblPrEx>
-        <w:tc>
-          <w:tcPr>
-            <w:tcW w:w="500" w:type="dxa"/>
-            <w:tcBorders>
-              <w:top w:val="single" w:sz="1" w:space="0" w:color="AAAAAA"/>
-              <w:left w:val="single" w:sz="1" w:space="0" w:color="AAAAAA"/>
-              <w:bottom w:val="single" w:sz="1" w:space="0" w:color="AAAAAA"/>
-              <w:right w:val="single" w:sz="1" w:space="0" w:color="AAAAAA"/>
-            </w:tcBorders>
-            <w:shd w:val="clear" w:color="auto" w:fill="F2F5FC"/>
+        <w:tc>
+          <w:tcPr>
+            <w:tcW w:w="476" w:type="dxa"/>
+            <w:tcBorders>
+              <w:top w:val="single" w:sz="1" w:space="0" w:color="AAAAAA"/>
+              <w:left w:val="single" w:sz="1" w:space="0" w:color="AAAAAA"/>
+              <w:bottom w:val="single" w:sz="1" w:space="0" w:color="AAAAAA"/>
+              <w:right w:val="single" w:sz="1" w:space="0" w:color="AAAAAA"/>
+            </w:tcBorders>
+            <w:shd w:val="clear" w:color="auto" w:fill="FFFFFF"/>
             <w:tcMar>
               <w:top w:w="60" w:type="dxa"/>
               <w:left w:w="80" w:type="dxa"/>
@@ -2247,21 +2257,20 @@
                 <w:sz w:val="20"/>
                 <w:szCs w:val="20"/>
               </w:rPr>
-              <w:lastRenderedPageBreak/>
-              <w:t>11</w:t>
-            </w:r>
-          </w:p>
-        </w:tc>
-        <w:tc>
-          <w:tcPr>
-            <w:tcW w:w="2500" w:type="dxa"/>
-            <w:tcBorders>
-              <w:top w:val="single" w:sz="1" w:space="0" w:color="AAAAAA"/>
-              <w:left w:val="single" w:sz="1" w:space="0" w:color="AAAAAA"/>
-              <w:bottom w:val="single" w:sz="1" w:space="0" w:color="AAAAAA"/>
-              <w:right w:val="single" w:sz="1" w:space="0" w:color="AAAAAA"/>
-            </w:tcBorders>
-            <w:shd w:val="clear" w:color="auto" w:fill="F2F5FC"/>
+              <w:t>12</w:t>
+            </w:r>
+          </w:p>
+        </w:tc>
+        <w:tc>
+          <w:tcPr>
+            <w:tcW w:w="2925" w:type="dxa"/>
+            <w:tcBorders>
+              <w:top w:val="single" w:sz="1" w:space="0" w:color="AAAAAA"/>
+              <w:left w:val="single" w:sz="1" w:space="0" w:color="AAAAAA"/>
+              <w:bottom w:val="single" w:sz="1" w:space="0" w:color="AAAAAA"/>
+              <w:right w:val="single" w:sz="1" w:space="0" w:color="AAAAAA"/>
+            </w:tcBorders>
+            <w:shd w:val="clear" w:color="auto" w:fill="FFFFFF"/>
             <w:tcMar>
               <w:top w:w="60" w:type="dxa"/>
               <w:left w:w="100" w:type="dxa"/>
@@ -2275,20 +2284,20 @@
                 <w:sz w:val="18"/>
                 <w:szCs w:val="18"/>
               </w:rPr>
-              <w:t>Dosovitskiy A. et al. An image is worth 16×16 words: Transformers for image recognition at scale (ViT) // ICLR 2021.</w:t>
-            </w:r>
-          </w:p>
-        </w:tc>
-        <w:tc>
-          <w:tcPr>
-            <w:tcW w:w="2400" w:type="dxa"/>
-            <w:tcBorders>
-              <w:top w:val="single" w:sz="1" w:space="0" w:color="AAAAAA"/>
-              <w:left w:val="single" w:sz="1" w:space="0" w:color="AAAAAA"/>
-              <w:bottom w:val="single" w:sz="1" w:space="0" w:color="AAAAAA"/>
-              <w:right w:val="single" w:sz="1" w:space="0" w:color="AAAAAA"/>
-            </w:tcBorders>
-            <w:shd w:val="clear" w:color="auto" w:fill="F2F5FC"/>
+              <w:t>Xie E. et al. SegFormer: Simple and efficient design for semantic segmentation with transformers // NeurIPS 2021.</w:t>
+            </w:r>
+          </w:p>
+        </w:tc>
+        <w:tc>
+          <w:tcPr>
+            <w:tcW w:w="2456" w:type="dxa"/>
+            <w:tcBorders>
+              <w:top w:val="single" w:sz="1" w:space="0" w:color="AAAAAA"/>
+              <w:left w:val="single" w:sz="1" w:space="0" w:color="AAAAAA"/>
+              <w:bottom w:val="single" w:sz="1" w:space="0" w:color="AAAAAA"/>
+              <w:right w:val="single" w:sz="1" w:space="0" w:color="AAAAAA"/>
+            </w:tcBorders>
+            <w:shd w:val="clear" w:color="auto" w:fill="FFFFFF"/>
             <w:tcMar>
               <w:top w:w="60" w:type="dxa"/>
               <w:left w:w="100" w:type="dxa"/>
@@ -2302,20 +2311,20 @@
                 <w:sz w:val="18"/>
                 <w:szCs w:val="18"/>
               </w:rPr>
-              <w:t>Застосування чистої Transformer-архітектури для класифікації зображень без CNN.</w:t>
-            </w:r>
-          </w:p>
-        </w:tc>
-        <w:tc>
-          <w:tcPr>
-            <w:tcW w:w="4237" w:type="dxa"/>
-            <w:tcBorders>
-              <w:top w:val="single" w:sz="1" w:space="0" w:color="AAAAAA"/>
-              <w:left w:val="single" w:sz="1" w:space="0" w:color="AAAAAA"/>
-              <w:bottom w:val="single" w:sz="1" w:space="0" w:color="AAAAAA"/>
-              <w:right w:val="single" w:sz="1" w:space="0" w:color="AAAAAA"/>
-            </w:tcBorders>
-            <w:shd w:val="clear" w:color="auto" w:fill="F2F5FC"/>
+              <w:t>Ефективна Transformer-based архітектура для семантичної сегментації без позиційного кодування.</w:t>
+            </w:r>
+          </w:p>
+        </w:tc>
+        <w:tc>
+          <w:tcPr>
+            <w:tcW w:w="3780" w:type="dxa"/>
+            <w:tcBorders>
+              <w:top w:val="single" w:sz="1" w:space="0" w:color="AAAAAA"/>
+              <w:left w:val="single" w:sz="1" w:space="0" w:color="AAAAAA"/>
+              <w:bottom w:val="single" w:sz="1" w:space="0" w:color="AAAAAA"/>
+              <w:right w:val="single" w:sz="1" w:space="0" w:color="AAAAAA"/>
+            </w:tcBorders>
+            <w:shd w:val="clear" w:color="auto" w:fill="FFFFFF"/>
             <w:tcMar>
               <w:top w:w="60" w:type="dxa"/>
               <w:left w:w="100" w:type="dxa"/>
@@ -2329,28 +2338,22 @@
                 <w:sz w:val="18"/>
                 <w:szCs w:val="18"/>
               </w:rPr>
-              <w:t>ViT перевершує CNN на ImageNet при навчанні на великих датасетах (JFT-300M). Демонструє, що суто уважна архітектура може конкурувати зі згортковими мережами в задачах зору.</w:t>
+              <w:t>SegFormer-B5 досягає 84.0% mIoU на Cityscapes val при 15 FPS. Ієрархічний MiT encoder та легкий MLP decoder забезпечують SOTA баланс точності та ефективності.</w:t>
             </w:r>
           </w:p>
         </w:tc>
       </w:tr>
       <w:tr>
-        <w:tblPrEx>
-          <w:tblCellMar>
-            <w:top w:w="0" w:type="dxa"/>
-            <w:bottom w:w="0" w:type="dxa"/>
-          </w:tblCellMar>
-        </w:tblPrEx>
-        <w:tc>
-          <w:tcPr>
-            <w:tcW w:w="500" w:type="dxa"/>
-            <w:tcBorders>
-              <w:top w:val="single" w:sz="1" w:space="0" w:color="AAAAAA"/>
-              <w:left w:val="single" w:sz="1" w:space="0" w:color="AAAAAA"/>
-              <w:bottom w:val="single" w:sz="1" w:space="0" w:color="AAAAAA"/>
-              <w:right w:val="single" w:sz="1" w:space="0" w:color="AAAAAA"/>
-            </w:tcBorders>
-            <w:shd w:val="clear" w:color="auto" w:fill="FFFFFF"/>
+        <w:tc>
+          <w:tcPr>
+            <w:tcW w:w="476" w:type="dxa"/>
+            <w:tcBorders>
+              <w:top w:val="single" w:sz="1" w:space="0" w:color="AAAAAA"/>
+              <w:left w:val="single" w:sz="1" w:space="0" w:color="AAAAAA"/>
+              <w:bottom w:val="single" w:sz="1" w:space="0" w:color="AAAAAA"/>
+              <w:right w:val="single" w:sz="1" w:space="0" w:color="AAAAAA"/>
+            </w:tcBorders>
+            <w:shd w:val="clear" w:color="auto" w:fill="F2F5FC"/>
             <w:tcMar>
               <w:top w:w="60" w:type="dxa"/>
               <w:left w:w="80" w:type="dxa"/>
@@ -2367,20 +2370,20 @@
                 <w:sz w:val="20"/>
                 <w:szCs w:val="20"/>
               </w:rPr>
-              <w:t>12</w:t>
-            </w:r>
-          </w:p>
-        </w:tc>
-        <w:tc>
-          <w:tcPr>
-            <w:tcW w:w="2500" w:type="dxa"/>
-            <w:tcBorders>
-              <w:top w:val="single" w:sz="1" w:space="0" w:color="AAAAAA"/>
-              <w:left w:val="single" w:sz="1" w:space="0" w:color="AAAAAA"/>
-              <w:bottom w:val="single" w:sz="1" w:space="0" w:color="AAAAAA"/>
-              <w:right w:val="single" w:sz="1" w:space="0" w:color="AAAAAA"/>
-            </w:tcBorders>
-            <w:shd w:val="clear" w:color="auto" w:fill="FFFFFF"/>
+              <w:t>13</w:t>
+            </w:r>
+          </w:p>
+        </w:tc>
+        <w:tc>
+          <w:tcPr>
+            <w:tcW w:w="2925" w:type="dxa"/>
+            <w:tcBorders>
+              <w:top w:val="single" w:sz="1" w:space="0" w:color="AAAAAA"/>
+              <w:left w:val="single" w:sz="1" w:space="0" w:color="AAAAAA"/>
+              <w:bottom w:val="single" w:sz="1" w:space="0" w:color="AAAAAA"/>
+              <w:right w:val="single" w:sz="1" w:space="0" w:color="AAAAAA"/>
+            </w:tcBorders>
+            <w:shd w:val="clear" w:color="auto" w:fill="F2F5FC"/>
             <w:tcMar>
               <w:top w:w="60" w:type="dxa"/>
               <w:left w:w="100" w:type="dxa"/>
@@ -2394,20 +2397,20 @@
                 <w:sz w:val="18"/>
                 <w:szCs w:val="18"/>
               </w:rPr>
-              <w:t>Xie E. et al. SegFormer: Simple and efficient design for semantic segmentation with transformers // NeurIPS 2021.</w:t>
-            </w:r>
-          </w:p>
-        </w:tc>
-        <w:tc>
-          <w:tcPr>
-            <w:tcW w:w="2400" w:type="dxa"/>
-            <w:tcBorders>
-              <w:top w:val="single" w:sz="1" w:space="0" w:color="AAAAAA"/>
-              <w:left w:val="single" w:sz="1" w:space="0" w:color="AAAAAA"/>
-              <w:bottom w:val="single" w:sz="1" w:space="0" w:color="AAAAAA"/>
-              <w:right w:val="single" w:sz="1" w:space="0" w:color="AAAAAA"/>
-            </w:tcBorders>
-            <w:shd w:val="clear" w:color="auto" w:fill="FFFFFF"/>
+              <w:t>Kirillov A. et al. Segment Anything // ICCV 2023.</w:t>
+            </w:r>
+          </w:p>
+        </w:tc>
+        <w:tc>
+          <w:tcPr>
+            <w:tcW w:w="2456" w:type="dxa"/>
+            <w:tcBorders>
+              <w:top w:val="single" w:sz="1" w:space="0" w:color="AAAAAA"/>
+              <w:left w:val="single" w:sz="1" w:space="0" w:color="AAAAAA"/>
+              <w:bottom w:val="single" w:sz="1" w:space="0" w:color="AAAAAA"/>
+              <w:right w:val="single" w:sz="1" w:space="0" w:color="AAAAAA"/>
+            </w:tcBorders>
+            <w:shd w:val="clear" w:color="auto" w:fill="F2F5FC"/>
             <w:tcMar>
               <w:top w:w="60" w:type="dxa"/>
               <w:left w:w="100" w:type="dxa"/>
@@ -2421,20 +2424,20 @@
                 <w:sz w:val="18"/>
                 <w:szCs w:val="18"/>
               </w:rPr>
-              <w:t>Ефективна Transformer-based архітектура для семантичної сегментації без позиційного кодування.</w:t>
-            </w:r>
-          </w:p>
-        </w:tc>
-        <w:tc>
-          <w:tcPr>
-            <w:tcW w:w="4237" w:type="dxa"/>
-            <w:tcBorders>
-              <w:top w:val="single" w:sz="1" w:space="0" w:color="AAAAAA"/>
-              <w:left w:val="single" w:sz="1" w:space="0" w:color="AAAAAA"/>
-              <w:bottom w:val="single" w:sz="1" w:space="0" w:color="AAAAAA"/>
-              <w:right w:val="single" w:sz="1" w:space="0" w:color="AAAAAA"/>
-            </w:tcBorders>
-            <w:shd w:val="clear" w:color="auto" w:fill="FFFFFF"/>
+              <w:t>Фундаментальна модель для інтерактивної сегментації довільних об'єктів із підтримкою різних типів підказок.</w:t>
+            </w:r>
+          </w:p>
+        </w:tc>
+        <w:tc>
+          <w:tcPr>
+            <w:tcW w:w="3780" w:type="dxa"/>
+            <w:tcBorders>
+              <w:top w:val="single" w:sz="1" w:space="0" w:color="AAAAAA"/>
+              <w:left w:val="single" w:sz="1" w:space="0" w:color="AAAAAA"/>
+              <w:bottom w:val="single" w:sz="1" w:space="0" w:color="AAAAAA"/>
+              <w:right w:val="single" w:sz="1" w:space="0" w:color="AAAAAA"/>
+            </w:tcBorders>
+            <w:shd w:val="clear" w:color="auto" w:fill="F2F5FC"/>
             <w:tcMar>
               <w:top w:w="60" w:type="dxa"/>
               <w:left w:w="100" w:type="dxa"/>
@@ -2448,28 +2451,22 @@
                 <w:sz w:val="18"/>
                 <w:szCs w:val="18"/>
               </w:rPr>
-              <w:t>SegFormer-B5 досягає 84.0% mIoU на Cityscapes val при 15 FPS. Ієрархічний MiT encoder та легкий MLP decoder забезпечують SOTA баланс точності та ефективності.</w:t>
+              <w:t>SAM навчена на SA-1B (11B масок, 1B зображень) забезпечує zero-shot сегментацію. Підтримує підказки у вигляді точок, рамок та масок. Відкрила нову парадигму prompt-based сегментації.</w:t>
             </w:r>
           </w:p>
         </w:tc>
       </w:tr>
       <w:tr>
-        <w:tblPrEx>
-          <w:tblCellMar>
-            <w:top w:w="0" w:type="dxa"/>
-            <w:bottom w:w="0" w:type="dxa"/>
-          </w:tblCellMar>
-        </w:tblPrEx>
-        <w:tc>
-          <w:tcPr>
-            <w:tcW w:w="500" w:type="dxa"/>
-            <w:tcBorders>
-              <w:top w:val="single" w:sz="1" w:space="0" w:color="AAAAAA"/>
-              <w:left w:val="single" w:sz="1" w:space="0" w:color="AAAAAA"/>
-              <w:bottom w:val="single" w:sz="1" w:space="0" w:color="AAAAAA"/>
-              <w:right w:val="single" w:sz="1" w:space="0" w:color="AAAAAA"/>
-            </w:tcBorders>
-            <w:shd w:val="clear" w:color="auto" w:fill="F2F5FC"/>
+        <w:tc>
+          <w:tcPr>
+            <w:tcW w:w="476" w:type="dxa"/>
+            <w:tcBorders>
+              <w:top w:val="single" w:sz="1" w:space="0" w:color="AAAAAA"/>
+              <w:left w:val="single" w:sz="1" w:space="0" w:color="AAAAAA"/>
+              <w:bottom w:val="single" w:sz="1" w:space="0" w:color="AAAAAA"/>
+              <w:right w:val="single" w:sz="1" w:space="0" w:color="AAAAAA"/>
+            </w:tcBorders>
+            <w:shd w:val="clear" w:color="auto" w:fill="FFFFFF"/>
             <w:tcMar>
               <w:top w:w="60" w:type="dxa"/>
               <w:left w:w="80" w:type="dxa"/>
@@ -2486,20 +2483,20 @@
                 <w:sz w:val="20"/>
                 <w:szCs w:val="20"/>
               </w:rPr>
-              <w:t>13</w:t>
-            </w:r>
-          </w:p>
-        </w:tc>
-        <w:tc>
-          <w:tcPr>
-            <w:tcW w:w="2500" w:type="dxa"/>
-            <w:tcBorders>
-              <w:top w:val="single" w:sz="1" w:space="0" w:color="AAAAAA"/>
-              <w:left w:val="single" w:sz="1" w:space="0" w:color="AAAAAA"/>
-              <w:bottom w:val="single" w:sz="1" w:space="0" w:color="AAAAAA"/>
-              <w:right w:val="single" w:sz="1" w:space="0" w:color="AAAAAA"/>
-            </w:tcBorders>
-            <w:shd w:val="clear" w:color="auto" w:fill="F2F5FC"/>
+              <w:t>14</w:t>
+            </w:r>
+          </w:p>
+        </w:tc>
+        <w:tc>
+          <w:tcPr>
+            <w:tcW w:w="2925" w:type="dxa"/>
+            <w:tcBorders>
+              <w:top w:val="single" w:sz="1" w:space="0" w:color="AAAAAA"/>
+              <w:left w:val="single" w:sz="1" w:space="0" w:color="AAAAAA"/>
+              <w:bottom w:val="single" w:sz="1" w:space="0" w:color="AAAAAA"/>
+              <w:right w:val="single" w:sz="1" w:space="0" w:color="AAAAAA"/>
+            </w:tcBorders>
+            <w:shd w:val="clear" w:color="auto" w:fill="FFFFFF"/>
             <w:tcMar>
               <w:top w:w="60" w:type="dxa"/>
               <w:left w:w="100" w:type="dxa"/>
@@ -2513,20 +2510,20 @@
                 <w:sz w:val="18"/>
                 <w:szCs w:val="18"/>
               </w:rPr>
-              <w:t>Kirillov A. et al. Segment Anything // ICCV 2023.</w:t>
-            </w:r>
-          </w:p>
-        </w:tc>
-        <w:tc>
-          <w:tcPr>
-            <w:tcW w:w="2400" w:type="dxa"/>
-            <w:tcBorders>
-              <w:top w:val="single" w:sz="1" w:space="0" w:color="AAAAAA"/>
-              <w:left w:val="single" w:sz="1" w:space="0" w:color="AAAAAA"/>
-              <w:bottom w:val="single" w:sz="1" w:space="0" w:color="AAAAAA"/>
-              <w:right w:val="single" w:sz="1" w:space="0" w:color="AAAAAA"/>
-            </w:tcBorders>
-            <w:shd w:val="clear" w:color="auto" w:fill="F2F5FC"/>
+              <w:t>Zhang Y. et al. ByteTrack: Multi-object tracking by associating every detection box // ECCV 2022.</w:t>
+            </w:r>
+          </w:p>
+        </w:tc>
+        <w:tc>
+          <w:tcPr>
+            <w:tcW w:w="2456" w:type="dxa"/>
+            <w:tcBorders>
+              <w:top w:val="single" w:sz="1" w:space="0" w:color="AAAAAA"/>
+              <w:left w:val="single" w:sz="1" w:space="0" w:color="AAAAAA"/>
+              <w:bottom w:val="single" w:sz="1" w:space="0" w:color="AAAAAA"/>
+              <w:right w:val="single" w:sz="1" w:space="0" w:color="AAAAAA"/>
+            </w:tcBorders>
+            <w:shd w:val="clear" w:color="auto" w:fill="FFFFFF"/>
             <w:tcMar>
               <w:top w:w="60" w:type="dxa"/>
               <w:left w:w="100" w:type="dxa"/>
@@ -2540,20 +2537,20 @@
                 <w:sz w:val="18"/>
                 <w:szCs w:val="18"/>
               </w:rPr>
-              <w:t>Фундаментальна модель для інтерактивної сегментації довільних об'єктів із підтримкою різних типів підказок.</w:t>
-            </w:r>
-          </w:p>
-        </w:tc>
-        <w:tc>
-          <w:tcPr>
-            <w:tcW w:w="4237" w:type="dxa"/>
-            <w:tcBorders>
-              <w:top w:val="single" w:sz="1" w:space="0" w:color="AAAAAA"/>
-              <w:left w:val="single" w:sz="1" w:space="0" w:color="AAAAAA"/>
-              <w:bottom w:val="single" w:sz="1" w:space="0" w:color="AAAAAA"/>
-              <w:right w:val="single" w:sz="1" w:space="0" w:color="AAAAAA"/>
-            </w:tcBorders>
-            <w:shd w:val="clear" w:color="auto" w:fill="F2F5FC"/>
+              <w:t>Метод відстеження об'єктів, що використовує всі detection boxes, включаючи низькоконфідентні.</w:t>
+            </w:r>
+          </w:p>
+        </w:tc>
+        <w:tc>
+          <w:tcPr>
+            <w:tcW w:w="3780" w:type="dxa"/>
+            <w:tcBorders>
+              <w:top w:val="single" w:sz="1" w:space="0" w:color="AAAAAA"/>
+              <w:left w:val="single" w:sz="1" w:space="0" w:color="AAAAAA"/>
+              <w:bottom w:val="single" w:sz="1" w:space="0" w:color="AAAAAA"/>
+              <w:right w:val="single" w:sz="1" w:space="0" w:color="AAAAAA"/>
+            </w:tcBorders>
+            <w:shd w:val="clear" w:color="auto" w:fill="FFFFFF"/>
             <w:tcMar>
               <w:top w:w="60" w:type="dxa"/>
               <w:left w:w="100" w:type="dxa"/>
@@ -2567,28 +2564,22 @@
                 <w:sz w:val="18"/>
                 <w:szCs w:val="18"/>
               </w:rPr>
-              <w:t>SAM навчена на SA-1B (11B масок, 1B зображень) забезпечує zero-shot сегментацію. Підтримує підказки у вигляді точок, рамок та масок. Відкрила нову парадигму prompt-based сегментації.</w:t>
+              <w:t>ByteTrack досягає MOTA 80.3% та HOTA 63.1% на MOT17. Двоетапне зіставлення з IoU та ознаками зовнішнього вигляду долає проблему втрати треків при оклюзіях.</w:t>
             </w:r>
           </w:p>
         </w:tc>
       </w:tr>
       <w:tr>
-        <w:tblPrEx>
-          <w:tblCellMar>
-            <w:top w:w="0" w:type="dxa"/>
-            <w:bottom w:w="0" w:type="dxa"/>
-          </w:tblCellMar>
-        </w:tblPrEx>
-        <w:tc>
-          <w:tcPr>
-            <w:tcW w:w="500" w:type="dxa"/>
-            <w:tcBorders>
-              <w:top w:val="single" w:sz="1" w:space="0" w:color="AAAAAA"/>
-              <w:left w:val="single" w:sz="1" w:space="0" w:color="AAAAAA"/>
-              <w:bottom w:val="single" w:sz="1" w:space="0" w:color="AAAAAA"/>
-              <w:right w:val="single" w:sz="1" w:space="0" w:color="AAAAAA"/>
-            </w:tcBorders>
-            <w:shd w:val="clear" w:color="auto" w:fill="FFFFFF"/>
+        <w:tc>
+          <w:tcPr>
+            <w:tcW w:w="476" w:type="dxa"/>
+            <w:tcBorders>
+              <w:top w:val="single" w:sz="1" w:space="0" w:color="AAAAAA"/>
+              <w:left w:val="single" w:sz="1" w:space="0" w:color="AAAAAA"/>
+              <w:bottom w:val="single" w:sz="1" w:space="0" w:color="AAAAAA"/>
+              <w:right w:val="single" w:sz="1" w:space="0" w:color="AAAAAA"/>
+            </w:tcBorders>
+            <w:shd w:val="clear" w:color="auto" w:fill="F2F5FC"/>
             <w:tcMar>
               <w:top w:w="60" w:type="dxa"/>
               <w:left w:w="80" w:type="dxa"/>
@@ -2605,20 +2596,20 @@
                 <w:sz w:val="20"/>
                 <w:szCs w:val="20"/>
               </w:rPr>
-              <w:t>14</w:t>
-            </w:r>
-          </w:p>
-        </w:tc>
-        <w:tc>
-          <w:tcPr>
-            <w:tcW w:w="2500" w:type="dxa"/>
-            <w:tcBorders>
-              <w:top w:val="single" w:sz="1" w:space="0" w:color="AAAAAA"/>
-              <w:left w:val="single" w:sz="1" w:space="0" w:color="AAAAAA"/>
-              <w:bottom w:val="single" w:sz="1" w:space="0" w:color="AAAAAA"/>
-              <w:right w:val="single" w:sz="1" w:space="0" w:color="AAAAAA"/>
-            </w:tcBorders>
-            <w:shd w:val="clear" w:color="auto" w:fill="FFFFFF"/>
+              <w:t>15</w:t>
+            </w:r>
+          </w:p>
+        </w:tc>
+        <w:tc>
+          <w:tcPr>
+            <w:tcW w:w="2925" w:type="dxa"/>
+            <w:tcBorders>
+              <w:top w:val="single" w:sz="1" w:space="0" w:color="AAAAAA"/>
+              <w:left w:val="single" w:sz="1" w:space="0" w:color="AAAAAA"/>
+              <w:bottom w:val="single" w:sz="1" w:space="0" w:color="AAAAAA"/>
+              <w:right w:val="single" w:sz="1" w:space="0" w:color="AAAAAA"/>
+            </w:tcBorders>
+            <w:shd w:val="clear" w:color="auto" w:fill="F2F5FC"/>
             <w:tcMar>
               <w:top w:w="60" w:type="dxa"/>
               <w:left w:w="100" w:type="dxa"/>
@@ -2632,20 +2623,20 @@
                 <w:sz w:val="18"/>
                 <w:szCs w:val="18"/>
               </w:rPr>
-              <w:t>Zhang Y. et al. ByteTrack: Multi-object tracking by associating every detection box // ECCV 2022.</w:t>
-            </w:r>
-          </w:p>
-        </w:tc>
-        <w:tc>
-          <w:tcPr>
-            <w:tcW w:w="2400" w:type="dxa"/>
-            <w:tcBorders>
-              <w:top w:val="single" w:sz="1" w:space="0" w:color="AAAAAA"/>
-              <w:left w:val="single" w:sz="1" w:space="0" w:color="AAAAAA"/>
-              <w:bottom w:val="single" w:sz="1" w:space="0" w:color="AAAAAA"/>
-              <w:right w:val="single" w:sz="1" w:space="0" w:color="AAAAAA"/>
-            </w:tcBorders>
-            <w:shd w:val="clear" w:color="auto" w:fill="FFFFFF"/>
+              <w:t>Liu Z. et al. Swin Transformer: Hierarchical vision transformer using shifted windows // ICCV 2021.</w:t>
+            </w:r>
+          </w:p>
+        </w:tc>
+        <w:tc>
+          <w:tcPr>
+            <w:tcW w:w="2456" w:type="dxa"/>
+            <w:tcBorders>
+              <w:top w:val="single" w:sz="1" w:space="0" w:color="AAAAAA"/>
+              <w:left w:val="single" w:sz="1" w:space="0" w:color="AAAAAA"/>
+              <w:bottom w:val="single" w:sz="1" w:space="0" w:color="AAAAAA"/>
+              <w:right w:val="single" w:sz="1" w:space="0" w:color="AAAAAA"/>
+            </w:tcBorders>
+            <w:shd w:val="clear" w:color="auto" w:fill="F2F5FC"/>
             <w:tcMar>
               <w:top w:w="60" w:type="dxa"/>
               <w:left w:w="100" w:type="dxa"/>
@@ -2659,20 +2650,20 @@
                 <w:sz w:val="18"/>
                 <w:szCs w:val="18"/>
               </w:rPr>
-              <w:t>Метод відстеження об'єктів, що використовує всі detection boxes, включаючи низькоконфідентні.</w:t>
-            </w:r>
-          </w:p>
-        </w:tc>
-        <w:tc>
-          <w:tcPr>
-            <w:tcW w:w="4237" w:type="dxa"/>
-            <w:tcBorders>
-              <w:top w:val="single" w:sz="1" w:space="0" w:color="AAAAAA"/>
-              <w:left w:val="single" w:sz="1" w:space="0" w:color="AAAAAA"/>
-              <w:bottom w:val="single" w:sz="1" w:space="0" w:color="AAAAAA"/>
-              <w:right w:val="single" w:sz="1" w:space="0" w:color="AAAAAA"/>
-            </w:tcBorders>
-            <w:shd w:val="clear" w:color="auto" w:fill="FFFFFF"/>
+              <w:t>Ієрархічний Vision Transformer з механізмом shifted windows для ефективної обробки зображень різних розмірів.</w:t>
+            </w:r>
+          </w:p>
+        </w:tc>
+        <w:tc>
+          <w:tcPr>
+            <w:tcW w:w="3780" w:type="dxa"/>
+            <w:tcBorders>
+              <w:top w:val="single" w:sz="1" w:space="0" w:color="AAAAAA"/>
+              <w:left w:val="single" w:sz="1" w:space="0" w:color="AAAAAA"/>
+              <w:bottom w:val="single" w:sz="1" w:space="0" w:color="AAAAAA"/>
+              <w:right w:val="single" w:sz="1" w:space="0" w:color="AAAAAA"/>
+            </w:tcBorders>
+            <w:shd w:val="clear" w:color="auto" w:fill="F2F5FC"/>
             <w:tcMar>
               <w:top w:w="60" w:type="dxa"/>
               <w:left w:w="100" w:type="dxa"/>
@@ -2686,28 +2677,22 @@
                 <w:sz w:val="18"/>
                 <w:szCs w:val="18"/>
               </w:rPr>
-              <w:t>ByteTrack досягає MOTA 80.3% та HOTA 63.1% на MOT17. Двоетапне зіставлення з IoU та ознаками зовнішнього вигляду долає проблему втрати треків при оклюзіях.</w:t>
+              <w:t>Swin-L досягає 87.3% top-1 на ImageNet і 58.7 box AP на COCO. Shifted window mechanism дозволяє cross-window connections при лінійній складності відносно розміру зображення.</w:t>
             </w:r>
           </w:p>
         </w:tc>
       </w:tr>
       <w:tr>
-        <w:tblPrEx>
-          <w:tblCellMar>
-            <w:top w:w="0" w:type="dxa"/>
-            <w:bottom w:w="0" w:type="dxa"/>
-          </w:tblCellMar>
-        </w:tblPrEx>
-        <w:tc>
-          <w:tcPr>
-            <w:tcW w:w="500" w:type="dxa"/>
-            <w:tcBorders>
-              <w:top w:val="single" w:sz="1" w:space="0" w:color="AAAAAA"/>
-              <w:left w:val="single" w:sz="1" w:space="0" w:color="AAAAAA"/>
-              <w:bottom w:val="single" w:sz="1" w:space="0" w:color="AAAAAA"/>
-              <w:right w:val="single" w:sz="1" w:space="0" w:color="AAAAAA"/>
-            </w:tcBorders>
-            <w:shd w:val="clear" w:color="auto" w:fill="F2F5FC"/>
+        <w:tc>
+          <w:tcPr>
+            <w:tcW w:w="476" w:type="dxa"/>
+            <w:tcBorders>
+              <w:top w:val="single" w:sz="1" w:space="0" w:color="AAAAAA"/>
+              <w:left w:val="single" w:sz="1" w:space="0" w:color="AAAAAA"/>
+              <w:bottom w:val="single" w:sz="1" w:space="0" w:color="AAAAAA"/>
+              <w:right w:val="single" w:sz="1" w:space="0" w:color="AAAAAA"/>
+            </w:tcBorders>
+            <w:shd w:val="clear" w:color="auto" w:fill="FFFFFF"/>
             <w:tcMar>
               <w:top w:w="60" w:type="dxa"/>
               <w:left w:w="80" w:type="dxa"/>
@@ -2724,20 +2709,20 @@
                 <w:sz w:val="20"/>
                 <w:szCs w:val="20"/>
               </w:rPr>
-              <w:t>15</w:t>
-            </w:r>
-          </w:p>
-        </w:tc>
-        <w:tc>
-          <w:tcPr>
-            <w:tcW w:w="2500" w:type="dxa"/>
-            <w:tcBorders>
-              <w:top w:val="single" w:sz="1" w:space="0" w:color="AAAAAA"/>
-              <w:left w:val="single" w:sz="1" w:space="0" w:color="AAAAAA"/>
-              <w:bottom w:val="single" w:sz="1" w:space="0" w:color="AAAAAA"/>
-              <w:right w:val="single" w:sz="1" w:space="0" w:color="AAAAAA"/>
-            </w:tcBorders>
-            <w:shd w:val="clear" w:color="auto" w:fill="F2F5FC"/>
+              <w:t>16</w:t>
+            </w:r>
+          </w:p>
+        </w:tc>
+        <w:tc>
+          <w:tcPr>
+            <w:tcW w:w="2925" w:type="dxa"/>
+            <w:tcBorders>
+              <w:top w:val="single" w:sz="1" w:space="0" w:color="AAAAAA"/>
+              <w:left w:val="single" w:sz="1" w:space="0" w:color="AAAAAA"/>
+              <w:bottom w:val="single" w:sz="1" w:space="0" w:color="AAAAAA"/>
+              <w:right w:val="single" w:sz="1" w:space="0" w:color="AAAAAA"/>
+            </w:tcBorders>
+            <w:shd w:val="clear" w:color="auto" w:fill="FFFFFF"/>
             <w:tcMar>
               <w:top w:w="60" w:type="dxa"/>
               <w:left w:w="100" w:type="dxa"/>
@@ -2751,20 +2736,20 @@
                 <w:sz w:val="18"/>
                 <w:szCs w:val="18"/>
               </w:rPr>
-              <w:t>Liu Z. et al. Swin Transformer: Hierarchical vision transformer using shifted windows // ICCV 2021.</w:t>
-            </w:r>
-          </w:p>
-        </w:tc>
-        <w:tc>
-          <w:tcPr>
-            <w:tcW w:w="2400" w:type="dxa"/>
-            <w:tcBorders>
-              <w:top w:val="single" w:sz="1" w:space="0" w:color="AAAAAA"/>
-              <w:left w:val="single" w:sz="1" w:space="0" w:color="AAAAAA"/>
-              <w:bottom w:val="single" w:sz="1" w:space="0" w:color="AAAAAA"/>
-              <w:right w:val="single" w:sz="1" w:space="0" w:color="AAAAAA"/>
-            </w:tcBorders>
-            <w:shd w:val="clear" w:color="auto" w:fill="F2F5FC"/>
+              <w:t>Tan M., Le Q. EfficientNet: Rethinking model scaling for convolutional neural networks // ICML 2019.</w:t>
+            </w:r>
+          </w:p>
+        </w:tc>
+        <w:tc>
+          <w:tcPr>
+            <w:tcW w:w="2456" w:type="dxa"/>
+            <w:tcBorders>
+              <w:top w:val="single" w:sz="1" w:space="0" w:color="AAAAAA"/>
+              <w:left w:val="single" w:sz="1" w:space="0" w:color="AAAAAA"/>
+              <w:bottom w:val="single" w:sz="1" w:space="0" w:color="AAAAAA"/>
+              <w:right w:val="single" w:sz="1" w:space="0" w:color="AAAAAA"/>
+            </w:tcBorders>
+            <w:shd w:val="clear" w:color="auto" w:fill="FFFFFF"/>
             <w:tcMar>
               <w:top w:w="60" w:type="dxa"/>
               <w:left w:w="100" w:type="dxa"/>
@@ -2778,20 +2763,20 @@
                 <w:sz w:val="18"/>
                 <w:szCs w:val="18"/>
               </w:rPr>
-              <w:t>Ієрархічний Vision Transformer з механізмом shifted windows для ефективної обробки зображень різних розмірів.</w:t>
-            </w:r>
-          </w:p>
-        </w:tc>
-        <w:tc>
-          <w:tcPr>
-            <w:tcW w:w="4237" w:type="dxa"/>
-            <w:tcBorders>
-              <w:top w:val="single" w:sz="1" w:space="0" w:color="AAAAAA"/>
-              <w:left w:val="single" w:sz="1" w:space="0" w:color="AAAAAA"/>
-              <w:bottom w:val="single" w:sz="1" w:space="0" w:color="AAAAAA"/>
-              <w:right w:val="single" w:sz="1" w:space="0" w:color="AAAAAA"/>
-            </w:tcBorders>
-            <w:shd w:val="clear" w:color="auto" w:fill="F2F5FC"/>
+              <w:t>Систематичне масштабування CNN за глибиною, шириною та роздільною здатністю через compound scaling.</w:t>
+            </w:r>
+          </w:p>
+        </w:tc>
+        <w:tc>
+          <w:tcPr>
+            <w:tcW w:w="3780" w:type="dxa"/>
+            <w:tcBorders>
+              <w:top w:val="single" w:sz="1" w:space="0" w:color="AAAAAA"/>
+              <w:left w:val="single" w:sz="1" w:space="0" w:color="AAAAAA"/>
+              <w:bottom w:val="single" w:sz="1" w:space="0" w:color="AAAAAA"/>
+              <w:right w:val="single" w:sz="1" w:space="0" w:color="AAAAAA"/>
+            </w:tcBorders>
+            <w:shd w:val="clear" w:color="auto" w:fill="FFFFFF"/>
             <w:tcMar>
               <w:top w:w="60" w:type="dxa"/>
               <w:left w:w="100" w:type="dxa"/>
@@ -2805,28 +2790,22 @@
                 <w:sz w:val="18"/>
                 <w:szCs w:val="18"/>
               </w:rPr>
-              <w:t>Swin-L досягає 87.3% top-1 на ImageNet і 58.7 box AP на COCO. Shifted window mechanism дозволяє cross-window connections при лінійній складності відносно розміру зображення.</w:t>
+              <w:t>EfficientNet-B7 досягає 84.4% top-1 на ImageNet при 8.4× менших параметрах та 6.1× менше FLOPs порівняно з ResNet-152. Compound scaling коефіцієнт дозволяє ефективно масштабувати мережі.</w:t>
             </w:r>
           </w:p>
         </w:tc>
       </w:tr>
       <w:tr>
-        <w:tblPrEx>
-          <w:tblCellMar>
-            <w:top w:w="0" w:type="dxa"/>
-            <w:bottom w:w="0" w:type="dxa"/>
-          </w:tblCellMar>
-        </w:tblPrEx>
-        <w:tc>
-          <w:tcPr>
-            <w:tcW w:w="500" w:type="dxa"/>
-            <w:tcBorders>
-              <w:top w:val="single" w:sz="1" w:space="0" w:color="AAAAAA"/>
-              <w:left w:val="single" w:sz="1" w:space="0" w:color="AAAAAA"/>
-              <w:bottom w:val="single" w:sz="1" w:space="0" w:color="AAAAAA"/>
-              <w:right w:val="single" w:sz="1" w:space="0" w:color="AAAAAA"/>
-            </w:tcBorders>
-            <w:shd w:val="clear" w:color="auto" w:fill="FFFFFF"/>
+        <w:tc>
+          <w:tcPr>
+            <w:tcW w:w="476" w:type="dxa"/>
+            <w:tcBorders>
+              <w:top w:val="single" w:sz="1" w:space="0" w:color="AAAAAA"/>
+              <w:left w:val="single" w:sz="1" w:space="0" w:color="AAAAAA"/>
+              <w:bottom w:val="single" w:sz="1" w:space="0" w:color="AAAAAA"/>
+              <w:right w:val="single" w:sz="1" w:space="0" w:color="AAAAAA"/>
+            </w:tcBorders>
+            <w:shd w:val="clear" w:color="auto" w:fill="F2F5FC"/>
             <w:tcMar>
               <w:top w:w="60" w:type="dxa"/>
               <w:left w:w="80" w:type="dxa"/>
@@ -2843,20 +2822,20 @@
                 <w:sz w:val="20"/>
                 <w:szCs w:val="20"/>
               </w:rPr>
-              <w:t>16</w:t>
-            </w:r>
-          </w:p>
-        </w:tc>
-        <w:tc>
-          <w:tcPr>
-            <w:tcW w:w="2500" w:type="dxa"/>
-            <w:tcBorders>
-              <w:top w:val="single" w:sz="1" w:space="0" w:color="AAAAAA"/>
-              <w:left w:val="single" w:sz="1" w:space="0" w:color="AAAAAA"/>
-              <w:bottom w:val="single" w:sz="1" w:space="0" w:color="AAAAAA"/>
-              <w:right w:val="single" w:sz="1" w:space="0" w:color="AAAAAA"/>
-            </w:tcBorders>
-            <w:shd w:val="clear" w:color="auto" w:fill="FFFFFF"/>
+              <w:t>17</w:t>
+            </w:r>
+          </w:p>
+        </w:tc>
+        <w:tc>
+          <w:tcPr>
+            <w:tcW w:w="2925" w:type="dxa"/>
+            <w:tcBorders>
+              <w:top w:val="single" w:sz="1" w:space="0" w:color="AAAAAA"/>
+              <w:left w:val="single" w:sz="1" w:space="0" w:color="AAAAAA"/>
+              <w:bottom w:val="single" w:sz="1" w:space="0" w:color="AAAAAA"/>
+              <w:right w:val="single" w:sz="1" w:space="0" w:color="AAAAAA"/>
+            </w:tcBorders>
+            <w:shd w:val="clear" w:color="auto" w:fill="F2F5FC"/>
             <w:tcMar>
               <w:top w:w="60" w:type="dxa"/>
               <w:left w:w="100" w:type="dxa"/>
@@ -2870,20 +2849,20 @@
                 <w:sz w:val="18"/>
                 <w:szCs w:val="18"/>
               </w:rPr>
-              <w:t>Tan M., Le Q. EfficientNet: Rethinking model scaling for convolutional neural networks // ICML 2019.</w:t>
-            </w:r>
-          </w:p>
-        </w:tc>
-        <w:tc>
-          <w:tcPr>
-            <w:tcW w:w="2400" w:type="dxa"/>
-            <w:tcBorders>
-              <w:top w:val="single" w:sz="1" w:space="0" w:color="AAAAAA"/>
-              <w:left w:val="single" w:sz="1" w:space="0" w:color="AAAAAA"/>
-              <w:bottom w:val="single" w:sz="1" w:space="0" w:color="AAAAAA"/>
-              <w:right w:val="single" w:sz="1" w:space="0" w:color="AAAAAA"/>
-            </w:tcBorders>
-            <w:shd w:val="clear" w:color="auto" w:fill="FFFFFF"/>
+              <w:t>Radford A. et al. Learning transferable visual models from natural language supervision (CLIP) // ICML 2021.</w:t>
+            </w:r>
+          </w:p>
+        </w:tc>
+        <w:tc>
+          <w:tcPr>
+            <w:tcW w:w="2456" w:type="dxa"/>
+            <w:tcBorders>
+              <w:top w:val="single" w:sz="1" w:space="0" w:color="AAAAAA"/>
+              <w:left w:val="single" w:sz="1" w:space="0" w:color="AAAAAA"/>
+              <w:bottom w:val="single" w:sz="1" w:space="0" w:color="AAAAAA"/>
+              <w:right w:val="single" w:sz="1" w:space="0" w:color="AAAAAA"/>
+            </w:tcBorders>
+            <w:shd w:val="clear" w:color="auto" w:fill="F2F5FC"/>
             <w:tcMar>
               <w:top w:w="60" w:type="dxa"/>
               <w:left w:w="100" w:type="dxa"/>
@@ -2897,20 +2876,20 @@
                 <w:sz w:val="18"/>
                 <w:szCs w:val="18"/>
               </w:rPr>
-              <w:t>Систематичне масштабування CNN за глибиною, шириною та роздільною здатністю через compound scaling.</w:t>
-            </w:r>
-          </w:p>
-        </w:tc>
-        <w:tc>
-          <w:tcPr>
-            <w:tcW w:w="4237" w:type="dxa"/>
-            <w:tcBorders>
-              <w:top w:val="single" w:sz="1" w:space="0" w:color="AAAAAA"/>
-              <w:left w:val="single" w:sz="1" w:space="0" w:color="AAAAAA"/>
-              <w:bottom w:val="single" w:sz="1" w:space="0" w:color="AAAAAA"/>
-              <w:right w:val="single" w:sz="1" w:space="0" w:color="AAAAAA"/>
-            </w:tcBorders>
-            <w:shd w:val="clear" w:color="auto" w:fill="FFFFFF"/>
+              <w:t>Навчання мультимодальних представлень зображення та тексту за допомогою контрастного навчання на 400M пар.</w:t>
+            </w:r>
+          </w:p>
+        </w:tc>
+        <w:tc>
+          <w:tcPr>
+            <w:tcW w:w="3780" w:type="dxa"/>
+            <w:tcBorders>
+              <w:top w:val="single" w:sz="1" w:space="0" w:color="AAAAAA"/>
+              <w:left w:val="single" w:sz="1" w:space="0" w:color="AAAAAA"/>
+              <w:bottom w:val="single" w:sz="1" w:space="0" w:color="AAAAAA"/>
+              <w:right w:val="single" w:sz="1" w:space="0" w:color="AAAAAA"/>
+            </w:tcBorders>
+            <w:shd w:val="clear" w:color="auto" w:fill="F2F5FC"/>
             <w:tcMar>
               <w:top w:w="60" w:type="dxa"/>
               <w:left w:w="100" w:type="dxa"/>
@@ -2924,28 +2903,22 @@
                 <w:sz w:val="18"/>
                 <w:szCs w:val="18"/>
               </w:rPr>
-              <w:t>EfficientNet-B7 досягає 84.4% top-1 на ImageNet при 8.4× менших параметрах та 6.1× менше FLOPs порівняно з ResNet-152. Compound scaling коефіцієнт дозволяє ефективно масштабувати мережі.</w:t>
+              <w:t>CLIP досягає 76.2% zero-shot accuracy на ImageNet без тонкого налаштування. Відкриває можливості open-vocabulary детекції та класифікації за текстовими описами.</w:t>
             </w:r>
           </w:p>
         </w:tc>
       </w:tr>
       <w:tr>
-        <w:tblPrEx>
-          <w:tblCellMar>
-            <w:top w:w="0" w:type="dxa"/>
-            <w:bottom w:w="0" w:type="dxa"/>
-          </w:tblCellMar>
-        </w:tblPrEx>
-        <w:tc>
-          <w:tcPr>
-            <w:tcW w:w="500" w:type="dxa"/>
-            <w:tcBorders>
-              <w:top w:val="single" w:sz="1" w:space="0" w:color="AAAAAA"/>
-              <w:left w:val="single" w:sz="1" w:space="0" w:color="AAAAAA"/>
-              <w:bottom w:val="single" w:sz="1" w:space="0" w:color="AAAAAA"/>
-              <w:right w:val="single" w:sz="1" w:space="0" w:color="AAAAAA"/>
-            </w:tcBorders>
-            <w:shd w:val="clear" w:color="auto" w:fill="F2F5FC"/>
+        <w:tc>
+          <w:tcPr>
+            <w:tcW w:w="476" w:type="dxa"/>
+            <w:tcBorders>
+              <w:top w:val="single" w:sz="1" w:space="0" w:color="AAAAAA"/>
+              <w:left w:val="single" w:sz="1" w:space="0" w:color="AAAAAA"/>
+              <w:bottom w:val="single" w:sz="1" w:space="0" w:color="AAAAAA"/>
+              <w:right w:val="single" w:sz="1" w:space="0" w:color="AAAAAA"/>
+            </w:tcBorders>
+            <w:shd w:val="clear" w:color="auto" w:fill="FFFFFF"/>
             <w:tcMar>
               <w:top w:w="60" w:type="dxa"/>
               <w:left w:w="80" w:type="dxa"/>
@@ -2962,20 +2935,20 @@
                 <w:sz w:val="20"/>
                 <w:szCs w:val="20"/>
               </w:rPr>
-              <w:t>17</w:t>
-            </w:r>
-          </w:p>
-        </w:tc>
-        <w:tc>
-          <w:tcPr>
-            <w:tcW w:w="2500" w:type="dxa"/>
-            <w:tcBorders>
-              <w:top w:val="single" w:sz="1" w:space="0" w:color="AAAAAA"/>
-              <w:left w:val="single" w:sz="1" w:space="0" w:color="AAAAAA"/>
-              <w:bottom w:val="single" w:sz="1" w:space="0" w:color="AAAAAA"/>
-              <w:right w:val="single" w:sz="1" w:space="0" w:color="AAAAAA"/>
-            </w:tcBorders>
-            <w:shd w:val="clear" w:color="auto" w:fill="F2F5FC"/>
+              <w:t>18</w:t>
+            </w:r>
+          </w:p>
+        </w:tc>
+        <w:tc>
+          <w:tcPr>
+            <w:tcW w:w="2925" w:type="dxa"/>
+            <w:tcBorders>
+              <w:top w:val="single" w:sz="1" w:space="0" w:color="AAAAAA"/>
+              <w:left w:val="single" w:sz="1" w:space="0" w:color="AAAAAA"/>
+              <w:bottom w:val="single" w:sz="1" w:space="0" w:color="AAAAAA"/>
+              <w:right w:val="single" w:sz="1" w:space="0" w:color="AAAAAA"/>
+            </w:tcBorders>
+            <w:shd w:val="clear" w:color="auto" w:fill="FFFFFF"/>
             <w:tcMar>
               <w:top w:w="60" w:type="dxa"/>
               <w:left w:w="100" w:type="dxa"/>
@@ -2989,20 +2962,20 @@
                 <w:sz w:val="18"/>
                 <w:szCs w:val="18"/>
               </w:rPr>
-              <w:t>Radford A. et al. Learning transferable visual models from natural language supervision (CLIP) // ICML 2021.</w:t>
-            </w:r>
-          </w:p>
-        </w:tc>
-        <w:tc>
-          <w:tcPr>
-            <w:tcW w:w="2400" w:type="dxa"/>
-            <w:tcBorders>
-              <w:top w:val="single" w:sz="1" w:space="0" w:color="AAAAAA"/>
-              <w:left w:val="single" w:sz="1" w:space="0" w:color="AAAAAA"/>
-              <w:bottom w:val="single" w:sz="1" w:space="0" w:color="AAAAAA"/>
-              <w:right w:val="single" w:sz="1" w:space="0" w:color="AAAAAA"/>
-            </w:tcBorders>
-            <w:shd w:val="clear" w:color="auto" w:fill="F2F5FC"/>
+              <w:t>Cheng B., Schwing A., Kirillov A. Per-pixel classification is not all you need for semantic segmentation // NeurIPS 2021.</w:t>
+            </w:r>
+          </w:p>
+        </w:tc>
+        <w:tc>
+          <w:tcPr>
+            <w:tcW w:w="2456" w:type="dxa"/>
+            <w:tcBorders>
+              <w:top w:val="single" w:sz="1" w:space="0" w:color="AAAAAA"/>
+              <w:left w:val="single" w:sz="1" w:space="0" w:color="AAAAAA"/>
+              <w:bottom w:val="single" w:sz="1" w:space="0" w:color="AAAAAA"/>
+              <w:right w:val="single" w:sz="1" w:space="0" w:color="AAAAAA"/>
+            </w:tcBorders>
+            <w:shd w:val="clear" w:color="auto" w:fill="FFFFFF"/>
             <w:tcMar>
               <w:top w:w="60" w:type="dxa"/>
               <w:left w:w="100" w:type="dxa"/>
@@ -3016,20 +2989,20 @@
                 <w:sz w:val="18"/>
                 <w:szCs w:val="18"/>
               </w:rPr>
-              <w:t>Навчання мультимодальних представлень зображення та тексту за допомогою контрастного навчання на 400M пар.</w:t>
-            </w:r>
-          </w:p>
-        </w:tc>
-        <w:tc>
-          <w:tcPr>
-            <w:tcW w:w="4237" w:type="dxa"/>
-            <w:tcBorders>
-              <w:top w:val="single" w:sz="1" w:space="0" w:color="AAAAAA"/>
-              <w:left w:val="single" w:sz="1" w:space="0" w:color="AAAAAA"/>
-              <w:bottom w:val="single" w:sz="1" w:space="0" w:color="AAAAAA"/>
-              <w:right w:val="single" w:sz="1" w:space="0" w:color="AAAAAA"/>
-            </w:tcBorders>
-            <w:shd w:val="clear" w:color="auto" w:fill="F2F5FC"/>
+              <w:t>Уніфікована архітектура Mask2Former для семантичної, інстанційної та паноптичної сегментації.</w:t>
+            </w:r>
+          </w:p>
+        </w:tc>
+        <w:tc>
+          <w:tcPr>
+            <w:tcW w:w="3780" w:type="dxa"/>
+            <w:tcBorders>
+              <w:top w:val="single" w:sz="1" w:space="0" w:color="AAAAAA"/>
+              <w:left w:val="single" w:sz="1" w:space="0" w:color="AAAAAA"/>
+              <w:bottom w:val="single" w:sz="1" w:space="0" w:color="AAAAAA"/>
+              <w:right w:val="single" w:sz="1" w:space="0" w:color="AAAAAA"/>
+            </w:tcBorders>
+            <w:shd w:val="clear" w:color="auto" w:fill="FFFFFF"/>
             <w:tcMar>
               <w:top w:w="60" w:type="dxa"/>
               <w:left w:w="100" w:type="dxa"/>
@@ -3043,28 +3016,22 @@
                 <w:sz w:val="18"/>
                 <w:szCs w:val="18"/>
               </w:rPr>
-              <w:t>CLIP досягає 76.2% zero-shot accuracy на ImageNet без тонкого налаштування. Відкриває можливості open-vocabulary детекції та класифікації за текстовими описами.</w:t>
+              <w:t>Mask2Former встановлює SOTA в усіх трьох видах сегментації: 57.8 PQ на COCO, 80.3% mAP Instance, 83.3% mIoU на Cityscapes. Masked attention обмежує увагу передбачуваними сегментами.</w:t>
             </w:r>
           </w:p>
         </w:tc>
       </w:tr>
       <w:tr>
-        <w:tblPrEx>
-          <w:tblCellMar>
-            <w:top w:w="0" w:type="dxa"/>
-            <w:bottom w:w="0" w:type="dxa"/>
-          </w:tblCellMar>
-        </w:tblPrEx>
-        <w:tc>
-          <w:tcPr>
-            <w:tcW w:w="500" w:type="dxa"/>
-            <w:tcBorders>
-              <w:top w:val="single" w:sz="1" w:space="0" w:color="AAAAAA"/>
-              <w:left w:val="single" w:sz="1" w:space="0" w:color="AAAAAA"/>
-              <w:bottom w:val="single" w:sz="1" w:space="0" w:color="AAAAAA"/>
-              <w:right w:val="single" w:sz="1" w:space="0" w:color="AAAAAA"/>
-            </w:tcBorders>
-            <w:shd w:val="clear" w:color="auto" w:fill="FFFFFF"/>
+        <w:tc>
+          <w:tcPr>
+            <w:tcW w:w="476" w:type="dxa"/>
+            <w:tcBorders>
+              <w:top w:val="single" w:sz="1" w:space="0" w:color="AAAAAA"/>
+              <w:left w:val="single" w:sz="1" w:space="0" w:color="AAAAAA"/>
+              <w:bottom w:val="single" w:sz="1" w:space="0" w:color="AAAAAA"/>
+              <w:right w:val="single" w:sz="1" w:space="0" w:color="AAAAAA"/>
+            </w:tcBorders>
+            <w:shd w:val="clear" w:color="auto" w:fill="F2F5FC"/>
             <w:tcMar>
               <w:top w:w="60" w:type="dxa"/>
               <w:left w:w="80" w:type="dxa"/>
@@ -3081,20 +3048,20 @@
                 <w:sz w:val="20"/>
                 <w:szCs w:val="20"/>
               </w:rPr>
-              <w:t>18</w:t>
-            </w:r>
-          </w:p>
-        </w:tc>
-        <w:tc>
-          <w:tcPr>
-            <w:tcW w:w="2500" w:type="dxa"/>
-            <w:tcBorders>
-              <w:top w:val="single" w:sz="1" w:space="0" w:color="AAAAAA"/>
-              <w:left w:val="single" w:sz="1" w:space="0" w:color="AAAAAA"/>
-              <w:bottom w:val="single" w:sz="1" w:space="0" w:color="AAAAAA"/>
-              <w:right w:val="single" w:sz="1" w:space="0" w:color="AAAAAA"/>
-            </w:tcBorders>
-            <w:shd w:val="clear" w:color="auto" w:fill="FFFFFF"/>
+              <w:t>19</w:t>
+            </w:r>
+          </w:p>
+        </w:tc>
+        <w:tc>
+          <w:tcPr>
+            <w:tcW w:w="2925" w:type="dxa"/>
+            <w:tcBorders>
+              <w:top w:val="single" w:sz="1" w:space="0" w:color="AAAAAA"/>
+              <w:left w:val="single" w:sz="1" w:space="0" w:color="AAAAAA"/>
+              <w:bottom w:val="single" w:sz="1" w:space="0" w:color="AAAAAA"/>
+              <w:right w:val="single" w:sz="1" w:space="0" w:color="AAAAAA"/>
+            </w:tcBorders>
+            <w:shd w:val="clear" w:color="auto" w:fill="F2F5FC"/>
             <w:tcMar>
               <w:top w:w="60" w:type="dxa"/>
               <w:left w:w="100" w:type="dxa"/>
@@ -3108,20 +3075,20 @@
                 <w:sz w:val="18"/>
                 <w:szCs w:val="18"/>
               </w:rPr>
-              <w:t>Cheng B., Schwing A., Kirillov A. Per-pixel classification is not all you need for semantic segmentation // NeurIPS 2021.</w:t>
-            </w:r>
-          </w:p>
-        </w:tc>
-        <w:tc>
-          <w:tcPr>
-            <w:tcW w:w="2400" w:type="dxa"/>
-            <w:tcBorders>
-              <w:top w:val="single" w:sz="1" w:space="0" w:color="AAAAAA"/>
-              <w:left w:val="single" w:sz="1" w:space="0" w:color="AAAAAA"/>
-              <w:bottom w:val="single" w:sz="1" w:space="0" w:color="AAAAAA"/>
-              <w:right w:val="single" w:sz="1" w:space="0" w:color="AAAAAA"/>
-            </w:tcBorders>
-            <w:shd w:val="clear" w:color="auto" w:fill="FFFFFF"/>
+              <w:t>Wang C.-Y. et al. YOLOv10: Real-time end-to-end object detection // arXiv:2405.14458. — 2024.</w:t>
+            </w:r>
+          </w:p>
+        </w:tc>
+        <w:tc>
+          <w:tcPr>
+            <w:tcW w:w="2456" w:type="dxa"/>
+            <w:tcBorders>
+              <w:top w:val="single" w:sz="1" w:space="0" w:color="AAAAAA"/>
+              <w:left w:val="single" w:sz="1" w:space="0" w:color="AAAAAA"/>
+              <w:bottom w:val="single" w:sz="1" w:space="0" w:color="AAAAAA"/>
+              <w:right w:val="single" w:sz="1" w:space="0" w:color="AAAAAA"/>
+            </w:tcBorders>
+            <w:shd w:val="clear" w:color="auto" w:fill="F2F5FC"/>
             <w:tcMar>
               <w:top w:w="60" w:type="dxa"/>
               <w:left w:w="100" w:type="dxa"/>
@@ -3135,20 +3102,20 @@
                 <w:sz w:val="18"/>
                 <w:szCs w:val="18"/>
               </w:rPr>
-              <w:t>Уніфікована архітектура Mask2Former для семантичної, інстанційної та паноптичної сегментації.</w:t>
-            </w:r>
-          </w:p>
-        </w:tc>
-        <w:tc>
-          <w:tcPr>
-            <w:tcW w:w="4237" w:type="dxa"/>
-            <w:tcBorders>
-              <w:top w:val="single" w:sz="1" w:space="0" w:color="AAAAAA"/>
-              <w:left w:val="single" w:sz="1" w:space="0" w:color="AAAAAA"/>
-              <w:bottom w:val="single" w:sz="1" w:space="0" w:color="AAAAAA"/>
-              <w:right w:val="single" w:sz="1" w:space="0" w:color="AAAAAA"/>
-            </w:tcBorders>
-            <w:shd w:val="clear" w:color="auto" w:fill="FFFFFF"/>
+              <w:t>Усунення NMS (Non-Maximum Suppression) з пайплайну YOLO для true end-to-end детекції.</w:t>
+            </w:r>
+          </w:p>
+        </w:tc>
+        <w:tc>
+          <w:tcPr>
+            <w:tcW w:w="3780" w:type="dxa"/>
+            <w:tcBorders>
+              <w:top w:val="single" w:sz="1" w:space="0" w:color="AAAAAA"/>
+              <w:left w:val="single" w:sz="1" w:space="0" w:color="AAAAAA"/>
+              <w:bottom w:val="single" w:sz="1" w:space="0" w:color="AAAAAA"/>
+              <w:right w:val="single" w:sz="1" w:space="0" w:color="AAAAAA"/>
+            </w:tcBorders>
+            <w:shd w:val="clear" w:color="auto" w:fill="F2F5FC"/>
             <w:tcMar>
               <w:top w:w="60" w:type="dxa"/>
               <w:left w:w="100" w:type="dxa"/>
@@ -3162,28 +3129,22 @@
                 <w:sz w:val="18"/>
                 <w:szCs w:val="18"/>
               </w:rPr>
-              <w:t>Mask2Former встановлює SOTA в усіх трьох видах сегментації: 57.8 PQ на COCO, 80.3% mAP Instance, 83.3% mIoU на Cityscapes. Masked attention обмежує увагу передбачуваними сегментами.</w:t>
+              <w:t>YOLOv10-X досягає 54.4% AP на COCO при меншому числі параметрів (29.5M). Dual assignments для NMS-free training зменшує latency та спрощує deployment.</w:t>
             </w:r>
           </w:p>
         </w:tc>
       </w:tr>
       <w:tr>
-        <w:tblPrEx>
-          <w:tblCellMar>
-            <w:top w:w="0" w:type="dxa"/>
-            <w:bottom w:w="0" w:type="dxa"/>
-          </w:tblCellMar>
-        </w:tblPrEx>
-        <w:tc>
-          <w:tcPr>
-            <w:tcW w:w="500" w:type="dxa"/>
-            <w:tcBorders>
-              <w:top w:val="single" w:sz="1" w:space="0" w:color="AAAAAA"/>
-              <w:left w:val="single" w:sz="1" w:space="0" w:color="AAAAAA"/>
-              <w:bottom w:val="single" w:sz="1" w:space="0" w:color="AAAAAA"/>
-              <w:right w:val="single" w:sz="1" w:space="0" w:color="AAAAAA"/>
-            </w:tcBorders>
-            <w:shd w:val="clear" w:color="auto" w:fill="F2F5FC"/>
+        <w:tc>
+          <w:tcPr>
+            <w:tcW w:w="476" w:type="dxa"/>
+            <w:tcBorders>
+              <w:top w:val="single" w:sz="1" w:space="0" w:color="AAAAAA"/>
+              <w:left w:val="single" w:sz="1" w:space="0" w:color="AAAAAA"/>
+              <w:bottom w:val="single" w:sz="1" w:space="0" w:color="AAAAAA"/>
+              <w:right w:val="single" w:sz="1" w:space="0" w:color="AAAAAA"/>
+            </w:tcBorders>
+            <w:shd w:val="clear" w:color="auto" w:fill="FFFFFF"/>
             <w:tcMar>
               <w:top w:w="60" w:type="dxa"/>
               <w:left w:w="80" w:type="dxa"/>
@@ -3200,20 +3161,20 @@
                 <w:sz w:val="20"/>
                 <w:szCs w:val="20"/>
               </w:rPr>
-              <w:t>19</w:t>
-            </w:r>
-          </w:p>
-        </w:tc>
-        <w:tc>
-          <w:tcPr>
-            <w:tcW w:w="2500" w:type="dxa"/>
-            <w:tcBorders>
-              <w:top w:val="single" w:sz="1" w:space="0" w:color="AAAAAA"/>
-              <w:left w:val="single" w:sz="1" w:space="0" w:color="AAAAAA"/>
-              <w:bottom w:val="single" w:sz="1" w:space="0" w:color="AAAAAA"/>
-              <w:right w:val="single" w:sz="1" w:space="0" w:color="AAAAAA"/>
-            </w:tcBorders>
-            <w:shd w:val="clear" w:color="auto" w:fill="F2F5FC"/>
+              <w:t>20</w:t>
+            </w:r>
+          </w:p>
+        </w:tc>
+        <w:tc>
+          <w:tcPr>
+            <w:tcW w:w="2925" w:type="dxa"/>
+            <w:tcBorders>
+              <w:top w:val="single" w:sz="1" w:space="0" w:color="AAAAAA"/>
+              <w:left w:val="single" w:sz="1" w:space="0" w:color="AAAAAA"/>
+              <w:bottom w:val="single" w:sz="1" w:space="0" w:color="AAAAAA"/>
+              <w:right w:val="single" w:sz="1" w:space="0" w:color="AAAAAA"/>
+            </w:tcBorders>
+            <w:shd w:val="clear" w:color="auto" w:fill="FFFFFF"/>
             <w:tcMar>
               <w:top w:w="60" w:type="dxa"/>
               <w:left w:w="100" w:type="dxa"/>
@@ -3227,20 +3188,20 @@
                 <w:sz w:val="18"/>
                 <w:szCs w:val="18"/>
               </w:rPr>
-              <w:t>Wang C.-Y. et al. YOLOv10: Real-time end-to-end object detection // arXiv:2405.14458. — 2024.</w:t>
-            </w:r>
-          </w:p>
-        </w:tc>
-        <w:tc>
-          <w:tcPr>
-            <w:tcW w:w="2400" w:type="dxa"/>
-            <w:tcBorders>
-              <w:top w:val="single" w:sz="1" w:space="0" w:color="AAAAAA"/>
-              <w:left w:val="single" w:sz="1" w:space="0" w:color="AAAAAA"/>
-              <w:bottom w:val="single" w:sz="1" w:space="0" w:color="AAAAAA"/>
-              <w:right w:val="single" w:sz="1" w:space="0" w:color="AAAAAA"/>
-            </w:tcBorders>
-            <w:shd w:val="clear" w:color="auto" w:fill="F2F5FC"/>
+              <w:t>Zhao H. et al. RT-DETR: DETRs beat YOLOs on real-time object detection // CVPR 2024.</w:t>
+            </w:r>
+          </w:p>
+        </w:tc>
+        <w:tc>
+          <w:tcPr>
+            <w:tcW w:w="2456" w:type="dxa"/>
+            <w:tcBorders>
+              <w:top w:val="single" w:sz="1" w:space="0" w:color="AAAAAA"/>
+              <w:left w:val="single" w:sz="1" w:space="0" w:color="AAAAAA"/>
+              <w:bottom w:val="single" w:sz="1" w:space="0" w:color="AAAAAA"/>
+              <w:right w:val="single" w:sz="1" w:space="0" w:color="AAAAAA"/>
+            </w:tcBorders>
+            <w:shd w:val="clear" w:color="auto" w:fill="FFFFFF"/>
             <w:tcMar>
               <w:top w:w="60" w:type="dxa"/>
               <w:left w:w="100" w:type="dxa"/>
@@ -3254,20 +3215,20 @@
                 <w:sz w:val="18"/>
                 <w:szCs w:val="18"/>
               </w:rPr>
-              <w:t>Усунення NMS (Non-Maximum Suppression) з пайплайну YOLO для true end-to-end детекції.</w:t>
-            </w:r>
-          </w:p>
-        </w:tc>
-        <w:tc>
-          <w:tcPr>
-            <w:tcW w:w="4237" w:type="dxa"/>
-            <w:tcBorders>
-              <w:top w:val="single" w:sz="1" w:space="0" w:color="AAAAAA"/>
-              <w:left w:val="single" w:sz="1" w:space="0" w:color="AAAAAA"/>
-              <w:bottom w:val="single" w:sz="1" w:space="0" w:color="AAAAAA"/>
-              <w:right w:val="single" w:sz="1" w:space="0" w:color="AAAAAA"/>
-            </w:tcBorders>
-            <w:shd w:val="clear" w:color="auto" w:fill="F2F5FC"/>
+              <w:t>Гібридний CNN-Transformer детектор реального часу без NMS на основі DETR.</w:t>
+            </w:r>
+          </w:p>
+        </w:tc>
+        <w:tc>
+          <w:tcPr>
+            <w:tcW w:w="3780" w:type="dxa"/>
+            <w:tcBorders>
+              <w:top w:val="single" w:sz="1" w:space="0" w:color="AAAAAA"/>
+              <w:left w:val="single" w:sz="1" w:space="0" w:color="AAAAAA"/>
+              <w:bottom w:val="single" w:sz="1" w:space="0" w:color="AAAAAA"/>
+              <w:right w:val="single" w:sz="1" w:space="0" w:color="AAAAAA"/>
+            </w:tcBorders>
+            <w:shd w:val="clear" w:color="auto" w:fill="FFFFFF"/>
             <w:tcMar>
               <w:top w:w="60" w:type="dxa"/>
               <w:left w:w="100" w:type="dxa"/>
@@ -3281,28 +3242,22 @@
                 <w:sz w:val="18"/>
                 <w:szCs w:val="18"/>
               </w:rPr>
-              <w:t>YOLOv10-X досягає 54.4% AP на COCO при меншому числі параметрів (29.5M). Dual assignments для NMS-free training зменшує latency та спрощує deployment.</w:t>
+              <w:t>RT-DETR-X досягає 54.8% AP на COCO при 72.8 FPS на T4 GPU. IoU-aware query selection та efficient hybrid encoder поєднують точність DETR зі швидкістю YOLO-подібних моделей.</w:t>
             </w:r>
           </w:p>
         </w:tc>
       </w:tr>
       <w:tr>
-        <w:tblPrEx>
-          <w:tblCellMar>
-            <w:top w:w="0" w:type="dxa"/>
-            <w:bottom w:w="0" w:type="dxa"/>
-          </w:tblCellMar>
-        </w:tblPrEx>
-        <w:tc>
-          <w:tcPr>
-            <w:tcW w:w="500" w:type="dxa"/>
-            <w:tcBorders>
-              <w:top w:val="single" w:sz="1" w:space="0" w:color="AAAAAA"/>
-              <w:left w:val="single" w:sz="1" w:space="0" w:color="AAAAAA"/>
-              <w:bottom w:val="single" w:sz="1" w:space="0" w:color="AAAAAA"/>
-              <w:right w:val="single" w:sz="1" w:space="0" w:color="AAAAAA"/>
-            </w:tcBorders>
-            <w:shd w:val="clear" w:color="auto" w:fill="FFFFFF"/>
+        <w:tc>
+          <w:tcPr>
+            <w:tcW w:w="476" w:type="dxa"/>
+            <w:tcBorders>
+              <w:top w:val="single" w:sz="1" w:space="0" w:color="AAAAAA"/>
+              <w:left w:val="single" w:sz="1" w:space="0" w:color="AAAAAA"/>
+              <w:bottom w:val="single" w:sz="1" w:space="0" w:color="AAAAAA"/>
+              <w:right w:val="single" w:sz="1" w:space="0" w:color="AAAAAA"/>
+            </w:tcBorders>
+            <w:shd w:val="clear" w:color="auto" w:fill="F2F5FC"/>
             <w:tcMar>
               <w:top w:w="60" w:type="dxa"/>
               <w:left w:w="80" w:type="dxa"/>
@@ -3319,20 +3274,20 @@
                 <w:sz w:val="20"/>
                 <w:szCs w:val="20"/>
               </w:rPr>
-              <w:t>20</w:t>
-            </w:r>
-          </w:p>
-        </w:tc>
-        <w:tc>
-          <w:tcPr>
-            <w:tcW w:w="2500" w:type="dxa"/>
-            <w:tcBorders>
-              <w:top w:val="single" w:sz="1" w:space="0" w:color="AAAAAA"/>
-              <w:left w:val="single" w:sz="1" w:space="0" w:color="AAAAAA"/>
-              <w:bottom w:val="single" w:sz="1" w:space="0" w:color="AAAAAA"/>
-              <w:right w:val="single" w:sz="1" w:space="0" w:color="AAAAAA"/>
-            </w:tcBorders>
-            <w:shd w:val="clear" w:color="auto" w:fill="FFFFFF"/>
+              <w:t>21</w:t>
+            </w:r>
+          </w:p>
+        </w:tc>
+        <w:tc>
+          <w:tcPr>
+            <w:tcW w:w="2925" w:type="dxa"/>
+            <w:tcBorders>
+              <w:top w:val="single" w:sz="1" w:space="0" w:color="AAAAAA"/>
+              <w:left w:val="single" w:sz="1" w:space="0" w:color="AAAAAA"/>
+              <w:bottom w:val="single" w:sz="1" w:space="0" w:color="AAAAAA"/>
+              <w:right w:val="single" w:sz="1" w:space="0" w:color="AAAAAA"/>
+            </w:tcBorders>
+            <w:shd w:val="clear" w:color="auto" w:fill="F2F5FC"/>
             <w:tcMar>
               <w:top w:w="60" w:type="dxa"/>
               <w:left w:w="100" w:type="dxa"/>
@@ -3346,20 +3301,20 @@
                 <w:sz w:val="18"/>
                 <w:szCs w:val="18"/>
               </w:rPr>
-              <w:t>Zhao H. et al. RT-DETR: DETRs beat YOLOs on real-time object detection // CVPR 2024.</w:t>
-            </w:r>
-          </w:p>
-        </w:tc>
-        <w:tc>
-          <w:tcPr>
-            <w:tcW w:w="2400" w:type="dxa"/>
-            <w:tcBorders>
-              <w:top w:val="single" w:sz="1" w:space="0" w:color="AAAAAA"/>
-              <w:left w:val="single" w:sz="1" w:space="0" w:color="AAAAAA"/>
-              <w:bottom w:val="single" w:sz="1" w:space="0" w:color="AAAAAA"/>
-              <w:right w:val="single" w:sz="1" w:space="0" w:color="AAAAAA"/>
-            </w:tcBorders>
-            <w:shd w:val="clear" w:color="auto" w:fill="FFFFFF"/>
+              <w:t>Liu Z. et al. Grounding DINO: Marrying DINO with grounded pre-training for open-set object detection // arXiv:2303.05499. — 2023.</w:t>
+            </w:r>
+          </w:p>
+        </w:tc>
+        <w:tc>
+          <w:tcPr>
+            <w:tcW w:w="2456" w:type="dxa"/>
+            <w:tcBorders>
+              <w:top w:val="single" w:sz="1" w:space="0" w:color="AAAAAA"/>
+              <w:left w:val="single" w:sz="1" w:space="0" w:color="AAAAAA"/>
+              <w:bottom w:val="single" w:sz="1" w:space="0" w:color="AAAAAA"/>
+              <w:right w:val="single" w:sz="1" w:space="0" w:color="AAAAAA"/>
+            </w:tcBorders>
+            <w:shd w:val="clear" w:color="auto" w:fill="F2F5FC"/>
             <w:tcMar>
               <w:top w:w="60" w:type="dxa"/>
               <w:left w:w="100" w:type="dxa"/>
@@ -3373,20 +3328,20 @@
                 <w:sz w:val="18"/>
                 <w:szCs w:val="18"/>
               </w:rPr>
-              <w:t>Гібридний CNN-Transformer детектор реального часу без NMS на основі DETR.</w:t>
-            </w:r>
-          </w:p>
-        </w:tc>
-        <w:tc>
-          <w:tcPr>
-            <w:tcW w:w="4237" w:type="dxa"/>
-            <w:tcBorders>
-              <w:top w:val="single" w:sz="1" w:space="0" w:color="AAAAAA"/>
-              <w:left w:val="single" w:sz="1" w:space="0" w:color="AAAAAA"/>
-              <w:bottom w:val="single" w:sz="1" w:space="0" w:color="AAAAAA"/>
-              <w:right w:val="single" w:sz="1" w:space="0" w:color="AAAAAA"/>
-            </w:tcBorders>
-            <w:shd w:val="clear" w:color="auto" w:fill="FFFFFF"/>
+              <w:t>Open-vocabulary детектор об'єктів, що підтримує довільні текстові запити для zero-shot детекції.</w:t>
+            </w:r>
+          </w:p>
+        </w:tc>
+        <w:tc>
+          <w:tcPr>
+            <w:tcW w:w="3780" w:type="dxa"/>
+            <w:tcBorders>
+              <w:top w:val="single" w:sz="1" w:space="0" w:color="AAAAAA"/>
+              <w:left w:val="single" w:sz="1" w:space="0" w:color="AAAAAA"/>
+              <w:bottom w:val="single" w:sz="1" w:space="0" w:color="AAAAAA"/>
+              <w:right w:val="single" w:sz="1" w:space="0" w:color="AAAAAA"/>
+            </w:tcBorders>
+            <w:shd w:val="clear" w:color="auto" w:fill="F2F5FC"/>
             <w:tcMar>
               <w:top w:w="60" w:type="dxa"/>
               <w:left w:w="100" w:type="dxa"/>
@@ -3400,28 +3355,22 @@
                 <w:sz w:val="18"/>
                 <w:szCs w:val="18"/>
               </w:rPr>
-              <w:t>RT-DETR-X досягає 54.8% AP на COCO при 72.8 FPS на T4 GPU. IoU-aware query selection та efficient hybrid encoder поєднують точність DETR зі швидкістю YOLO-подібних моделей.</w:t>
+              <w:t>Grounding DINO досягає 56.7% AP на COCO та 26.5% AP на LVIS із використанням текстових підказок. Поєднання мовних та візуальних ознак через feature fusion усуває обмеження фіксованого набору класів.</w:t>
             </w:r>
           </w:p>
         </w:tc>
       </w:tr>
       <w:tr>
-        <w:tblPrEx>
-          <w:tblCellMar>
-            <w:top w:w="0" w:type="dxa"/>
-            <w:bottom w:w="0" w:type="dxa"/>
-          </w:tblCellMar>
-        </w:tblPrEx>
-        <w:tc>
-          <w:tcPr>
-            <w:tcW w:w="500" w:type="dxa"/>
-            <w:tcBorders>
-              <w:top w:val="single" w:sz="1" w:space="0" w:color="AAAAAA"/>
-              <w:left w:val="single" w:sz="1" w:space="0" w:color="AAAAAA"/>
-              <w:bottom w:val="single" w:sz="1" w:space="0" w:color="AAAAAA"/>
-              <w:right w:val="single" w:sz="1" w:space="0" w:color="AAAAAA"/>
-            </w:tcBorders>
-            <w:shd w:val="clear" w:color="auto" w:fill="F2F5FC"/>
+        <w:tc>
+          <w:tcPr>
+            <w:tcW w:w="476" w:type="dxa"/>
+            <w:tcBorders>
+              <w:top w:val="single" w:sz="1" w:space="0" w:color="AAAAAA"/>
+              <w:left w:val="single" w:sz="1" w:space="0" w:color="AAAAAA"/>
+              <w:bottom w:val="single" w:sz="1" w:space="0" w:color="AAAAAA"/>
+              <w:right w:val="single" w:sz="1" w:space="0" w:color="AAAAAA"/>
+            </w:tcBorders>
+            <w:shd w:val="clear" w:color="auto" w:fill="FFFFFF"/>
             <w:tcMar>
               <w:top w:w="60" w:type="dxa"/>
               <w:left w:w="80" w:type="dxa"/>
@@ -3438,20 +3387,20 @@
                 <w:sz w:val="20"/>
                 <w:szCs w:val="20"/>
               </w:rPr>
-              <w:t>21</w:t>
-            </w:r>
-          </w:p>
-        </w:tc>
-        <w:tc>
-          <w:tcPr>
-            <w:tcW w:w="2500" w:type="dxa"/>
-            <w:tcBorders>
-              <w:top w:val="single" w:sz="1" w:space="0" w:color="AAAAAA"/>
-              <w:left w:val="single" w:sz="1" w:space="0" w:color="AAAAAA"/>
-              <w:bottom w:val="single" w:sz="1" w:space="0" w:color="AAAAAA"/>
-              <w:right w:val="single" w:sz="1" w:space="0" w:color="AAAAAA"/>
-            </w:tcBorders>
-            <w:shd w:val="clear" w:color="auto" w:fill="F2F5FC"/>
+              <w:t>22</w:t>
+            </w:r>
+          </w:p>
+        </w:tc>
+        <w:tc>
+          <w:tcPr>
+            <w:tcW w:w="2925" w:type="dxa"/>
+            <w:tcBorders>
+              <w:top w:val="single" w:sz="1" w:space="0" w:color="AAAAAA"/>
+              <w:left w:val="single" w:sz="1" w:space="0" w:color="AAAAAA"/>
+              <w:bottom w:val="single" w:sz="1" w:space="0" w:color="AAAAAA"/>
+              <w:right w:val="single" w:sz="1" w:space="0" w:color="AAAAAA"/>
+            </w:tcBorders>
+            <w:shd w:val="clear" w:color="auto" w:fill="FFFFFF"/>
             <w:tcMar>
               <w:top w:w="60" w:type="dxa"/>
               <w:left w:w="100" w:type="dxa"/>
@@ -3465,20 +3414,20 @@
                 <w:sz w:val="18"/>
                 <w:szCs w:val="18"/>
               </w:rPr>
-              <w:t>Liu Z. et al. Grounding DINO: Marrying DINO with grounded pre-training for open-set object detection // arXiv:2303.05499. — 2023.</w:t>
-            </w:r>
-          </w:p>
-        </w:tc>
-        <w:tc>
-          <w:tcPr>
-            <w:tcW w:w="2400" w:type="dxa"/>
-            <w:tcBorders>
-              <w:top w:val="single" w:sz="1" w:space="0" w:color="AAAAAA"/>
-              <w:left w:val="single" w:sz="1" w:space="0" w:color="AAAAAA"/>
-              <w:bottom w:val="single" w:sz="1" w:space="0" w:color="AAAAAA"/>
-              <w:right w:val="single" w:sz="1" w:space="0" w:color="AAAAAA"/>
-            </w:tcBorders>
-            <w:shd w:val="clear" w:color="auto" w:fill="F2F5FC"/>
+              <w:t>Liu Z. et al. ConvNeXt V2: Co-designing and scaling ConvNets with masked autoencoders // CVPR 2023.</w:t>
+            </w:r>
+          </w:p>
+        </w:tc>
+        <w:tc>
+          <w:tcPr>
+            <w:tcW w:w="2456" w:type="dxa"/>
+            <w:tcBorders>
+              <w:top w:val="single" w:sz="1" w:space="0" w:color="AAAAAA"/>
+              <w:left w:val="single" w:sz="1" w:space="0" w:color="AAAAAA"/>
+              <w:bottom w:val="single" w:sz="1" w:space="0" w:color="AAAAAA"/>
+              <w:right w:val="single" w:sz="1" w:space="0" w:color="AAAAAA"/>
+            </w:tcBorders>
+            <w:shd w:val="clear" w:color="auto" w:fill="FFFFFF"/>
             <w:tcMar>
               <w:top w:w="60" w:type="dxa"/>
               <w:left w:w="100" w:type="dxa"/>
@@ -3492,20 +3441,20 @@
                 <w:sz w:val="18"/>
                 <w:szCs w:val="18"/>
               </w:rPr>
-              <w:t>Open-vocabulary детектор об'єктів, що підтримує довільні текстові запити для zero-shot детекції.</w:t>
-            </w:r>
-          </w:p>
-        </w:tc>
-        <w:tc>
-          <w:tcPr>
-            <w:tcW w:w="4237" w:type="dxa"/>
-            <w:tcBorders>
-              <w:top w:val="single" w:sz="1" w:space="0" w:color="AAAAAA"/>
-              <w:left w:val="single" w:sz="1" w:space="0" w:color="AAAAAA"/>
-              <w:bottom w:val="single" w:sz="1" w:space="0" w:color="AAAAAA"/>
-              <w:right w:val="single" w:sz="1" w:space="0" w:color="AAAAAA"/>
-            </w:tcBorders>
-            <w:shd w:val="clear" w:color="auto" w:fill="F2F5FC"/>
+              <w:t>Модернізована CNN-архітектура, навчена за допомогою self-supervised masked autoencoder.</w:t>
+            </w:r>
+          </w:p>
+        </w:tc>
+        <w:tc>
+          <w:tcPr>
+            <w:tcW w:w="3780" w:type="dxa"/>
+            <w:tcBorders>
+              <w:top w:val="single" w:sz="1" w:space="0" w:color="AAAAAA"/>
+              <w:left w:val="single" w:sz="1" w:space="0" w:color="AAAAAA"/>
+              <w:bottom w:val="single" w:sz="1" w:space="0" w:color="AAAAAA"/>
+              <w:right w:val="single" w:sz="1" w:space="0" w:color="AAAAAA"/>
+            </w:tcBorders>
+            <w:shd w:val="clear" w:color="auto" w:fill="FFFFFF"/>
             <w:tcMar>
               <w:top w:w="60" w:type="dxa"/>
               <w:left w:w="100" w:type="dxa"/>
@@ -3519,28 +3468,22 @@
                 <w:sz w:val="18"/>
                 <w:szCs w:val="18"/>
               </w:rPr>
-              <w:t>Grounding DINO досягає 56.7% AP на COCO та 26.5% AP на LVIS із використанням текстових підказок. Поєднання мовних та візуальних ознак через feature fusion усуває обмеження фіксованого набору класів.</w:t>
+              <w:t>ConvNeXt V2-H досягає 88.9% top-1 на ImageNet. FCMAE pre-training у поєднанні зі Global Response Normalization підвищує точність та узагальнення моделі.</w:t>
             </w:r>
           </w:p>
         </w:tc>
       </w:tr>
       <w:tr>
-        <w:tblPrEx>
-          <w:tblCellMar>
-            <w:top w:w="0" w:type="dxa"/>
-            <w:bottom w:w="0" w:type="dxa"/>
-          </w:tblCellMar>
-        </w:tblPrEx>
-        <w:tc>
-          <w:tcPr>
-            <w:tcW w:w="500" w:type="dxa"/>
-            <w:tcBorders>
-              <w:top w:val="single" w:sz="1" w:space="0" w:color="AAAAAA"/>
-              <w:left w:val="single" w:sz="1" w:space="0" w:color="AAAAAA"/>
-              <w:bottom w:val="single" w:sz="1" w:space="0" w:color="AAAAAA"/>
-              <w:right w:val="single" w:sz="1" w:space="0" w:color="AAAAAA"/>
-            </w:tcBorders>
-            <w:shd w:val="clear" w:color="auto" w:fill="FFFFFF"/>
+        <w:tc>
+          <w:tcPr>
+            <w:tcW w:w="476" w:type="dxa"/>
+            <w:tcBorders>
+              <w:top w:val="single" w:sz="1" w:space="0" w:color="AAAAAA"/>
+              <w:left w:val="single" w:sz="1" w:space="0" w:color="AAAAAA"/>
+              <w:bottom w:val="single" w:sz="1" w:space="0" w:color="AAAAAA"/>
+              <w:right w:val="single" w:sz="1" w:space="0" w:color="AAAAAA"/>
+            </w:tcBorders>
+            <w:shd w:val="clear" w:color="auto" w:fill="F2F5FC"/>
             <w:tcMar>
               <w:top w:w="60" w:type="dxa"/>
               <w:left w:w="80" w:type="dxa"/>
@@ -3557,20 +3500,20 @@
                 <w:sz w:val="20"/>
                 <w:szCs w:val="20"/>
               </w:rPr>
-              <w:t>22</w:t>
-            </w:r>
-          </w:p>
-        </w:tc>
-        <w:tc>
-          <w:tcPr>
-            <w:tcW w:w="2500" w:type="dxa"/>
-            <w:tcBorders>
-              <w:top w:val="single" w:sz="1" w:space="0" w:color="AAAAAA"/>
-              <w:left w:val="single" w:sz="1" w:space="0" w:color="AAAAAA"/>
-              <w:bottom w:val="single" w:sz="1" w:space="0" w:color="AAAAAA"/>
-              <w:right w:val="single" w:sz="1" w:space="0" w:color="AAAAAA"/>
-            </w:tcBorders>
-            <w:shd w:val="clear" w:color="auto" w:fill="FFFFFF"/>
+              <w:t>23</w:t>
+            </w:r>
+          </w:p>
+        </w:tc>
+        <w:tc>
+          <w:tcPr>
+            <w:tcW w:w="2925" w:type="dxa"/>
+            <w:tcBorders>
+              <w:top w:val="single" w:sz="1" w:space="0" w:color="AAAAAA"/>
+              <w:left w:val="single" w:sz="1" w:space="0" w:color="AAAAAA"/>
+              <w:bottom w:val="single" w:sz="1" w:space="0" w:color="AAAAAA"/>
+              <w:right w:val="single" w:sz="1" w:space="0" w:color="AAAAAA"/>
+            </w:tcBorders>
+            <w:shd w:val="clear" w:color="auto" w:fill="F2F5FC"/>
             <w:tcMar>
               <w:top w:w="60" w:type="dxa"/>
               <w:left w:w="100" w:type="dxa"/>
@@ -3584,20 +3527,20 @@
                 <w:sz w:val="18"/>
                 <w:szCs w:val="18"/>
               </w:rPr>
-              <w:t>Liu Z. et al. ConvNeXt V2: Co-designing and scaling ConvNets with masked autoencoders // CVPR 2023.</w:t>
-            </w:r>
-          </w:p>
-        </w:tc>
-        <w:tc>
-          <w:tcPr>
-            <w:tcW w:w="2400" w:type="dxa"/>
-            <w:tcBorders>
-              <w:top w:val="single" w:sz="1" w:space="0" w:color="AAAAAA"/>
-              <w:left w:val="single" w:sz="1" w:space="0" w:color="AAAAAA"/>
-              <w:bottom w:val="single" w:sz="1" w:space="0" w:color="AAAAAA"/>
-              <w:right w:val="single" w:sz="1" w:space="0" w:color="AAAAAA"/>
-            </w:tcBorders>
-            <w:shd w:val="clear" w:color="auto" w:fill="FFFFFF"/>
+              <w:t>Ravi N. et al. SAM 2: Segment Anything in Images and Videos // arXiv:2408.00714. — 2024.</w:t>
+            </w:r>
+          </w:p>
+        </w:tc>
+        <w:tc>
+          <w:tcPr>
+            <w:tcW w:w="2456" w:type="dxa"/>
+            <w:tcBorders>
+              <w:top w:val="single" w:sz="1" w:space="0" w:color="AAAAAA"/>
+              <w:left w:val="single" w:sz="1" w:space="0" w:color="AAAAAA"/>
+              <w:bottom w:val="single" w:sz="1" w:space="0" w:color="AAAAAA"/>
+              <w:right w:val="single" w:sz="1" w:space="0" w:color="AAAAAA"/>
+            </w:tcBorders>
+            <w:shd w:val="clear" w:color="auto" w:fill="F2F5FC"/>
             <w:tcMar>
               <w:top w:w="60" w:type="dxa"/>
               <w:left w:w="100" w:type="dxa"/>
@@ -3611,20 +3554,20 @@
                 <w:sz w:val="18"/>
                 <w:szCs w:val="18"/>
               </w:rPr>
-              <w:t>Модернізована CNN-архітектура, навчена за допомогою self-supervised masked autoencoder.</w:t>
-            </w:r>
-          </w:p>
-        </w:tc>
-        <w:tc>
-          <w:tcPr>
-            <w:tcW w:w="4237" w:type="dxa"/>
-            <w:tcBorders>
-              <w:top w:val="single" w:sz="1" w:space="0" w:color="AAAAAA"/>
-              <w:left w:val="single" w:sz="1" w:space="0" w:color="AAAAAA"/>
-              <w:bottom w:val="single" w:sz="1" w:space="0" w:color="AAAAAA"/>
-              <w:right w:val="single" w:sz="1" w:space="0" w:color="AAAAAA"/>
-            </w:tcBorders>
-            <w:shd w:val="clear" w:color="auto" w:fill="FFFFFF"/>
+              <w:t>Розширення SAM на відеосегментацію в реальному часі зі streaming memory mechanism.</w:t>
+            </w:r>
+          </w:p>
+        </w:tc>
+        <w:tc>
+          <w:tcPr>
+            <w:tcW w:w="3780" w:type="dxa"/>
+            <w:tcBorders>
+              <w:top w:val="single" w:sz="1" w:space="0" w:color="AAAAAA"/>
+              <w:left w:val="single" w:sz="1" w:space="0" w:color="AAAAAA"/>
+              <w:bottom w:val="single" w:sz="1" w:space="0" w:color="AAAAAA"/>
+              <w:right w:val="single" w:sz="1" w:space="0" w:color="AAAAAA"/>
+            </w:tcBorders>
+            <w:shd w:val="clear" w:color="auto" w:fill="F2F5FC"/>
             <w:tcMar>
               <w:top w:w="60" w:type="dxa"/>
               <w:left w:w="100" w:type="dxa"/>
@@ -3638,28 +3581,30 @@
                 <w:sz w:val="18"/>
                 <w:szCs w:val="18"/>
               </w:rPr>
-              <w:t>ConvNeXt V2-H досягає 88.9% top-1 на ImageNet. FCMAE pre-training у поєднанні зі Global Response Normalization підвищує точність та узагальнення моделі.</w:t>
+              <w:t xml:space="preserve">SAM 2 обробляє відео в реальному часі (~44 FPS) з 3× кращими результатами ніж попередні методи. Memory encoder та </w:t>
+            </w:r>
+            <w:r>
+              <w:rPr>
+                <w:sz w:val="18"/>
+                <w:szCs w:val="18"/>
+              </w:rPr>
+              <w:lastRenderedPageBreak/>
+              <w:t>attention module дозволяють відстежувати об'єкти через оклюзії.</w:t>
             </w:r>
           </w:p>
         </w:tc>
       </w:tr>
       <w:tr>
-        <w:tblPrEx>
-          <w:tblCellMar>
-            <w:top w:w="0" w:type="dxa"/>
-            <w:bottom w:w="0" w:type="dxa"/>
-          </w:tblCellMar>
-        </w:tblPrEx>
-        <w:tc>
-          <w:tcPr>
-            <w:tcW w:w="500" w:type="dxa"/>
-            <w:tcBorders>
-              <w:top w:val="single" w:sz="1" w:space="0" w:color="AAAAAA"/>
-              <w:left w:val="single" w:sz="1" w:space="0" w:color="AAAAAA"/>
-              <w:bottom w:val="single" w:sz="1" w:space="0" w:color="AAAAAA"/>
-              <w:right w:val="single" w:sz="1" w:space="0" w:color="AAAAAA"/>
-            </w:tcBorders>
-            <w:shd w:val="clear" w:color="auto" w:fill="F2F5FC"/>
+        <w:tc>
+          <w:tcPr>
+            <w:tcW w:w="476" w:type="dxa"/>
+            <w:tcBorders>
+              <w:top w:val="single" w:sz="1" w:space="0" w:color="AAAAAA"/>
+              <w:left w:val="single" w:sz="1" w:space="0" w:color="AAAAAA"/>
+              <w:bottom w:val="single" w:sz="1" w:space="0" w:color="AAAAAA"/>
+              <w:right w:val="single" w:sz="1" w:space="0" w:color="AAAAAA"/>
+            </w:tcBorders>
+            <w:shd w:val="clear" w:color="auto" w:fill="FFFFFF"/>
             <w:tcMar>
               <w:top w:w="60" w:type="dxa"/>
               <w:left w:w="80" w:type="dxa"/>
@@ -3676,20 +3621,21 @@
                 <w:sz w:val="20"/>
                 <w:szCs w:val="20"/>
               </w:rPr>
-              <w:t>23</w:t>
-            </w:r>
-          </w:p>
-        </w:tc>
-        <w:tc>
-          <w:tcPr>
-            <w:tcW w:w="2500" w:type="dxa"/>
-            <w:tcBorders>
-              <w:top w:val="single" w:sz="1" w:space="0" w:color="AAAAAA"/>
-              <w:left w:val="single" w:sz="1" w:space="0" w:color="AAAAAA"/>
-              <w:bottom w:val="single" w:sz="1" w:space="0" w:color="AAAAAA"/>
-              <w:right w:val="single" w:sz="1" w:space="0" w:color="AAAAAA"/>
-            </w:tcBorders>
-            <w:shd w:val="clear" w:color="auto" w:fill="F2F5FC"/>
+              <w:lastRenderedPageBreak/>
+              <w:t>24</w:t>
+            </w:r>
+          </w:p>
+        </w:tc>
+        <w:tc>
+          <w:tcPr>
+            <w:tcW w:w="2925" w:type="dxa"/>
+            <w:tcBorders>
+              <w:top w:val="single" w:sz="1" w:space="0" w:color="AAAAAA"/>
+              <w:left w:val="single" w:sz="1" w:space="0" w:color="AAAAAA"/>
+              <w:bottom w:val="single" w:sz="1" w:space="0" w:color="AAAAAA"/>
+              <w:right w:val="single" w:sz="1" w:space="0" w:color="AAAAAA"/>
+            </w:tcBorders>
+            <w:shd w:val="clear" w:color="auto" w:fill="FFFFFF"/>
             <w:tcMar>
               <w:top w:w="60" w:type="dxa"/>
               <w:left w:w="100" w:type="dxa"/>
@@ -3703,20 +3649,20 @@
                 <w:sz w:val="18"/>
                 <w:szCs w:val="18"/>
               </w:rPr>
-              <w:t>Ravi N. et al. SAM 2: Segment Anything in Images and Videos // arXiv:2408.00714. — 2024.</w:t>
-            </w:r>
-          </w:p>
-        </w:tc>
-        <w:tc>
-          <w:tcPr>
-            <w:tcW w:w="2400" w:type="dxa"/>
-            <w:tcBorders>
-              <w:top w:val="single" w:sz="1" w:space="0" w:color="AAAAAA"/>
-              <w:left w:val="single" w:sz="1" w:space="0" w:color="AAAAAA"/>
-              <w:bottom w:val="single" w:sz="1" w:space="0" w:color="AAAAAA"/>
-              <w:right w:val="single" w:sz="1" w:space="0" w:color="AAAAAA"/>
-            </w:tcBorders>
-            <w:shd w:val="clear" w:color="auto" w:fill="F2F5FC"/>
+              <w:t>Tomasi C., Manduchi R. Bilateral filtering for gray and color images // ICCV 1998.</w:t>
+            </w:r>
+          </w:p>
+        </w:tc>
+        <w:tc>
+          <w:tcPr>
+            <w:tcW w:w="2456" w:type="dxa"/>
+            <w:tcBorders>
+              <w:top w:val="single" w:sz="1" w:space="0" w:color="AAAAAA"/>
+              <w:left w:val="single" w:sz="1" w:space="0" w:color="AAAAAA"/>
+              <w:bottom w:val="single" w:sz="1" w:space="0" w:color="AAAAAA"/>
+              <w:right w:val="single" w:sz="1" w:space="0" w:color="AAAAAA"/>
+            </w:tcBorders>
+            <w:shd w:val="clear" w:color="auto" w:fill="FFFFFF"/>
             <w:tcMar>
               <w:top w:w="60" w:type="dxa"/>
               <w:left w:w="100" w:type="dxa"/>
@@ -3730,20 +3676,20 @@
                 <w:sz w:val="18"/>
                 <w:szCs w:val="18"/>
               </w:rPr>
-              <w:t>Розширення SAM на відеосегментацію в реальному часі зі streaming memory mechanism.</w:t>
-            </w:r>
-          </w:p>
-        </w:tc>
-        <w:tc>
-          <w:tcPr>
-            <w:tcW w:w="4237" w:type="dxa"/>
-            <w:tcBorders>
-              <w:top w:val="single" w:sz="1" w:space="0" w:color="AAAAAA"/>
-              <w:left w:val="single" w:sz="1" w:space="0" w:color="AAAAAA"/>
-              <w:bottom w:val="single" w:sz="1" w:space="0" w:color="AAAAAA"/>
-              <w:right w:val="single" w:sz="1" w:space="0" w:color="AAAAAA"/>
-            </w:tcBorders>
-            <w:shd w:val="clear" w:color="auto" w:fill="F2F5FC"/>
+              <w:t>Нелінійний фільтр для видалення шуму із збереженням різкості країв через врахування схожості значень пікселів.</w:t>
+            </w:r>
+          </w:p>
+        </w:tc>
+        <w:tc>
+          <w:tcPr>
+            <w:tcW w:w="3780" w:type="dxa"/>
+            <w:tcBorders>
+              <w:top w:val="single" w:sz="1" w:space="0" w:color="AAAAAA"/>
+              <w:left w:val="single" w:sz="1" w:space="0" w:color="AAAAAA"/>
+              <w:bottom w:val="single" w:sz="1" w:space="0" w:color="AAAAAA"/>
+              <w:right w:val="single" w:sz="1" w:space="0" w:color="AAAAAA"/>
+            </w:tcBorders>
+            <w:shd w:val="clear" w:color="auto" w:fill="FFFFFF"/>
             <w:tcMar>
               <w:top w:w="60" w:type="dxa"/>
               <w:left w:w="100" w:type="dxa"/>
@@ -3757,28 +3703,22 @@
                 <w:sz w:val="18"/>
                 <w:szCs w:val="18"/>
               </w:rPr>
-              <w:t>SAM 2 обробляє відео в реальному часі (~44 FPS) з 3× кращими результатами ніж попередні методи. Memory encoder та attention module дозволяють відстежувати об'єкти через оклюзії.</w:t>
+              <w:t>Білатеральний фільтр ефективно видаляє шум, зберігаючи чіткі переходи інтенсивності. Параметри σs та σr дозволяють незалежно контролювати просторовий та діапазоновий ефекти фільтрації.</w:t>
             </w:r>
           </w:p>
         </w:tc>
       </w:tr>
       <w:tr>
-        <w:tblPrEx>
-          <w:tblCellMar>
-            <w:top w:w="0" w:type="dxa"/>
-            <w:bottom w:w="0" w:type="dxa"/>
-          </w:tblCellMar>
-        </w:tblPrEx>
-        <w:tc>
-          <w:tcPr>
-            <w:tcW w:w="500" w:type="dxa"/>
-            <w:tcBorders>
-              <w:top w:val="single" w:sz="1" w:space="0" w:color="AAAAAA"/>
-              <w:left w:val="single" w:sz="1" w:space="0" w:color="AAAAAA"/>
-              <w:bottom w:val="single" w:sz="1" w:space="0" w:color="AAAAAA"/>
-              <w:right w:val="single" w:sz="1" w:space="0" w:color="AAAAAA"/>
-            </w:tcBorders>
-            <w:shd w:val="clear" w:color="auto" w:fill="FFFFFF"/>
+        <w:tc>
+          <w:tcPr>
+            <w:tcW w:w="476" w:type="dxa"/>
+            <w:tcBorders>
+              <w:top w:val="single" w:sz="1" w:space="0" w:color="AAAAAA"/>
+              <w:left w:val="single" w:sz="1" w:space="0" w:color="AAAAAA"/>
+              <w:bottom w:val="single" w:sz="1" w:space="0" w:color="AAAAAA"/>
+              <w:right w:val="single" w:sz="1" w:space="0" w:color="AAAAAA"/>
+            </w:tcBorders>
+            <w:shd w:val="clear" w:color="auto" w:fill="F2F5FC"/>
             <w:tcMar>
               <w:top w:w="60" w:type="dxa"/>
               <w:left w:w="80" w:type="dxa"/>
@@ -3795,21 +3735,20 @@
                 <w:sz w:val="20"/>
                 <w:szCs w:val="20"/>
               </w:rPr>
-              <w:lastRenderedPageBreak/>
-              <w:t>24</w:t>
-            </w:r>
-          </w:p>
-        </w:tc>
-        <w:tc>
-          <w:tcPr>
-            <w:tcW w:w="2500" w:type="dxa"/>
-            <w:tcBorders>
-              <w:top w:val="single" w:sz="1" w:space="0" w:color="AAAAAA"/>
-              <w:left w:val="single" w:sz="1" w:space="0" w:color="AAAAAA"/>
-              <w:bottom w:val="single" w:sz="1" w:space="0" w:color="AAAAAA"/>
-              <w:right w:val="single" w:sz="1" w:space="0" w:color="AAAAAA"/>
-            </w:tcBorders>
-            <w:shd w:val="clear" w:color="auto" w:fill="FFFFFF"/>
+              <w:t>25</w:t>
+            </w:r>
+          </w:p>
+        </w:tc>
+        <w:tc>
+          <w:tcPr>
+            <w:tcW w:w="2925" w:type="dxa"/>
+            <w:tcBorders>
+              <w:top w:val="single" w:sz="1" w:space="0" w:color="AAAAAA"/>
+              <w:left w:val="single" w:sz="1" w:space="0" w:color="AAAAAA"/>
+              <w:bottom w:val="single" w:sz="1" w:space="0" w:color="AAAAAA"/>
+              <w:right w:val="single" w:sz="1" w:space="0" w:color="AAAAAA"/>
+            </w:tcBorders>
+            <w:shd w:val="clear" w:color="auto" w:fill="F2F5FC"/>
             <w:tcMar>
               <w:top w:w="60" w:type="dxa"/>
               <w:left w:w="100" w:type="dxa"/>
@@ -3823,20 +3762,20 @@
                 <w:sz w:val="18"/>
                 <w:szCs w:val="18"/>
               </w:rPr>
-              <w:t>Tomasi C., Manduchi R. Bilateral filtering for gray and color images // ICCV 1998.</w:t>
-            </w:r>
-          </w:p>
-        </w:tc>
-        <w:tc>
-          <w:tcPr>
-            <w:tcW w:w="2400" w:type="dxa"/>
-            <w:tcBorders>
-              <w:top w:val="single" w:sz="1" w:space="0" w:color="AAAAAA"/>
-              <w:left w:val="single" w:sz="1" w:space="0" w:color="AAAAAA"/>
-              <w:bottom w:val="single" w:sz="1" w:space="0" w:color="AAAAAA"/>
-              <w:right w:val="single" w:sz="1" w:space="0" w:color="AAAAAA"/>
-            </w:tcBorders>
-            <w:shd w:val="clear" w:color="auto" w:fill="FFFFFF"/>
+              <w:t>Zhang K. et al. Beyond a Gaussian denoiser: Residual learning of deep CNN for image denoising (DnCNN) // IEEE TIP. — 2017. — Vol. 26, No. 7.</w:t>
+            </w:r>
+          </w:p>
+        </w:tc>
+        <w:tc>
+          <w:tcPr>
+            <w:tcW w:w="2456" w:type="dxa"/>
+            <w:tcBorders>
+              <w:top w:val="single" w:sz="1" w:space="0" w:color="AAAAAA"/>
+              <w:left w:val="single" w:sz="1" w:space="0" w:color="AAAAAA"/>
+              <w:bottom w:val="single" w:sz="1" w:space="0" w:color="AAAAAA"/>
+              <w:right w:val="single" w:sz="1" w:space="0" w:color="AAAAAA"/>
+            </w:tcBorders>
+            <w:shd w:val="clear" w:color="auto" w:fill="F2F5FC"/>
             <w:tcMar>
               <w:top w:w="60" w:type="dxa"/>
               <w:left w:w="100" w:type="dxa"/>
@@ -3850,132 +3789,13 @@
                 <w:sz w:val="18"/>
                 <w:szCs w:val="18"/>
               </w:rPr>
-              <w:t>Нелінійний фільтр для видалення шуму із збереженням різкості країв через врахування схожості значень пікселів.</w:t>
-            </w:r>
-          </w:p>
-        </w:tc>
-        <w:tc>
-          <w:tcPr>
-            <w:tcW w:w="4237" w:type="dxa"/>
-            <w:tcBorders>
-              <w:top w:val="single" w:sz="1" w:space="0" w:color="AAAAAA"/>
-              <w:left w:val="single" w:sz="1" w:space="0" w:color="AAAAAA"/>
-              <w:bottom w:val="single" w:sz="1" w:space="0" w:color="AAAAAA"/>
-              <w:right w:val="single" w:sz="1" w:space="0" w:color="AAAAAA"/>
-            </w:tcBorders>
-            <w:shd w:val="clear" w:color="auto" w:fill="FFFFFF"/>
-            <w:tcMar>
-              <w:top w:w="60" w:type="dxa"/>
-              <w:left w:w="100" w:type="dxa"/>
-              <w:bottom w:w="60" w:type="dxa"/>
-              <w:right w:w="100" w:type="dxa"/>
-            </w:tcMar>
-          </w:tcPr>
-          <w:p>
-            <w:r>
-              <w:rPr>
-                <w:sz w:val="18"/>
-                <w:szCs w:val="18"/>
-              </w:rPr>
-              <w:t>Білатеральний фільтр ефективно видаляє шум, зберігаючи чіткі переходи інтенсивності. Параметри σs та σr дозволяють незалежно контролювати просторовий та діапазоновий ефекти фільтрації.</w:t>
-            </w:r>
-          </w:p>
-        </w:tc>
-      </w:tr>
-      <w:tr>
-        <w:tblPrEx>
-          <w:tblCellMar>
-            <w:top w:w="0" w:type="dxa"/>
-            <w:bottom w:w="0" w:type="dxa"/>
-          </w:tblCellMar>
-        </w:tblPrEx>
-        <w:tc>
-          <w:tcPr>
-            <w:tcW w:w="500" w:type="dxa"/>
-            <w:tcBorders>
-              <w:top w:val="single" w:sz="1" w:space="0" w:color="AAAAAA"/>
-              <w:left w:val="single" w:sz="1" w:space="0" w:color="AAAAAA"/>
-              <w:bottom w:val="single" w:sz="1" w:space="0" w:color="AAAAAA"/>
-              <w:right w:val="single" w:sz="1" w:space="0" w:color="AAAAAA"/>
-            </w:tcBorders>
-            <w:shd w:val="clear" w:color="auto" w:fill="F2F5FC"/>
-            <w:tcMar>
-              <w:top w:w="60" w:type="dxa"/>
-              <w:left w:w="80" w:type="dxa"/>
-              <w:bottom w:w="60" w:type="dxa"/>
-              <w:right w:w="80" w:type="dxa"/>
-            </w:tcMar>
-          </w:tcPr>
-          <w:p>
-            <w:pPr>
-              <w:jc w:val="center"/>
-            </w:pPr>
-            <w:r>
-              <w:rPr>
-                <w:sz w:val="20"/>
-                <w:szCs w:val="20"/>
-              </w:rPr>
-              <w:t>25</w:t>
-            </w:r>
-          </w:p>
-        </w:tc>
-        <w:tc>
-          <w:tcPr>
-            <w:tcW w:w="2500" w:type="dxa"/>
-            <w:tcBorders>
-              <w:top w:val="single" w:sz="1" w:space="0" w:color="AAAAAA"/>
-              <w:left w:val="single" w:sz="1" w:space="0" w:color="AAAAAA"/>
-              <w:bottom w:val="single" w:sz="1" w:space="0" w:color="AAAAAA"/>
-              <w:right w:val="single" w:sz="1" w:space="0" w:color="AAAAAA"/>
-            </w:tcBorders>
-            <w:shd w:val="clear" w:color="auto" w:fill="F2F5FC"/>
-            <w:tcMar>
-              <w:top w:w="60" w:type="dxa"/>
-              <w:left w:w="100" w:type="dxa"/>
-              <w:bottom w:w="60" w:type="dxa"/>
-              <w:right w:w="100" w:type="dxa"/>
-            </w:tcMar>
-          </w:tcPr>
-          <w:p>
-            <w:r>
-              <w:rPr>
-                <w:sz w:val="18"/>
-                <w:szCs w:val="18"/>
-              </w:rPr>
-              <w:t>Zhang K. et al. Beyond a Gaussian denoiser: Residual learning of deep CNN for image denoising (DnCNN) // IEEE TIP. — 2017. — Vol. 26, No. 7.</w:t>
-            </w:r>
-          </w:p>
-        </w:tc>
-        <w:tc>
-          <w:tcPr>
-            <w:tcW w:w="2400" w:type="dxa"/>
-            <w:tcBorders>
-              <w:top w:val="single" w:sz="1" w:space="0" w:color="AAAAAA"/>
-              <w:left w:val="single" w:sz="1" w:space="0" w:color="AAAAAA"/>
-              <w:bottom w:val="single" w:sz="1" w:space="0" w:color="AAAAAA"/>
-              <w:right w:val="single" w:sz="1" w:space="0" w:color="AAAAAA"/>
-            </w:tcBorders>
-            <w:shd w:val="clear" w:color="auto" w:fill="F2F5FC"/>
-            <w:tcMar>
-              <w:top w:w="60" w:type="dxa"/>
-              <w:left w:w="100" w:type="dxa"/>
-              <w:bottom w:w="60" w:type="dxa"/>
-              <w:right w:w="100" w:type="dxa"/>
-            </w:tcMar>
-          </w:tcPr>
-          <w:p>
-            <w:r>
-              <w:rPr>
-                <w:sz w:val="18"/>
-                <w:szCs w:val="18"/>
-              </w:rPr>
               <w:t>Глибока залишкова CNN для видалення шуму зображень з невідомим рівнем гауссівського шуму.</w:t>
             </w:r>
           </w:p>
         </w:tc>
         <w:tc>
           <w:tcPr>
-            <w:tcW w:w="4237" w:type="dxa"/>
+            <w:tcW w:w="3780" w:type="dxa"/>
             <w:tcBorders>
               <w:top w:val="single" w:sz="1" w:space="0" w:color="AAAAAA"/>
               <w:left w:val="single" w:sz="1" w:space="0" w:color="AAAAAA"/>
@@ -4246,12 +4066,6 @@
         <w:gridCol w:w="2200"/>
       </w:tblGrid>
       <w:tr>
-        <w:tblPrEx>
-          <w:tblCellMar>
-            <w:top w:w="0" w:type="dxa"/>
-            <w:bottom w:w="0" w:type="dxa"/>
-          </w:tblCellMar>
-        </w:tblPrEx>
         <w:trPr>
           <w:tblHeader/>
         </w:trPr>
@@ -4422,12 +4236,6 @@
         </w:tc>
       </w:tr>
       <w:tr>
-        <w:tblPrEx>
-          <w:tblCellMar>
-            <w:top w:w="0" w:type="dxa"/>
-            <w:bottom w:w="0" w:type="dxa"/>
-          </w:tblCellMar>
-        </w:tblPrEx>
         <w:tc>
           <w:tcPr>
             <w:tcW w:w="1800" w:type="dxa"/>
@@ -4568,12 +4376,6 @@
         </w:tc>
       </w:tr>
       <w:tr>
-        <w:tblPrEx>
-          <w:tblCellMar>
-            <w:top w:w="0" w:type="dxa"/>
-            <w:bottom w:w="0" w:type="dxa"/>
-          </w:tblCellMar>
-        </w:tblPrEx>
         <w:tc>
           <w:tcPr>
             <w:tcW w:w="1800" w:type="dxa"/>
@@ -4714,12 +4516,6 @@
         </w:tc>
       </w:tr>
       <w:tr>
-        <w:tblPrEx>
-          <w:tblCellMar>
-            <w:top w:w="0" w:type="dxa"/>
-            <w:bottom w:w="0" w:type="dxa"/>
-          </w:tblCellMar>
-        </w:tblPrEx>
         <w:tc>
           <w:tcPr>
             <w:tcW w:w="1800" w:type="dxa"/>
@@ -4860,12 +4656,6 @@
         </w:tc>
       </w:tr>
       <w:tr>
-        <w:tblPrEx>
-          <w:tblCellMar>
-            <w:top w:w="0" w:type="dxa"/>
-            <w:bottom w:w="0" w:type="dxa"/>
-          </w:tblCellMar>
-        </w:tblPrEx>
         <w:tc>
           <w:tcPr>
             <w:tcW w:w="1800" w:type="dxa"/>
@@ -5006,12 +4796,6 @@
         </w:tc>
       </w:tr>
       <w:tr>
-        <w:tblPrEx>
-          <w:tblCellMar>
-            <w:top w:w="0" w:type="dxa"/>
-            <w:bottom w:w="0" w:type="dxa"/>
-          </w:tblCellMar>
-        </w:tblPrEx>
         <w:tc>
           <w:tcPr>
             <w:tcW w:w="1800" w:type="dxa"/>
@@ -5152,12 +4936,6 @@
         </w:tc>
       </w:tr>
       <w:tr>
-        <w:tblPrEx>
-          <w:tblCellMar>
-            <w:top w:w="0" w:type="dxa"/>
-            <w:bottom w:w="0" w:type="dxa"/>
-          </w:tblCellMar>
-        </w:tblPrEx>
         <w:tc>
           <w:tcPr>
             <w:tcW w:w="1800" w:type="dxa"/>
@@ -5588,12 +5366,6 @@
         <w:gridCol w:w="692"/>
       </w:tblGrid>
       <w:tr>
-        <w:tblPrEx>
-          <w:tblCellMar>
-            <w:top w:w="0" w:type="dxa"/>
-            <w:bottom w:w="0" w:type="dxa"/>
-          </w:tblCellMar>
-        </w:tblPrEx>
         <w:trPr>
           <w:tblHeader/>
         </w:trPr>
@@ -5798,12 +5570,6 @@
         </w:tc>
       </w:tr>
       <w:tr>
-        <w:tblPrEx>
-          <w:tblCellMar>
-            <w:top w:w="0" w:type="dxa"/>
-            <w:bottom w:w="0" w:type="dxa"/>
-          </w:tblCellMar>
-        </w:tblPrEx>
         <w:tc>
           <w:tcPr>
             <w:tcW w:w="1700" w:type="dxa"/>
@@ -5971,12 +5737,6 @@
         </w:tc>
       </w:tr>
       <w:tr>
-        <w:tblPrEx>
-          <w:tblCellMar>
-            <w:top w:w="0" w:type="dxa"/>
-            <w:bottom w:w="0" w:type="dxa"/>
-          </w:tblCellMar>
-        </w:tblPrEx>
         <w:tc>
           <w:tcPr>
             <w:tcW w:w="1700" w:type="dxa"/>
@@ -6144,12 +5904,6 @@
         </w:tc>
       </w:tr>
       <w:tr>
-        <w:tblPrEx>
-          <w:tblCellMar>
-            <w:top w:w="0" w:type="dxa"/>
-            <w:bottom w:w="0" w:type="dxa"/>
-          </w:tblCellMar>
-        </w:tblPrEx>
         <w:tc>
           <w:tcPr>
             <w:tcW w:w="1700" w:type="dxa"/>
@@ -6317,12 +6071,6 @@
         </w:tc>
       </w:tr>
       <w:tr>
-        <w:tblPrEx>
-          <w:tblCellMar>
-            <w:top w:w="0" w:type="dxa"/>
-            <w:bottom w:w="0" w:type="dxa"/>
-          </w:tblCellMar>
-        </w:tblPrEx>
         <w:tc>
           <w:tcPr>
             <w:tcW w:w="1700" w:type="dxa"/>
@@ -6490,12 +6238,6 @@
         </w:tc>
       </w:tr>
       <w:tr>
-        <w:tblPrEx>
-          <w:tblCellMar>
-            <w:top w:w="0" w:type="dxa"/>
-            <w:bottom w:w="0" w:type="dxa"/>
-          </w:tblCellMar>
-        </w:tblPrEx>
         <w:tc>
           <w:tcPr>
             <w:tcW w:w="1700" w:type="dxa"/>
@@ -6771,12 +6513,6 @@
         <w:gridCol w:w="898"/>
       </w:tblGrid>
       <w:tr>
-        <w:tblPrEx>
-          <w:tblCellMar>
-            <w:top w:w="0" w:type="dxa"/>
-            <w:bottom w:w="0" w:type="dxa"/>
-          </w:tblCellMar>
-        </w:tblPrEx>
         <w:trPr>
           <w:tblHeader/>
         </w:trPr>
@@ -6947,12 +6683,6 @@
         </w:tc>
       </w:tr>
       <w:tr>
-        <w:tblPrEx>
-          <w:tblCellMar>
-            <w:top w:w="0" w:type="dxa"/>
-            <w:bottom w:w="0" w:type="dxa"/>
-          </w:tblCellMar>
-        </w:tblPrEx>
         <w:tc>
           <w:tcPr>
             <w:tcW w:w="2400" w:type="dxa"/>
@@ -7093,12 +6823,6 @@
         </w:tc>
       </w:tr>
       <w:tr>
-        <w:tblPrEx>
-          <w:tblCellMar>
-            <w:top w:w="0" w:type="dxa"/>
-            <w:bottom w:w="0" w:type="dxa"/>
-          </w:tblCellMar>
-        </w:tblPrEx>
         <w:tc>
           <w:tcPr>
             <w:tcW w:w="2400" w:type="dxa"/>
@@ -7239,12 +6963,6 @@
         </w:tc>
       </w:tr>
       <w:tr>
-        <w:tblPrEx>
-          <w:tblCellMar>
-            <w:top w:w="0" w:type="dxa"/>
-            <w:bottom w:w="0" w:type="dxa"/>
-          </w:tblCellMar>
-        </w:tblPrEx>
         <w:tc>
           <w:tcPr>
             <w:tcW w:w="2400" w:type="dxa"/>
@@ -7385,12 +7103,6 @@
         </w:tc>
       </w:tr>
       <w:tr>
-        <w:tblPrEx>
-          <w:tblCellMar>
-            <w:top w:w="0" w:type="dxa"/>
-            <w:bottom w:w="0" w:type="dxa"/>
-          </w:tblCellMar>
-        </w:tblPrEx>
         <w:tc>
           <w:tcPr>
             <w:tcW w:w="2400" w:type="dxa"/>
@@ -7531,12 +7243,6 @@
         </w:tc>
       </w:tr>
       <w:tr>
-        <w:tblPrEx>
-          <w:tblCellMar>
-            <w:top w:w="0" w:type="dxa"/>
-            <w:bottom w:w="0" w:type="dxa"/>
-          </w:tblCellMar>
-        </w:tblPrEx>
         <w:tc>
           <w:tcPr>
             <w:tcW w:w="2400" w:type="dxa"/>
@@ -7677,12 +7383,6 @@
         </w:tc>
       </w:tr>
       <w:tr>
-        <w:tblPrEx>
-          <w:tblCellMar>
-            <w:top w:w="0" w:type="dxa"/>
-            <w:bottom w:w="0" w:type="dxa"/>
-          </w:tblCellMar>
-        </w:tblPrEx>
         <w:tc>
           <w:tcPr>
             <w:tcW w:w="2400" w:type="dxa"/>
@@ -7927,12 +7627,6 @@
         <w:gridCol w:w="1200"/>
       </w:tblGrid>
       <w:tr>
-        <w:tblPrEx>
-          <w:tblCellMar>
-            <w:top w:w="0" w:type="dxa"/>
-            <w:bottom w:w="0" w:type="dxa"/>
-          </w:tblCellMar>
-        </w:tblPrEx>
         <w:trPr>
           <w:tblHeader/>
         </w:trPr>
@@ -8070,12 +7764,6 @@
         </w:tc>
       </w:tr>
       <w:tr>
-        <w:tblPrEx>
-          <w:tblCellMar>
-            <w:top w:w="0" w:type="dxa"/>
-            <w:bottom w:w="0" w:type="dxa"/>
-          </w:tblCellMar>
-        </w:tblPrEx>
         <w:tc>
           <w:tcPr>
             <w:tcW w:w="1900" w:type="dxa"/>
@@ -8189,12 +7877,6 @@
         </w:tc>
       </w:tr>
       <w:tr>
-        <w:tblPrEx>
-          <w:tblCellMar>
-            <w:top w:w="0" w:type="dxa"/>
-            <w:bottom w:w="0" w:type="dxa"/>
-          </w:tblCellMar>
-        </w:tblPrEx>
         <w:tc>
           <w:tcPr>
             <w:tcW w:w="1900" w:type="dxa"/>
@@ -8308,12 +7990,6 @@
         </w:tc>
       </w:tr>
       <w:tr>
-        <w:tblPrEx>
-          <w:tblCellMar>
-            <w:top w:w="0" w:type="dxa"/>
-            <w:bottom w:w="0" w:type="dxa"/>
-          </w:tblCellMar>
-        </w:tblPrEx>
         <w:tc>
           <w:tcPr>
             <w:tcW w:w="1900" w:type="dxa"/>
@@ -8427,12 +8103,6 @@
         </w:tc>
       </w:tr>
       <w:tr>
-        <w:tblPrEx>
-          <w:tblCellMar>
-            <w:top w:w="0" w:type="dxa"/>
-            <w:bottom w:w="0" w:type="dxa"/>
-          </w:tblCellMar>
-        </w:tblPrEx>
         <w:tc>
           <w:tcPr>
             <w:tcW w:w="1900" w:type="dxa"/>
@@ -8546,12 +8216,6 @@
         </w:tc>
       </w:tr>
       <w:tr>
-        <w:tblPrEx>
-          <w:tblCellMar>
-            <w:top w:w="0" w:type="dxa"/>
-            <w:bottom w:w="0" w:type="dxa"/>
-          </w:tblCellMar>
-        </w:tblPrEx>
         <w:tc>
           <w:tcPr>
             <w:tcW w:w="1900" w:type="dxa"/>
@@ -8665,12 +8329,6 @@
         </w:tc>
       </w:tr>
       <w:tr>
-        <w:tblPrEx>
-          <w:tblCellMar>
-            <w:top w:w="0" w:type="dxa"/>
-            <w:bottom w:w="0" w:type="dxa"/>
-          </w:tblCellMar>
-        </w:tblPrEx>
         <w:tc>
           <w:tcPr>
             <w:tcW w:w="1900" w:type="dxa"/>
@@ -8784,12 +8442,6 @@
         </w:tc>
       </w:tr>
       <w:tr>
-        <w:tblPrEx>
-          <w:tblCellMar>
-            <w:top w:w="0" w:type="dxa"/>
-            <w:bottom w:w="0" w:type="dxa"/>
-          </w:tblCellMar>
-        </w:tblPrEx>
         <w:tc>
           <w:tcPr>
             <w:tcW w:w="1900" w:type="dxa"/>
@@ -9232,89 +8884,180 @@
     </w:p>
     <w:p>
       <w:pPr>
+        <w:pStyle w:val="font-claude-response-body"/>
         <w:spacing w:line="360" w:lineRule="auto"/>
         <w:ind w:firstLine="720"/>
         <w:jc w:val="both"/>
-      </w:pPr>
-      <w:r>
-        <w:t>На підставі проведеного аналізу визначено такі перспективні напрямки:</w:t>
-      </w:r>
-    </w:p>
-    <w:p>
-      <w:pPr>
-        <w:pStyle w:val="ListParagraph"/>
-        <w:numPr>
-          <w:ilvl w:val="0"/>
-          <w:numId w:val="3"/>
-        </w:numPr>
+        <w:rPr>
+          <w:sz w:val="28"/>
+          <w:szCs w:val="28"/>
+        </w:rPr>
+      </w:pPr>
+      <w:r>
+        <w:rPr>
+          <w:sz w:val="28"/>
+          <w:szCs w:val="28"/>
+        </w:rPr>
+        <w:t>На підставі проведеного аналітичного огляду визначено напрямок власного дослідження для наступного етапу практики.</w:t>
+      </w:r>
+    </w:p>
+    <w:p>
+      <w:pPr>
+        <w:pStyle w:val="font-claude-response-body"/>
+        <w:spacing w:line="360" w:lineRule="auto"/>
+        <w:ind w:firstLine="720"/>
         <w:jc w:val="both"/>
-      </w:pPr>
-      <w:r>
-        <w:t>Розробка гібридного пайплайну, що поєднує морфологічні методи з Foundation Models (SAM 2 [23], Grounding DINO [21]) для детекції пішоходів в умовах оклюзій та нічної зйомки в системах ADAS.</w:t>
-      </w:r>
-    </w:p>
-    <w:p>
-      <w:pPr>
-        <w:pStyle w:val="ListParagraph"/>
-        <w:numPr>
-          <w:ilvl w:val="0"/>
-          <w:numId w:val="3"/>
-        </w:numPr>
+        <w:rPr>
+          <w:sz w:val="28"/>
+          <w:szCs w:val="28"/>
+        </w:rPr>
+      </w:pPr>
+      <w:r>
+        <w:rPr>
+          <w:sz w:val="28"/>
+          <w:szCs w:val="28"/>
+        </w:rPr>
+        <w:t>Планується розробка та порівняльне дослідження системи детекції пішоходів на основі методів глибокого навчання. Дослідження охоплюватиме дв</w:t>
+      </w:r>
+      <w:r>
+        <w:rPr>
+          <w:sz w:val="28"/>
+          <w:szCs w:val="28"/>
+          <w:lang w:val="uk-UA"/>
+        </w:rPr>
+        <w:t>і</w:t>
+      </w:r>
+      <w:r>
+        <w:rPr>
+          <w:sz w:val="28"/>
+          <w:szCs w:val="28"/>
+        </w:rPr>
+        <w:t xml:space="preserve"> взаємопов'язані </w:t>
+      </w:r>
+      <w:r>
+        <w:rPr>
+          <w:sz w:val="28"/>
+          <w:szCs w:val="28"/>
+          <w:lang w:val="uk-UA"/>
+        </w:rPr>
+        <w:t>частин</w:t>
+      </w:r>
+      <w:r>
+        <w:rPr>
+          <w:sz w:val="28"/>
+          <w:szCs w:val="28"/>
+          <w:lang w:val="uk-UA"/>
+        </w:rPr>
+        <w:t>и</w:t>
+      </w:r>
+      <w:r>
+        <w:rPr>
+          <w:sz w:val="28"/>
+          <w:szCs w:val="28"/>
+        </w:rPr>
+        <w:t>:</w:t>
+      </w:r>
+    </w:p>
+    <w:p>
+      <w:pPr>
+        <w:pStyle w:val="font-claude-response-body"/>
+        <w:spacing w:line="360" w:lineRule="auto"/>
+        <w:ind w:firstLine="720"/>
         <w:jc w:val="both"/>
-      </w:pPr>
-      <w:r>
-        <w:t>Дослідження ефективних архітектур для Edge AI: quantization-aware training (INT4/INT8) та knowledge distillation для YOLOv8 [7] на вбудованих платформах (NVIDIA Jetson Orin, Raspberry Pi 5) з латентністю менше 30 мс.</w:t>
-      </w:r>
-    </w:p>
-    <w:p>
-      <w:pPr>
-        <w:pStyle w:val="ListParagraph"/>
-        <w:numPr>
-          <w:ilvl w:val="0"/>
-          <w:numId w:val="3"/>
-        </w:numPr>
+        <w:rPr>
+          <w:sz w:val="28"/>
+          <w:szCs w:val="28"/>
+        </w:rPr>
+      </w:pPr>
+      <w:r>
+        <w:rPr>
+          <w:rStyle w:val="Strong"/>
+          <w:sz w:val="28"/>
+          <w:szCs w:val="28"/>
+        </w:rPr>
+        <w:t>Практичн</w:t>
+      </w:r>
+      <w:r>
+        <w:rPr>
+          <w:rStyle w:val="Strong"/>
+          <w:sz w:val="28"/>
+          <w:szCs w:val="28"/>
+          <w:lang w:val="uk-UA"/>
+        </w:rPr>
+        <w:t>а частина</w:t>
+      </w:r>
+      <w:r>
+        <w:rPr>
+          <w:sz w:val="28"/>
+          <w:szCs w:val="28"/>
+        </w:rPr>
+        <w:t xml:space="preserve"> передбачає реалізацію пайплайну детекції пішоходів з використанням сучасних архітектур — YOLOv8 [7] та RT-DETR [20]. Система включатиме модуль попередньої обробки зображень (нормалізація, CLAHE, аугментація), інференс моделі та post-processing результатів (NMS, морфологічне очищення масок). Реалізація виконуватиметься на датасетах CityPersons та CrowdHuman з акцентом на сценарії з оклюзіями.</w:t>
+      </w:r>
+    </w:p>
+    <w:p>
+      <w:pPr>
+        <w:pStyle w:val="font-claude-response-body"/>
+        <w:spacing w:line="360" w:lineRule="auto"/>
+        <w:ind w:firstLine="720"/>
         <w:jc w:val="both"/>
-      </w:pPr>
-      <w:r>
-        <w:t>Застосування генеративних моделей (Stable Diffusion, CARLA) для синтезу тренувальних даних в рідкісних та небезпечних сценаріях детекції пішоходів.</w:t>
-      </w:r>
-    </w:p>
-    <w:p>
-      <w:pPr>
-        <w:pStyle w:val="ListParagraph"/>
-        <w:numPr>
-          <w:ilvl w:val="0"/>
-          <w:numId w:val="3"/>
-        </w:numPr>
-        <w:jc w:val="both"/>
-      </w:pPr>
-      <w:r>
-        <w:t>Дослідження методів Explainable AI (Grad-CAM, SHAP, attention visualization [10]) для інтерпретації рішень детекторів у критичних застосуваннях медицини та автономного водіння.</w:t>
-      </w:r>
-    </w:p>
-    <w:p>
-      <w:pPr>
-        <w:pStyle w:val="ListParagraph"/>
-        <w:numPr>
-          <w:ilvl w:val="0"/>
-          <w:numId w:val="3"/>
-        </w:numPr>
-        <w:jc w:val="both"/>
-      </w:pPr>
-      <w:r>
-        <w:t>Дослідження мультимодальних підходів (RGB + LiDAR + thermal fusion) для надійної детекції пішоходів у несприятливих умовах (туман, дощ, ніч), що є невирішеною проблемою сучасних ADAS.</w:t>
-      </w:r>
-    </w:p>
-    <w:p>
-      <w:pPr>
-        <w:spacing w:before="80" w:after="80"/>
-      </w:pPr>
+        <w:rPr>
+          <w:sz w:val="28"/>
+          <w:szCs w:val="28"/>
+        </w:rPr>
+      </w:pPr>
+      <w:r>
+        <w:rPr>
+          <w:rStyle w:val="Strong"/>
+          <w:sz w:val="28"/>
+          <w:szCs w:val="28"/>
+        </w:rPr>
+        <w:t>Дослідницьк</w:t>
+      </w:r>
+      <w:r>
+        <w:rPr>
+          <w:rStyle w:val="Strong"/>
+          <w:sz w:val="28"/>
+          <w:szCs w:val="28"/>
+          <w:lang w:val="uk-UA"/>
+        </w:rPr>
+        <w:t>а</w:t>
+      </w:r>
+      <w:r>
+        <w:rPr>
+          <w:rStyle w:val="Strong"/>
+          <w:sz w:val="28"/>
+          <w:szCs w:val="28"/>
+        </w:rPr>
+        <w:t xml:space="preserve"> </w:t>
+      </w:r>
+      <w:r>
+        <w:rPr>
+          <w:rStyle w:val="Strong"/>
+          <w:sz w:val="28"/>
+          <w:szCs w:val="28"/>
+          <w:lang w:val="uk-UA"/>
+        </w:rPr>
+        <w:t xml:space="preserve">частина </w:t>
+      </w:r>
+      <w:r>
+        <w:rPr>
+          <w:sz w:val="28"/>
+          <w:szCs w:val="28"/>
+        </w:rPr>
+        <w:t>передбачає систематичне порівняння обраних архітектур за метриками mAP@[0.5:0.95], Log Average Miss Rate (MR) та часом інференсу. Окремо буде досліджено вплив різних стратегій препроцесингу на якість детекції, зокрема порівняння з CLAHE та без, з аугментацією оклюзій та без.</w:t>
+      </w:r>
+    </w:p>
+    <w:p>
+      <w:r>
+        <w:br w:type="page"/>
+      </w:r>
     </w:p>
     <w:p>
       <w:pPr>
         <w:pStyle w:val="Heading1"/>
       </w:pPr>
       <w:r>
+        <w:lastRenderedPageBreak/>
         <w:t>СПИСОК ВИКОРИСТАНИХ ДЖЕРЕЛ</w:t>
       </w:r>
     </w:p>
@@ -9325,7 +9068,6 @@
         <w:jc w:val="both"/>
       </w:pPr>
       <w:r>
-        <w:lastRenderedPageBreak/>
         <w:t>1. LeCun Y., Bottou L., Bengio Y., Haffner P. Gradient-based learning applied to document recognition // Proceedings of the IEEE. — 1998. — Vol. 86, No. 11. — P. 2278–2324.</w:t>
       </w:r>
     </w:p>
@@ -9476,6 +9218,7 @@
         <w:jc w:val="both"/>
       </w:pPr>
       <w:r>
+        <w:lastRenderedPageBreak/>
         <w:t>16. Tan M., Le Q. EfficientNet: Rethinking model scaling for convolutional neural networks // ICML 2019.</w:t>
       </w:r>
     </w:p>
@@ -9486,7 +9229,6 @@
         <w:jc w:val="both"/>
       </w:pPr>
       <w:r>
-        <w:lastRenderedPageBreak/>
         <w:t>17. Radford A. et al. Learning transferable visual models from natural language supervision (CLIP) // ICML 2021.</w:t>
       </w:r>
     </w:p>
@@ -10601,6 +10343,29 @@
       <w:szCs w:val="20"/>
     </w:rPr>
   </w:style>
+  <w:style w:type="paragraph" w:customStyle="1" w:styleId="font-claude-response-body">
+    <w:name w:val="font-claude-response-body"/>
+    <w:basedOn w:val="Normal"/>
+    <w:rsid w:val="00891765"/>
+    <w:pPr>
+      <w:spacing w:before="100" w:beforeAutospacing="1" w:after="100" w:afterAutospacing="1"/>
+    </w:pPr>
+    <w:rPr>
+      <w:sz w:val="24"/>
+      <w:szCs w:val="24"/>
+    </w:rPr>
+  </w:style>
+  <w:style w:type="character" w:styleId="Strong">
+    <w:name w:val="Strong"/>
+    <w:basedOn w:val="DefaultParagraphFont"/>
+    <w:uiPriority w:val="22"/>
+    <w:qFormat/>
+    <w:rsid w:val="00891765"/>
+    <w:rPr>
+      <w:b/>
+      <w:bCs/>
+    </w:rPr>
+  </w:style>
 </w:styles>
 </file>
 
